--- a/06 สารบัญภาพ.docx
+++ b/06 สารบัญภาพ.docx
@@ -637,23 +637,13 @@
                 <w:cs/>
               </w:rPr>
             </w:pPr>
-            <w:proofErr w:type="spellStart"/>
-            <w:r>
-              <w:rPr>
-                <w:rFonts w:ascii="TH SarabunPSK" w:eastAsia="Calibri" w:hAnsi="TH SarabunPSK" w:cs="TH SarabunPSK"/>
-                <w:sz w:val="32"/>
-                <w:szCs w:val="32"/>
-              </w:rPr>
-              <w:t>Supabase</w:t>
-            </w:r>
-            <w:proofErr w:type="spellEnd"/>
-            <w:r>
-              <w:rPr>
-                <w:rFonts w:ascii="TH SarabunPSK" w:eastAsia="Calibri" w:hAnsi="TH SarabunPSK" w:cs="TH SarabunPSK"/>
-                <w:sz w:val="32"/>
-                <w:szCs w:val="32"/>
-              </w:rPr>
-              <w:t xml:space="preserve"> Logo</w:t>
+            <w:r>
+              <w:rPr>
+                <w:rFonts w:ascii="TH SarabunPSK" w:eastAsia="Calibri" w:hAnsi="TH SarabunPSK" w:cs="TH SarabunPSK"/>
+                <w:sz w:val="32"/>
+                <w:szCs w:val="32"/>
+              </w:rPr>
+              <w:t>Supabase Logo</w:t>
             </w:r>
           </w:p>
         </w:tc>
@@ -820,23 +810,13 @@
                 <w:cs/>
               </w:rPr>
             </w:pPr>
-            <w:proofErr w:type="spellStart"/>
-            <w:r>
-              <w:rPr>
-                <w:rFonts w:ascii="TH SarabunPSK" w:eastAsia="Calibri" w:hAnsi="TH SarabunPSK" w:cs="TH SarabunPSK"/>
-                <w:sz w:val="32"/>
-                <w:szCs w:val="32"/>
-              </w:rPr>
-              <w:t>Vercel</w:t>
-            </w:r>
-            <w:proofErr w:type="spellEnd"/>
-            <w:r>
-              <w:rPr>
-                <w:rFonts w:ascii="TH SarabunPSK" w:eastAsia="Calibri" w:hAnsi="TH SarabunPSK" w:cs="TH SarabunPSK"/>
-                <w:sz w:val="32"/>
-                <w:szCs w:val="32"/>
-              </w:rPr>
-              <w:t xml:space="preserve"> logo</w:t>
+            <w:r>
+              <w:rPr>
+                <w:rFonts w:ascii="TH SarabunPSK" w:eastAsia="Calibri" w:hAnsi="TH SarabunPSK" w:cs="TH SarabunPSK"/>
+                <w:sz w:val="32"/>
+                <w:szCs w:val="32"/>
+              </w:rPr>
+              <w:t>Vercel logo</w:t>
             </w:r>
           </w:p>
         </w:tc>
@@ -912,23 +892,13 @@
                 <w:cs/>
               </w:rPr>
             </w:pPr>
-            <w:proofErr w:type="spellStart"/>
-            <w:r>
-              <w:rPr>
-                <w:rFonts w:ascii="TH SarabunPSK" w:eastAsia="Calibri" w:hAnsi="TH SarabunPSK" w:cs="TH SarabunPSK"/>
-                <w:sz w:val="32"/>
-                <w:szCs w:val="32"/>
-              </w:rPr>
-              <w:t>Shadcn</w:t>
-            </w:r>
-            <w:proofErr w:type="spellEnd"/>
-            <w:r>
-              <w:rPr>
-                <w:rFonts w:ascii="TH SarabunPSK" w:eastAsia="Calibri" w:hAnsi="TH SarabunPSK" w:cs="TH SarabunPSK"/>
-                <w:sz w:val="32"/>
-                <w:szCs w:val="32"/>
-              </w:rPr>
-              <w:t xml:space="preserve"> Logo</w:t>
+            <w:r>
+              <w:rPr>
+                <w:rFonts w:ascii="TH SarabunPSK" w:eastAsia="Calibri" w:hAnsi="TH SarabunPSK" w:cs="TH SarabunPSK"/>
+                <w:sz w:val="32"/>
+                <w:szCs w:val="32"/>
+              </w:rPr>
+              <w:t>Shadcn Logo</w:t>
             </w:r>
           </w:p>
         </w:tc>
@@ -1668,27 +1638,7 @@
                 <w:szCs w:val="32"/>
                 <w:cs/>
               </w:rPr>
-              <w:t>สถาปัตยกรรมโมเดลแบบทราน</w:t>
-            </w:r>
-            <w:proofErr w:type="spellStart"/>
-            <w:r>
-              <w:rPr>
-                <w:rFonts w:ascii="TH SarabunPSK" w:eastAsia="Calibri" w:hAnsi="TH SarabunPSK" w:cs="TH SarabunPSK"/>
-                <w:sz w:val="32"/>
-                <w:szCs w:val="32"/>
-                <w:cs/>
-              </w:rPr>
-              <w:t>ส์</w:t>
-            </w:r>
-            <w:proofErr w:type="spellEnd"/>
-            <w:r>
-              <w:rPr>
-                <w:rFonts w:ascii="TH SarabunPSK" w:eastAsia="Calibri" w:hAnsi="TH SarabunPSK" w:cs="TH SarabunPSK"/>
-                <w:sz w:val="32"/>
-                <w:szCs w:val="32"/>
-                <w:cs/>
-              </w:rPr>
-              <w:t>ฟอร์เมอร์</w:t>
+              <w:t>สถาปัตยกรรมโมเดลแบบทรานส์ฟอร์เมอร์</w:t>
             </w:r>
           </w:p>
         </w:tc>
@@ -2072,7 +2022,15 @@
                 <w:sz w:val="32"/>
                 <w:szCs w:val="32"/>
               </w:rPr>
-              <w:t>45</w:t>
+              <w:t>4</w:t>
+            </w:r>
+            <w:r>
+              <w:rPr>
+                <w:rFonts w:ascii="TH SarabunPSK" w:eastAsia="Calibri" w:hAnsi="TH SarabunPSK" w:cs="TH SarabunPSK"/>
+                <w:sz w:val="32"/>
+                <w:szCs w:val="32"/>
+              </w:rPr>
+              <w:t>4</w:t>
             </w:r>
           </w:p>
         </w:tc>
@@ -2154,7 +2112,15 @@
                 <w:sz w:val="32"/>
                 <w:szCs w:val="32"/>
               </w:rPr>
-              <w:t>48</w:t>
+              <w:t>4</w:t>
+            </w:r>
+            <w:r>
+              <w:rPr>
+                <w:rFonts w:ascii="TH SarabunPSK" w:eastAsia="Calibri" w:hAnsi="TH SarabunPSK" w:cs="TH SarabunPSK"/>
+                <w:sz w:val="32"/>
+                <w:szCs w:val="32"/>
+              </w:rPr>
+              <w:t>7</w:t>
             </w:r>
           </w:p>
         </w:tc>
@@ -2262,7 +2228,7 @@
                 <w:sz w:val="32"/>
                 <w:szCs w:val="32"/>
               </w:rPr>
-              <w:t>50</w:t>
+              <w:t>48</w:t>
             </w:r>
           </w:p>
         </w:tc>
@@ -2379,7 +2345,7 @@
                 <w:sz w:val="32"/>
                 <w:szCs w:val="32"/>
               </w:rPr>
-              <w:t>51</w:t>
+              <w:t>49</w:t>
             </w:r>
           </w:p>
         </w:tc>
@@ -2496,7 +2462,7 @@
                 <w:sz w:val="32"/>
                 <w:szCs w:val="32"/>
               </w:rPr>
-              <w:t>52</w:t>
+              <w:t>50</w:t>
             </w:r>
           </w:p>
         </w:tc>
@@ -2634,7 +2600,15 @@
                 <w:sz w:val="32"/>
                 <w:szCs w:val="32"/>
               </w:rPr>
-              <w:t>53</w:t>
+              <w:t>5</w:t>
+            </w:r>
+            <w:r>
+              <w:rPr>
+                <w:rFonts w:ascii="TH SarabunPSK" w:eastAsia="Calibri" w:hAnsi="TH SarabunPSK" w:cs="TH SarabunPSK"/>
+                <w:sz w:val="32"/>
+                <w:szCs w:val="32"/>
+              </w:rPr>
+              <w:t>1</w:t>
             </w:r>
           </w:p>
         </w:tc>
@@ -2751,7 +2725,15 @@
                 <w:sz w:val="32"/>
                 <w:szCs w:val="32"/>
               </w:rPr>
-              <w:t>54</w:t>
+              <w:t>5</w:t>
+            </w:r>
+            <w:r>
+              <w:rPr>
+                <w:rFonts w:ascii="TH SarabunPSK" w:eastAsia="Calibri" w:hAnsi="TH SarabunPSK" w:cs="TH SarabunPSK"/>
+                <w:sz w:val="32"/>
+                <w:szCs w:val="32"/>
+              </w:rPr>
+              <w:t>2</w:t>
             </w:r>
           </w:p>
         </w:tc>
@@ -3055,7 +3037,15 @@
                 <w:sz w:val="32"/>
                 <w:szCs w:val="32"/>
               </w:rPr>
-              <w:t>55</w:t>
+              <w:t>5</w:t>
+            </w:r>
+            <w:r>
+              <w:rPr>
+                <w:rFonts w:ascii="TH SarabunPSK" w:eastAsia="Calibri" w:hAnsi="TH SarabunPSK" w:cs="TH SarabunPSK"/>
+                <w:sz w:val="32"/>
+                <w:szCs w:val="32"/>
+              </w:rPr>
+              <w:t>3</w:t>
             </w:r>
           </w:p>
         </w:tc>
@@ -3165,7 +3155,15 @@
                 <w:sz w:val="32"/>
                 <w:szCs w:val="32"/>
               </w:rPr>
-              <w:t>56</w:t>
+              <w:t>5</w:t>
+            </w:r>
+            <w:r>
+              <w:rPr>
+                <w:rFonts w:ascii="TH SarabunPSK" w:eastAsia="Calibri" w:hAnsi="TH SarabunPSK" w:cs="TH SarabunPSK"/>
+                <w:sz w:val="32"/>
+                <w:szCs w:val="32"/>
+              </w:rPr>
+              <w:t>3</w:t>
             </w:r>
           </w:p>
         </w:tc>
@@ -3273,7 +3271,15 @@
                 <w:sz w:val="32"/>
                 <w:szCs w:val="32"/>
               </w:rPr>
-              <w:t>56</w:t>
+              <w:t>5</w:t>
+            </w:r>
+            <w:r>
+              <w:rPr>
+                <w:rFonts w:ascii="TH SarabunPSK" w:eastAsia="Calibri" w:hAnsi="TH SarabunPSK" w:cs="TH SarabunPSK"/>
+                <w:sz w:val="32"/>
+                <w:szCs w:val="32"/>
+              </w:rPr>
+              <w:t>4</w:t>
             </w:r>
           </w:p>
         </w:tc>
@@ -3381,7 +3387,15 @@
                 <w:sz w:val="32"/>
                 <w:szCs w:val="32"/>
               </w:rPr>
-              <w:t>57</w:t>
+              <w:t>5</w:t>
+            </w:r>
+            <w:r>
+              <w:rPr>
+                <w:rFonts w:ascii="TH SarabunPSK" w:eastAsia="Calibri" w:hAnsi="TH SarabunPSK" w:cs="TH SarabunPSK"/>
+                <w:sz w:val="32"/>
+                <w:szCs w:val="32"/>
+              </w:rPr>
+              <w:t>4</w:t>
             </w:r>
           </w:p>
         </w:tc>
@@ -3489,7 +3503,15 @@
                 <w:sz w:val="32"/>
                 <w:szCs w:val="32"/>
               </w:rPr>
-              <w:t>58</w:t>
+              <w:t>5</w:t>
+            </w:r>
+            <w:r>
+              <w:rPr>
+                <w:rFonts w:ascii="TH SarabunPSK" w:eastAsia="Calibri" w:hAnsi="TH SarabunPSK" w:cs="TH SarabunPSK"/>
+                <w:sz w:val="32"/>
+                <w:szCs w:val="32"/>
+              </w:rPr>
+              <w:t>5</w:t>
             </w:r>
           </w:p>
         </w:tc>
@@ -3597,7 +3619,15 @@
                 <w:sz w:val="32"/>
                 <w:szCs w:val="32"/>
               </w:rPr>
-              <w:t>59</w:t>
+              <w:t>5</w:t>
+            </w:r>
+            <w:r>
+              <w:rPr>
+                <w:rFonts w:ascii="TH SarabunPSK" w:eastAsia="Calibri" w:hAnsi="TH SarabunPSK" w:cs="TH SarabunPSK"/>
+                <w:sz w:val="32"/>
+                <w:szCs w:val="32"/>
+              </w:rPr>
+              <w:t>5</w:t>
             </w:r>
           </w:p>
         </w:tc>
@@ -3705,7 +3735,7 @@
                 <w:sz w:val="32"/>
                 <w:szCs w:val="32"/>
               </w:rPr>
-              <w:t>60</w:t>
+              <w:t>55</w:t>
             </w:r>
           </w:p>
         </w:tc>
@@ -3813,7 +3843,7 @@
                 <w:sz w:val="32"/>
                 <w:szCs w:val="32"/>
               </w:rPr>
-              <w:t>60</w:t>
+              <w:t>56</w:t>
             </w:r>
           </w:p>
         </w:tc>
@@ -3921,7 +3951,7 @@
                 <w:sz w:val="32"/>
                 <w:szCs w:val="32"/>
               </w:rPr>
-              <w:t>61</w:t>
+              <w:t>56</w:t>
             </w:r>
           </w:p>
         </w:tc>
@@ -4029,7 +4059,7 @@
                 <w:sz w:val="32"/>
                 <w:szCs w:val="32"/>
               </w:rPr>
-              <w:t>61</w:t>
+              <w:t>57</w:t>
             </w:r>
           </w:p>
         </w:tc>
@@ -4137,7 +4167,7 @@
                 <w:sz w:val="32"/>
                 <w:szCs w:val="32"/>
               </w:rPr>
-              <w:t>62</w:t>
+              <w:t>58</w:t>
             </w:r>
           </w:p>
         </w:tc>
@@ -4245,7 +4275,7 @@
                 <w:sz w:val="32"/>
                 <w:szCs w:val="32"/>
               </w:rPr>
-              <w:t>63</w:t>
+              <w:t>58</w:t>
             </w:r>
           </w:p>
         </w:tc>
@@ -4353,7 +4383,7 @@
                 <w:sz w:val="32"/>
                 <w:szCs w:val="32"/>
               </w:rPr>
-              <w:t>64</w:t>
+              <w:t>59</w:t>
             </w:r>
           </w:p>
         </w:tc>
@@ -4461,7 +4491,7 @@
                 <w:sz w:val="32"/>
                 <w:szCs w:val="32"/>
               </w:rPr>
-              <w:t>65</w:t>
+              <w:t>59</w:t>
             </w:r>
           </w:p>
         </w:tc>
@@ -4598,7 +4628,15 @@
                 <w:sz w:val="32"/>
                 <w:szCs w:val="32"/>
               </w:rPr>
-              <w:t>66</w:t>
+              <w:t>6</w:t>
+            </w:r>
+            <w:r>
+              <w:rPr>
+                <w:rFonts w:ascii="TH SarabunPSK" w:eastAsia="Calibri" w:hAnsi="TH SarabunPSK" w:cs="TH SarabunPSK"/>
+                <w:sz w:val="32"/>
+                <w:szCs w:val="32"/>
+              </w:rPr>
+              <w:t>0</w:t>
             </w:r>
           </w:p>
         </w:tc>
@@ -4732,7 +4770,15 @@
                 <w:sz w:val="32"/>
                 <w:szCs w:val="32"/>
               </w:rPr>
-              <w:t>66</w:t>
+              <w:t>6</w:t>
+            </w:r>
+            <w:r>
+              <w:rPr>
+                <w:rFonts w:ascii="TH SarabunPSK" w:eastAsia="Calibri" w:hAnsi="TH SarabunPSK" w:cs="TH SarabunPSK"/>
+                <w:sz w:val="32"/>
+                <w:szCs w:val="32"/>
+              </w:rPr>
+              <w:t>0</w:t>
             </w:r>
           </w:p>
         </w:tc>
@@ -4873,7 +4919,15 @@
                 <w:sz w:val="32"/>
                 <w:szCs w:val="32"/>
               </w:rPr>
-              <w:t>67</w:t>
+              <w:t>6</w:t>
+            </w:r>
+            <w:r>
+              <w:rPr>
+                <w:rFonts w:ascii="TH SarabunPSK" w:eastAsia="Calibri" w:hAnsi="TH SarabunPSK" w:cs="TH SarabunPSK"/>
+                <w:sz w:val="32"/>
+                <w:szCs w:val="32"/>
+              </w:rPr>
+              <w:t>1</w:t>
             </w:r>
           </w:p>
         </w:tc>
@@ -5017,7 +5071,15 @@
                 <w:szCs w:val="32"/>
                 <w:cs/>
               </w:rPr>
-              <w:t>68</w:t>
+              <w:t>6</w:t>
+            </w:r>
+            <w:r>
+              <w:rPr>
+                <w:rFonts w:ascii="TH SarabunPSK" w:eastAsia="Calibri" w:hAnsi="TH SarabunPSK" w:cs="TH SarabunPSK"/>
+                <w:sz w:val="32"/>
+                <w:szCs w:val="32"/>
+              </w:rPr>
+              <w:t>2</w:t>
             </w:r>
           </w:p>
         </w:tc>
@@ -5169,7 +5231,15 @@
                 <w:szCs w:val="32"/>
                 <w:cs/>
               </w:rPr>
-              <w:t>69</w:t>
+              <w:t>6</w:t>
+            </w:r>
+            <w:r>
+              <w:rPr>
+                <w:rFonts w:ascii="TH SarabunPSK" w:eastAsia="Calibri" w:hAnsi="TH SarabunPSK" w:cs="TH SarabunPSK"/>
+                <w:sz w:val="32"/>
+                <w:szCs w:val="32"/>
+              </w:rPr>
+              <w:t>3</w:t>
             </w:r>
           </w:p>
         </w:tc>
@@ -5480,12 +5550,11 @@
             </w:pPr>
             <w:r>
               <w:rPr>
-                <w:rFonts w:ascii="TH SarabunPSK" w:eastAsia="Calibri" w:hAnsi="TH SarabunPSK" w:cs="TH SarabunPSK" w:hint="cs"/>
-                <w:sz w:val="32"/>
-                <w:szCs w:val="32"/>
-                <w:cs/>
-              </w:rPr>
-              <w:t>70</w:t>
+                <w:rFonts w:ascii="TH SarabunPSK" w:eastAsia="Calibri" w:hAnsi="TH SarabunPSK" w:cs="TH SarabunPSK"/>
+                <w:sz w:val="32"/>
+                <w:szCs w:val="32"/>
+              </w:rPr>
+              <w:t>64</w:t>
             </w:r>
           </w:p>
         </w:tc>
@@ -5591,12 +5660,11 @@
             </w:pPr>
             <w:r>
               <w:rPr>
-                <w:rFonts w:ascii="TH SarabunPSK" w:eastAsia="Calibri" w:hAnsi="TH SarabunPSK" w:cs="TH SarabunPSK" w:hint="cs"/>
-                <w:sz w:val="32"/>
-                <w:szCs w:val="32"/>
-                <w:cs/>
-              </w:rPr>
-              <w:t>71</w:t>
+                <w:rFonts w:ascii="TH SarabunPSK" w:eastAsia="Calibri" w:hAnsi="TH SarabunPSK" w:cs="TH SarabunPSK"/>
+                <w:sz w:val="32"/>
+                <w:szCs w:val="32"/>
+              </w:rPr>
+              <w:t>65</w:t>
             </w:r>
           </w:p>
         </w:tc>
@@ -5701,12 +5769,11 @@
             </w:pPr>
             <w:r>
               <w:rPr>
-                <w:rFonts w:ascii="TH SarabunPSK" w:eastAsia="Calibri" w:hAnsi="TH SarabunPSK" w:cs="TH SarabunPSK" w:hint="cs"/>
-                <w:sz w:val="32"/>
-                <w:szCs w:val="32"/>
-                <w:cs/>
-              </w:rPr>
-              <w:t>72</w:t>
+                <w:rFonts w:ascii="TH SarabunPSK" w:eastAsia="Calibri" w:hAnsi="TH SarabunPSK" w:cs="TH SarabunPSK"/>
+                <w:sz w:val="32"/>
+                <w:szCs w:val="32"/>
+              </w:rPr>
+              <w:t>66</w:t>
             </w:r>
           </w:p>
         </w:tc>
@@ -5762,35 +5829,16 @@
                 <w:sz w:val="32"/>
                 <w:szCs w:val="32"/>
               </w:rPr>
-              <w:t xml:space="preserve">Data Flow </w:t>
-            </w:r>
-            <w:proofErr w:type="gramStart"/>
-            <w:r>
-              <w:rPr>
-                <w:rFonts w:ascii="TH SarabunPSK" w:eastAsia="Calibri" w:hAnsi="TH SarabunPSK" w:cs="TH SarabunPSK"/>
-                <w:sz w:val="32"/>
-                <w:szCs w:val="32"/>
-              </w:rPr>
-              <w:t xml:space="preserve">Diagram  </w:t>
-            </w:r>
-            <w:r>
-              <w:rPr>
-                <w:rFonts w:ascii="TH SarabunPSK" w:eastAsia="Calibri" w:hAnsi="TH SarabunPSK" w:cs="TH SarabunPSK"/>
-                <w:sz w:val="32"/>
-                <w:szCs w:val="32"/>
-                <w:cs/>
-              </w:rPr>
-              <w:t>ระบบจัดการการประชุมและแจ้งเตือน</w:t>
-            </w:r>
-            <w:proofErr w:type="gramEnd"/>
-            <w:r>
-              <w:rPr>
-                <w:rFonts w:ascii="TH SarabunPSK" w:eastAsia="Calibri" w:hAnsi="TH SarabunPSK" w:cs="TH SarabunPSK"/>
-                <w:sz w:val="32"/>
-                <w:szCs w:val="32"/>
-                <w:cs/>
-              </w:rPr>
-              <w:t xml:space="preserve"> </w:t>
+              <w:t xml:space="preserve">Data Flow Diagram  </w:t>
+            </w:r>
+            <w:r>
+              <w:rPr>
+                <w:rFonts w:ascii="TH SarabunPSK" w:eastAsia="Calibri" w:hAnsi="TH SarabunPSK" w:cs="TH SarabunPSK"/>
+                <w:sz w:val="32"/>
+                <w:szCs w:val="32"/>
+                <w:cs/>
+              </w:rPr>
+              <w:t xml:space="preserve">ระบบจัดการการประชุมและแจ้งเตือน </w:t>
             </w:r>
             <w:r>
               <w:rPr>
@@ -5830,12 +5878,11 @@
             </w:pPr>
             <w:r>
               <w:rPr>
-                <w:rFonts w:ascii="TH SarabunPSK" w:eastAsia="Calibri" w:hAnsi="TH SarabunPSK" w:cs="TH SarabunPSK" w:hint="cs"/>
-                <w:sz w:val="32"/>
-                <w:szCs w:val="32"/>
-                <w:cs/>
-              </w:rPr>
-              <w:t>73</w:t>
+                <w:rFonts w:ascii="TH SarabunPSK" w:eastAsia="Calibri" w:hAnsi="TH SarabunPSK" w:cs="TH SarabunPSK"/>
+                <w:sz w:val="32"/>
+                <w:szCs w:val="32"/>
+              </w:rPr>
+              <w:t>67</w:t>
             </w:r>
           </w:p>
         </w:tc>
@@ -5940,12 +5987,11 @@
             </w:pPr>
             <w:r>
               <w:rPr>
-                <w:rFonts w:ascii="TH SarabunPSK" w:eastAsia="Calibri" w:hAnsi="TH SarabunPSK" w:cs="TH SarabunPSK" w:hint="cs"/>
-                <w:sz w:val="32"/>
-                <w:szCs w:val="32"/>
-                <w:cs/>
-              </w:rPr>
-              <w:t>73</w:t>
+                <w:rFonts w:ascii="TH SarabunPSK" w:eastAsia="Calibri" w:hAnsi="TH SarabunPSK" w:cs="TH SarabunPSK"/>
+                <w:sz w:val="32"/>
+                <w:szCs w:val="32"/>
+              </w:rPr>
+              <w:t>67</w:t>
             </w:r>
           </w:p>
         </w:tc>
@@ -6050,12 +6096,11 @@
             </w:pPr>
             <w:r>
               <w:rPr>
-                <w:rFonts w:ascii="TH SarabunPSK" w:eastAsia="Calibri" w:hAnsi="TH SarabunPSK" w:cs="TH SarabunPSK" w:hint="cs"/>
-                <w:sz w:val="32"/>
-                <w:szCs w:val="32"/>
-                <w:cs/>
-              </w:rPr>
-              <w:t>74</w:t>
+                <w:rFonts w:ascii="TH SarabunPSK" w:eastAsia="Calibri" w:hAnsi="TH SarabunPSK" w:cs="TH SarabunPSK"/>
+                <w:sz w:val="32"/>
+                <w:szCs w:val="32"/>
+              </w:rPr>
+              <w:t>68</w:t>
             </w:r>
           </w:p>
         </w:tc>
@@ -6159,12 +6204,11 @@
             </w:pPr>
             <w:r>
               <w:rPr>
-                <w:rFonts w:ascii="TH SarabunPSK" w:eastAsia="Calibri" w:hAnsi="TH SarabunPSK" w:cs="TH SarabunPSK" w:hint="cs"/>
-                <w:sz w:val="32"/>
-                <w:szCs w:val="32"/>
-                <w:cs/>
-              </w:rPr>
-              <w:t>75</w:t>
+                <w:rFonts w:ascii="TH SarabunPSK" w:eastAsia="Calibri" w:hAnsi="TH SarabunPSK" w:cs="TH SarabunPSK"/>
+                <w:sz w:val="32"/>
+                <w:szCs w:val="32"/>
+              </w:rPr>
+              <w:t>69</w:t>
             </w:r>
           </w:p>
         </w:tc>
@@ -6273,7 +6317,15 @@
                 <w:szCs w:val="32"/>
                 <w:cs/>
               </w:rPr>
-              <w:t>76</w:t>
+              <w:t>7</w:t>
+            </w:r>
+            <w:r>
+              <w:rPr>
+                <w:rFonts w:ascii="TH SarabunPSK" w:eastAsia="Calibri" w:hAnsi="TH SarabunPSK" w:cs="TH SarabunPSK"/>
+                <w:sz w:val="32"/>
+                <w:szCs w:val="32"/>
+              </w:rPr>
+              <w:t>0</w:t>
             </w:r>
           </w:p>
         </w:tc>
@@ -6382,7 +6434,15 @@
                 <w:szCs w:val="32"/>
                 <w:cs/>
               </w:rPr>
-              <w:t>77</w:t>
+              <w:t>7</w:t>
+            </w:r>
+            <w:r>
+              <w:rPr>
+                <w:rFonts w:ascii="TH SarabunPSK" w:eastAsia="Calibri" w:hAnsi="TH SarabunPSK" w:cs="TH SarabunPSK"/>
+                <w:sz w:val="32"/>
+                <w:szCs w:val="32"/>
+              </w:rPr>
+              <w:t>1</w:t>
             </w:r>
           </w:p>
         </w:tc>
@@ -6512,7 +6572,15 @@
                 <w:szCs w:val="32"/>
                 <w:cs/>
               </w:rPr>
-              <w:t>78</w:t>
+              <w:t>7</w:t>
+            </w:r>
+            <w:r>
+              <w:rPr>
+                <w:rFonts w:ascii="TH SarabunPSK" w:eastAsia="Calibri" w:hAnsi="TH SarabunPSK" w:cs="TH SarabunPSK"/>
+                <w:sz w:val="32"/>
+                <w:szCs w:val="32"/>
+              </w:rPr>
+              <w:t>1</w:t>
             </w:r>
           </w:p>
         </w:tc>
@@ -6621,7 +6689,15 @@
                 <w:szCs w:val="32"/>
                 <w:cs/>
               </w:rPr>
-              <w:t>78</w:t>
+              <w:t>7</w:t>
+            </w:r>
+            <w:r>
+              <w:rPr>
+                <w:rFonts w:ascii="TH SarabunPSK" w:eastAsia="Calibri" w:hAnsi="TH SarabunPSK" w:cs="TH SarabunPSK"/>
+                <w:sz w:val="32"/>
+                <w:szCs w:val="32"/>
+              </w:rPr>
+              <w:t>2</w:t>
             </w:r>
           </w:p>
         </w:tc>
@@ -6730,7 +6806,15 @@
                 <w:szCs w:val="32"/>
                 <w:cs/>
               </w:rPr>
-              <w:t>79</w:t>
+              <w:t>7</w:t>
+            </w:r>
+            <w:r>
+              <w:rPr>
+                <w:rFonts w:ascii="TH SarabunPSK" w:eastAsia="Calibri" w:hAnsi="TH SarabunPSK" w:cs="TH SarabunPSK"/>
+                <w:sz w:val="32"/>
+                <w:szCs w:val="32"/>
+              </w:rPr>
+              <w:t>2</w:t>
             </w:r>
           </w:p>
         </w:tc>
@@ -6834,12 +6918,11 @@
             </w:pPr>
             <w:r>
               <w:rPr>
-                <w:rFonts w:ascii="TH SarabunPSK" w:eastAsia="Calibri" w:hAnsi="TH SarabunPSK" w:cs="TH SarabunPSK" w:hint="cs"/>
-                <w:sz w:val="32"/>
-                <w:szCs w:val="32"/>
-                <w:cs/>
-              </w:rPr>
-              <w:t>80</w:t>
+                <w:rFonts w:ascii="TH SarabunPSK" w:eastAsia="Calibri" w:hAnsi="TH SarabunPSK" w:cs="TH SarabunPSK"/>
+                <w:sz w:val="32"/>
+                <w:szCs w:val="32"/>
+              </w:rPr>
+              <w:t>72</w:t>
             </w:r>
           </w:p>
         </w:tc>
@@ -6918,12 +7001,11 @@
             </w:pPr>
             <w:r>
               <w:rPr>
-                <w:rFonts w:ascii="TH SarabunPSK" w:eastAsia="Calibri" w:hAnsi="TH SarabunPSK" w:cs="TH SarabunPSK" w:hint="cs"/>
-                <w:sz w:val="32"/>
-                <w:szCs w:val="32"/>
-                <w:cs/>
-              </w:rPr>
-              <w:t>81</w:t>
+                <w:rFonts w:ascii="TH SarabunPSK" w:eastAsia="Calibri" w:hAnsi="TH SarabunPSK" w:cs="TH SarabunPSK"/>
+                <w:sz w:val="32"/>
+                <w:szCs w:val="32"/>
+              </w:rPr>
+              <w:t>73</w:t>
             </w:r>
           </w:p>
         </w:tc>
@@ -7002,12 +7084,11 @@
             </w:pPr>
             <w:r>
               <w:rPr>
-                <w:rFonts w:ascii="TH SarabunPSK" w:eastAsia="Calibri" w:hAnsi="TH SarabunPSK" w:cs="TH SarabunPSK" w:hint="cs"/>
-                <w:sz w:val="32"/>
-                <w:szCs w:val="32"/>
-                <w:cs/>
-              </w:rPr>
-              <w:t>81</w:t>
+                <w:rFonts w:ascii="TH SarabunPSK" w:eastAsia="Calibri" w:hAnsi="TH SarabunPSK" w:cs="TH SarabunPSK"/>
+                <w:sz w:val="32"/>
+                <w:szCs w:val="32"/>
+              </w:rPr>
+              <w:t>73</w:t>
             </w:r>
           </w:p>
         </w:tc>
@@ -7096,12 +7177,11 @@
             </w:pPr>
             <w:r>
               <w:rPr>
-                <w:rFonts w:ascii="TH SarabunPSK" w:eastAsia="Calibri" w:hAnsi="TH SarabunPSK" w:cs="TH SarabunPSK" w:hint="cs"/>
-                <w:sz w:val="32"/>
-                <w:szCs w:val="32"/>
-                <w:cs/>
-              </w:rPr>
-              <w:t>82</w:t>
+                <w:rFonts w:ascii="TH SarabunPSK" w:eastAsia="Calibri" w:hAnsi="TH SarabunPSK" w:cs="TH SarabunPSK"/>
+                <w:sz w:val="32"/>
+                <w:szCs w:val="32"/>
+              </w:rPr>
+              <w:t>74</w:t>
             </w:r>
           </w:p>
         </w:tc>
@@ -7189,12 +7269,11 @@
             </w:pPr>
             <w:r>
               <w:rPr>
-                <w:rFonts w:ascii="TH SarabunPSK" w:eastAsia="Calibri" w:hAnsi="TH SarabunPSK" w:cs="TH SarabunPSK" w:hint="cs"/>
-                <w:sz w:val="32"/>
-                <w:szCs w:val="32"/>
-                <w:cs/>
-              </w:rPr>
-              <w:t>82</w:t>
+                <w:rFonts w:ascii="TH SarabunPSK" w:eastAsia="Calibri" w:hAnsi="TH SarabunPSK" w:cs="TH SarabunPSK"/>
+                <w:sz w:val="32"/>
+                <w:szCs w:val="32"/>
+              </w:rPr>
+              <w:t>74</w:t>
             </w:r>
           </w:p>
         </w:tc>
@@ -7274,12 +7353,11 @@
             </w:pPr>
             <w:r>
               <w:rPr>
-                <w:rFonts w:ascii="TH SarabunPSK" w:eastAsia="Calibri" w:hAnsi="TH SarabunPSK" w:cs="TH SarabunPSK" w:hint="cs"/>
-                <w:sz w:val="32"/>
-                <w:szCs w:val="32"/>
-                <w:cs/>
-              </w:rPr>
-              <w:t>83</w:t>
+                <w:rFonts w:ascii="TH SarabunPSK" w:eastAsia="Calibri" w:hAnsi="TH SarabunPSK" w:cs="TH SarabunPSK"/>
+                <w:sz w:val="32"/>
+                <w:szCs w:val="32"/>
+              </w:rPr>
+              <w:t>75</w:t>
             </w:r>
           </w:p>
         </w:tc>
@@ -7359,12 +7437,11 @@
             </w:pPr>
             <w:r>
               <w:rPr>
-                <w:rFonts w:ascii="TH SarabunPSK" w:eastAsia="Calibri" w:hAnsi="TH SarabunPSK" w:cs="TH SarabunPSK" w:hint="cs"/>
-                <w:sz w:val="32"/>
-                <w:szCs w:val="32"/>
-                <w:cs/>
-              </w:rPr>
-              <w:t>83</w:t>
+                <w:rFonts w:ascii="TH SarabunPSK" w:eastAsia="Calibri" w:hAnsi="TH SarabunPSK" w:cs="TH SarabunPSK"/>
+                <w:sz w:val="32"/>
+                <w:szCs w:val="32"/>
+              </w:rPr>
+              <w:t>75</w:t>
             </w:r>
           </w:p>
         </w:tc>
@@ -7444,12 +7521,11 @@
             </w:pPr>
             <w:r>
               <w:rPr>
-                <w:rFonts w:ascii="TH SarabunPSK" w:eastAsia="Calibri" w:hAnsi="TH SarabunPSK" w:cs="TH SarabunPSK" w:hint="cs"/>
-                <w:sz w:val="32"/>
-                <w:szCs w:val="32"/>
-                <w:cs/>
-              </w:rPr>
-              <w:t>84</w:t>
+                <w:rFonts w:ascii="TH SarabunPSK" w:eastAsia="Calibri" w:hAnsi="TH SarabunPSK" w:cs="TH SarabunPSK"/>
+                <w:sz w:val="32"/>
+                <w:szCs w:val="32"/>
+              </w:rPr>
+              <w:t>76</w:t>
             </w:r>
           </w:p>
         </w:tc>
@@ -7708,7 +7784,15 @@
                 <w:szCs w:val="32"/>
                 <w:cs/>
               </w:rPr>
-              <w:t>89</w:t>
+              <w:t>8</w:t>
+            </w:r>
+            <w:r>
+              <w:rPr>
+                <w:rFonts w:ascii="TH SarabunPSK" w:eastAsia="Calibri" w:hAnsi="TH SarabunPSK" w:cs="TH SarabunPSK"/>
+                <w:sz w:val="32"/>
+                <w:szCs w:val="32"/>
+              </w:rPr>
+              <w:t>1</w:t>
             </w:r>
           </w:p>
         </w:tc>
@@ -7797,12 +7881,11 @@
             </w:pPr>
             <w:r>
               <w:rPr>
-                <w:rFonts w:ascii="TH SarabunPSK" w:eastAsia="Calibri" w:hAnsi="TH SarabunPSK" w:cs="TH SarabunPSK" w:hint="cs"/>
-                <w:sz w:val="32"/>
-                <w:szCs w:val="32"/>
-                <w:cs/>
-              </w:rPr>
-              <w:t>90</w:t>
+                <w:rFonts w:ascii="TH SarabunPSK" w:eastAsia="Calibri" w:hAnsi="TH SarabunPSK" w:cs="TH SarabunPSK"/>
+                <w:sz w:val="32"/>
+                <w:szCs w:val="32"/>
+              </w:rPr>
+              <w:t>82</w:t>
             </w:r>
           </w:p>
         </w:tc>
@@ -7819,19 +7902,19 @@
               </w:tabs>
               <w:jc w:val="right"/>
               <w:rPr>
+                <w:rFonts w:ascii="TH SarabunPSK" w:eastAsia="Calibri" w:hAnsi="TH SarabunPSK" w:cs="TH SarabunPSK"/>
+                <w:sz w:val="32"/>
+                <w:szCs w:val="32"/>
+                <w:cs/>
+              </w:rPr>
+            </w:pPr>
+            <w:r>
+              <w:rPr>
                 <w:rFonts w:ascii="TH SarabunPSK" w:eastAsia="Calibri" w:hAnsi="TH SarabunPSK" w:cs="TH SarabunPSK" w:hint="cs"/>
                 <w:sz w:val="32"/>
                 <w:szCs w:val="32"/>
                 <w:cs/>
               </w:rPr>
-            </w:pPr>
-            <w:r>
-              <w:rPr>
-                <w:rFonts w:ascii="TH SarabunPSK" w:eastAsia="Calibri" w:hAnsi="TH SarabunPSK" w:cs="TH SarabunPSK" w:hint="cs"/>
-                <w:sz w:val="32"/>
-                <w:szCs w:val="32"/>
-                <w:cs/>
-              </w:rPr>
               <w:t>4-1</w:t>
             </w:r>
           </w:p>
@@ -7883,20 +7966,19 @@
               </w:tabs>
               <w:jc w:val="right"/>
               <w:rPr>
-                <w:rFonts w:ascii="TH SarabunPSK" w:eastAsia="Calibri" w:hAnsi="TH SarabunPSK" w:cs="TH SarabunPSK" w:hint="cs"/>
-                <w:sz w:val="32"/>
-                <w:szCs w:val="32"/>
-                <w:cs/>
-              </w:rPr>
-            </w:pPr>
-            <w:r>
-              <w:rPr>
-                <w:rFonts w:ascii="TH SarabunPSK" w:eastAsia="Calibri" w:hAnsi="TH SarabunPSK" w:cs="TH SarabunPSK" w:hint="cs"/>
-                <w:sz w:val="32"/>
-                <w:szCs w:val="32"/>
-                <w:cs/>
-              </w:rPr>
-              <w:t>94</w:t>
+                <w:rFonts w:ascii="TH SarabunPSK" w:eastAsia="Calibri" w:hAnsi="TH SarabunPSK" w:cs="TH SarabunPSK"/>
+                <w:sz w:val="32"/>
+                <w:szCs w:val="32"/>
+                <w:cs/>
+              </w:rPr>
+            </w:pPr>
+            <w:r>
+              <w:rPr>
+                <w:rFonts w:ascii="TH SarabunPSK" w:eastAsia="Calibri" w:hAnsi="TH SarabunPSK" w:cs="TH SarabunPSK"/>
+                <w:sz w:val="32"/>
+                <w:szCs w:val="32"/>
+              </w:rPr>
+              <w:t>86</w:t>
             </w:r>
           </w:p>
         </w:tc>
@@ -7913,19 +7995,19 @@
               </w:tabs>
               <w:jc w:val="right"/>
               <w:rPr>
+                <w:rFonts w:ascii="TH SarabunPSK" w:eastAsia="Calibri" w:hAnsi="TH SarabunPSK" w:cs="TH SarabunPSK"/>
+                <w:sz w:val="32"/>
+                <w:szCs w:val="32"/>
+                <w:cs/>
+              </w:rPr>
+            </w:pPr>
+            <w:r>
+              <w:rPr>
                 <w:rFonts w:ascii="TH SarabunPSK" w:eastAsia="Calibri" w:hAnsi="TH SarabunPSK" w:cs="TH SarabunPSK" w:hint="cs"/>
                 <w:sz w:val="32"/>
                 <w:szCs w:val="32"/>
                 <w:cs/>
               </w:rPr>
-            </w:pPr>
-            <w:r>
-              <w:rPr>
-                <w:rFonts w:ascii="TH SarabunPSK" w:eastAsia="Calibri" w:hAnsi="TH SarabunPSK" w:cs="TH SarabunPSK" w:hint="cs"/>
-                <w:sz w:val="32"/>
-                <w:szCs w:val="32"/>
-                <w:cs/>
-              </w:rPr>
               <w:t>4-2</w:t>
             </w:r>
           </w:p>
@@ -7968,20 +8050,19 @@
               </w:tabs>
               <w:jc w:val="right"/>
               <w:rPr>
-                <w:rFonts w:ascii="TH SarabunPSK" w:eastAsia="Calibri" w:hAnsi="TH SarabunPSK" w:cs="TH SarabunPSK" w:hint="cs"/>
-                <w:sz w:val="32"/>
-                <w:szCs w:val="32"/>
-                <w:cs/>
-              </w:rPr>
-            </w:pPr>
-            <w:r>
-              <w:rPr>
-                <w:rFonts w:ascii="TH SarabunPSK" w:eastAsia="Calibri" w:hAnsi="TH SarabunPSK" w:cs="TH SarabunPSK" w:hint="cs"/>
-                <w:sz w:val="32"/>
-                <w:szCs w:val="32"/>
-                <w:cs/>
-              </w:rPr>
-              <w:t>94</w:t>
+                <w:rFonts w:ascii="TH SarabunPSK" w:eastAsia="Calibri" w:hAnsi="TH SarabunPSK" w:cs="TH SarabunPSK"/>
+                <w:sz w:val="32"/>
+                <w:szCs w:val="32"/>
+                <w:cs/>
+              </w:rPr>
+            </w:pPr>
+            <w:r>
+              <w:rPr>
+                <w:rFonts w:ascii="TH SarabunPSK" w:eastAsia="Calibri" w:hAnsi="TH SarabunPSK" w:cs="TH SarabunPSK"/>
+                <w:sz w:val="32"/>
+                <w:szCs w:val="32"/>
+              </w:rPr>
+              <w:t>86</w:t>
             </w:r>
           </w:p>
         </w:tc>
@@ -7998,19 +8079,19 @@
               </w:tabs>
               <w:jc w:val="right"/>
               <w:rPr>
+                <w:rFonts w:ascii="TH SarabunPSK" w:eastAsia="Calibri" w:hAnsi="TH SarabunPSK" w:cs="TH SarabunPSK"/>
+                <w:sz w:val="32"/>
+                <w:szCs w:val="32"/>
+                <w:cs/>
+              </w:rPr>
+            </w:pPr>
+            <w:r>
+              <w:rPr>
                 <w:rFonts w:ascii="TH SarabunPSK" w:eastAsia="Calibri" w:hAnsi="TH SarabunPSK" w:cs="TH SarabunPSK" w:hint="cs"/>
                 <w:sz w:val="32"/>
                 <w:szCs w:val="32"/>
                 <w:cs/>
               </w:rPr>
-            </w:pPr>
-            <w:r>
-              <w:rPr>
-                <w:rFonts w:ascii="TH SarabunPSK" w:eastAsia="Calibri" w:hAnsi="TH SarabunPSK" w:cs="TH SarabunPSK" w:hint="cs"/>
-                <w:sz w:val="32"/>
-                <w:szCs w:val="32"/>
-                <w:cs/>
-              </w:rPr>
               <w:t>4-3</w:t>
             </w:r>
           </w:p>
@@ -8061,20 +8142,19 @@
               </w:tabs>
               <w:jc w:val="right"/>
               <w:rPr>
-                <w:rFonts w:ascii="TH SarabunPSK" w:eastAsia="Calibri" w:hAnsi="TH SarabunPSK" w:cs="TH SarabunPSK" w:hint="cs"/>
-                <w:sz w:val="32"/>
-                <w:szCs w:val="32"/>
-                <w:cs/>
-              </w:rPr>
-            </w:pPr>
-            <w:r>
-              <w:rPr>
-                <w:rFonts w:ascii="TH SarabunPSK" w:eastAsia="Calibri" w:hAnsi="TH SarabunPSK" w:cs="TH SarabunPSK" w:hint="cs"/>
-                <w:sz w:val="32"/>
-                <w:szCs w:val="32"/>
-                <w:cs/>
-              </w:rPr>
-              <w:t>95</w:t>
+                <w:rFonts w:ascii="TH SarabunPSK" w:eastAsia="Calibri" w:hAnsi="TH SarabunPSK" w:cs="TH SarabunPSK"/>
+                <w:sz w:val="32"/>
+                <w:szCs w:val="32"/>
+                <w:cs/>
+              </w:rPr>
+            </w:pPr>
+            <w:r>
+              <w:rPr>
+                <w:rFonts w:ascii="TH SarabunPSK" w:eastAsia="Calibri" w:hAnsi="TH SarabunPSK" w:cs="TH SarabunPSK"/>
+                <w:sz w:val="32"/>
+                <w:szCs w:val="32"/>
+              </w:rPr>
+              <w:t>87</w:t>
             </w:r>
           </w:p>
         </w:tc>
@@ -8091,19 +8171,19 @@
               </w:tabs>
               <w:jc w:val="right"/>
               <w:rPr>
+                <w:rFonts w:ascii="TH SarabunPSK" w:eastAsia="Calibri" w:hAnsi="TH SarabunPSK" w:cs="TH SarabunPSK"/>
+                <w:sz w:val="32"/>
+                <w:szCs w:val="32"/>
+                <w:cs/>
+              </w:rPr>
+            </w:pPr>
+            <w:r>
+              <w:rPr>
                 <w:rFonts w:ascii="TH SarabunPSK" w:eastAsia="Calibri" w:hAnsi="TH SarabunPSK" w:cs="TH SarabunPSK" w:hint="cs"/>
                 <w:sz w:val="32"/>
                 <w:szCs w:val="32"/>
                 <w:cs/>
               </w:rPr>
-            </w:pPr>
-            <w:r>
-              <w:rPr>
-                <w:rFonts w:ascii="TH SarabunPSK" w:eastAsia="Calibri" w:hAnsi="TH SarabunPSK" w:cs="TH SarabunPSK" w:hint="cs"/>
-                <w:sz w:val="32"/>
-                <w:szCs w:val="32"/>
-                <w:cs/>
-              </w:rPr>
               <w:t>4-4</w:t>
             </w:r>
           </w:p>
@@ -8171,20 +8251,19 @@
               </w:tabs>
               <w:jc w:val="right"/>
               <w:rPr>
-                <w:rFonts w:ascii="TH SarabunPSK" w:eastAsia="Calibri" w:hAnsi="TH SarabunPSK" w:cs="TH SarabunPSK" w:hint="cs"/>
-                <w:sz w:val="32"/>
-                <w:szCs w:val="32"/>
-                <w:cs/>
-              </w:rPr>
-            </w:pPr>
-            <w:r>
-              <w:rPr>
-                <w:rFonts w:ascii="TH SarabunPSK" w:eastAsia="Calibri" w:hAnsi="TH SarabunPSK" w:cs="TH SarabunPSK" w:hint="cs"/>
-                <w:sz w:val="32"/>
-                <w:szCs w:val="32"/>
-                <w:cs/>
-              </w:rPr>
-              <w:t>95</w:t>
+                <w:rFonts w:ascii="TH SarabunPSK" w:eastAsia="Calibri" w:hAnsi="TH SarabunPSK" w:cs="TH SarabunPSK"/>
+                <w:sz w:val="32"/>
+                <w:szCs w:val="32"/>
+                <w:cs/>
+              </w:rPr>
+            </w:pPr>
+            <w:r>
+              <w:rPr>
+                <w:rFonts w:ascii="TH SarabunPSK" w:eastAsia="Calibri" w:hAnsi="TH SarabunPSK" w:cs="TH SarabunPSK"/>
+                <w:sz w:val="32"/>
+                <w:szCs w:val="32"/>
+              </w:rPr>
+              <w:t>87</w:t>
             </w:r>
           </w:p>
         </w:tc>
@@ -8201,19 +8280,19 @@
               </w:tabs>
               <w:jc w:val="right"/>
               <w:rPr>
+                <w:rFonts w:ascii="TH SarabunPSK" w:eastAsia="Calibri" w:hAnsi="TH SarabunPSK" w:cs="TH SarabunPSK"/>
+                <w:sz w:val="32"/>
+                <w:szCs w:val="32"/>
+                <w:cs/>
+              </w:rPr>
+            </w:pPr>
+            <w:r>
+              <w:rPr>
                 <w:rFonts w:ascii="TH SarabunPSK" w:eastAsia="Calibri" w:hAnsi="TH SarabunPSK" w:cs="TH SarabunPSK" w:hint="cs"/>
                 <w:sz w:val="32"/>
                 <w:szCs w:val="32"/>
                 <w:cs/>
               </w:rPr>
-            </w:pPr>
-            <w:r>
-              <w:rPr>
-                <w:rFonts w:ascii="TH SarabunPSK" w:eastAsia="Calibri" w:hAnsi="TH SarabunPSK" w:cs="TH SarabunPSK" w:hint="cs"/>
-                <w:sz w:val="32"/>
-                <w:szCs w:val="32"/>
-                <w:cs/>
-              </w:rPr>
               <w:t>4-5</w:t>
             </w:r>
           </w:p>
@@ -8256,20 +8335,19 @@
               </w:tabs>
               <w:jc w:val="right"/>
               <w:rPr>
-                <w:rFonts w:ascii="TH SarabunPSK" w:eastAsia="Calibri" w:hAnsi="TH SarabunPSK" w:cs="TH SarabunPSK" w:hint="cs"/>
-                <w:sz w:val="32"/>
-                <w:szCs w:val="32"/>
-                <w:cs/>
-              </w:rPr>
-            </w:pPr>
-            <w:r>
-              <w:rPr>
-                <w:rFonts w:ascii="TH SarabunPSK" w:eastAsia="Calibri" w:hAnsi="TH SarabunPSK" w:cs="TH SarabunPSK" w:hint="cs"/>
-                <w:sz w:val="32"/>
-                <w:szCs w:val="32"/>
-                <w:cs/>
-              </w:rPr>
-              <w:t>96</w:t>
+                <w:rFonts w:ascii="TH SarabunPSK" w:eastAsia="Calibri" w:hAnsi="TH SarabunPSK" w:cs="TH SarabunPSK"/>
+                <w:sz w:val="32"/>
+                <w:szCs w:val="32"/>
+                <w:cs/>
+              </w:rPr>
+            </w:pPr>
+            <w:r>
+              <w:rPr>
+                <w:rFonts w:ascii="TH SarabunPSK" w:eastAsia="Calibri" w:hAnsi="TH SarabunPSK" w:cs="TH SarabunPSK"/>
+                <w:sz w:val="32"/>
+                <w:szCs w:val="32"/>
+              </w:rPr>
+              <w:t>88</w:t>
             </w:r>
           </w:p>
         </w:tc>
@@ -8286,19 +8364,19 @@
               </w:tabs>
               <w:jc w:val="right"/>
               <w:rPr>
+                <w:rFonts w:ascii="TH SarabunPSK" w:eastAsia="Calibri" w:hAnsi="TH SarabunPSK" w:cs="TH SarabunPSK"/>
+                <w:sz w:val="32"/>
+                <w:szCs w:val="32"/>
+                <w:cs/>
+              </w:rPr>
+            </w:pPr>
+            <w:r>
+              <w:rPr>
                 <w:rFonts w:ascii="TH SarabunPSK" w:eastAsia="Calibri" w:hAnsi="TH SarabunPSK" w:cs="TH SarabunPSK" w:hint="cs"/>
                 <w:sz w:val="32"/>
                 <w:szCs w:val="32"/>
                 <w:cs/>
               </w:rPr>
-            </w:pPr>
-            <w:r>
-              <w:rPr>
-                <w:rFonts w:ascii="TH SarabunPSK" w:eastAsia="Calibri" w:hAnsi="TH SarabunPSK" w:cs="TH SarabunPSK" w:hint="cs"/>
-                <w:sz w:val="32"/>
-                <w:szCs w:val="32"/>
-                <w:cs/>
-              </w:rPr>
               <w:t>4-6</w:t>
             </w:r>
           </w:p>
@@ -8349,20 +8427,19 @@
               </w:tabs>
               <w:jc w:val="right"/>
               <w:rPr>
-                <w:rFonts w:ascii="TH SarabunPSK" w:eastAsia="Calibri" w:hAnsi="TH SarabunPSK" w:cs="TH SarabunPSK" w:hint="cs"/>
-                <w:sz w:val="32"/>
-                <w:szCs w:val="32"/>
-                <w:cs/>
-              </w:rPr>
-            </w:pPr>
-            <w:r>
-              <w:rPr>
-                <w:rFonts w:ascii="TH SarabunPSK" w:eastAsia="Calibri" w:hAnsi="TH SarabunPSK" w:cs="TH SarabunPSK" w:hint="cs"/>
-                <w:sz w:val="32"/>
-                <w:szCs w:val="32"/>
-                <w:cs/>
-              </w:rPr>
-              <w:t>96</w:t>
+                <w:rFonts w:ascii="TH SarabunPSK" w:eastAsia="Calibri" w:hAnsi="TH SarabunPSK" w:cs="TH SarabunPSK"/>
+                <w:sz w:val="32"/>
+                <w:szCs w:val="32"/>
+                <w:cs/>
+              </w:rPr>
+            </w:pPr>
+            <w:r>
+              <w:rPr>
+                <w:rFonts w:ascii="TH SarabunPSK" w:eastAsia="Calibri" w:hAnsi="TH SarabunPSK" w:cs="TH SarabunPSK"/>
+                <w:sz w:val="32"/>
+                <w:szCs w:val="32"/>
+              </w:rPr>
+              <w:t>88</w:t>
             </w:r>
           </w:p>
         </w:tc>
@@ -8379,19 +8456,19 @@
               </w:tabs>
               <w:jc w:val="right"/>
               <w:rPr>
+                <w:rFonts w:ascii="TH SarabunPSK" w:eastAsia="Calibri" w:hAnsi="TH SarabunPSK" w:cs="TH SarabunPSK"/>
+                <w:sz w:val="32"/>
+                <w:szCs w:val="32"/>
+                <w:cs/>
+              </w:rPr>
+            </w:pPr>
+            <w:r>
+              <w:rPr>
                 <w:rFonts w:ascii="TH SarabunPSK" w:eastAsia="Calibri" w:hAnsi="TH SarabunPSK" w:cs="TH SarabunPSK" w:hint="cs"/>
                 <w:sz w:val="32"/>
                 <w:szCs w:val="32"/>
                 <w:cs/>
               </w:rPr>
-            </w:pPr>
-            <w:r>
-              <w:rPr>
-                <w:rFonts w:ascii="TH SarabunPSK" w:eastAsia="Calibri" w:hAnsi="TH SarabunPSK" w:cs="TH SarabunPSK" w:hint="cs"/>
-                <w:sz w:val="32"/>
-                <w:szCs w:val="32"/>
-                <w:cs/>
-              </w:rPr>
               <w:t>4-7</w:t>
             </w:r>
           </w:p>
@@ -8434,20 +8511,19 @@
               </w:tabs>
               <w:jc w:val="right"/>
               <w:rPr>
-                <w:rFonts w:ascii="TH SarabunPSK" w:eastAsia="Calibri" w:hAnsi="TH SarabunPSK" w:cs="TH SarabunPSK" w:hint="cs"/>
-                <w:sz w:val="32"/>
-                <w:szCs w:val="32"/>
-                <w:cs/>
-              </w:rPr>
-            </w:pPr>
-            <w:r>
-              <w:rPr>
-                <w:rFonts w:ascii="TH SarabunPSK" w:eastAsia="Calibri" w:hAnsi="TH SarabunPSK" w:cs="TH SarabunPSK" w:hint="cs"/>
-                <w:sz w:val="32"/>
-                <w:szCs w:val="32"/>
-                <w:cs/>
-              </w:rPr>
-              <w:t>97</w:t>
+                <w:rFonts w:ascii="TH SarabunPSK" w:eastAsia="Calibri" w:hAnsi="TH SarabunPSK" w:cs="TH SarabunPSK"/>
+                <w:sz w:val="32"/>
+                <w:szCs w:val="32"/>
+                <w:cs/>
+              </w:rPr>
+            </w:pPr>
+            <w:r>
+              <w:rPr>
+                <w:rFonts w:ascii="TH SarabunPSK" w:eastAsia="Calibri" w:hAnsi="TH SarabunPSK" w:cs="TH SarabunPSK"/>
+                <w:sz w:val="32"/>
+                <w:szCs w:val="32"/>
+              </w:rPr>
+              <w:t>89</w:t>
             </w:r>
           </w:p>
         </w:tc>
@@ -8464,19 +8540,19 @@
               </w:tabs>
               <w:jc w:val="right"/>
               <w:rPr>
+                <w:rFonts w:ascii="TH SarabunPSK" w:eastAsia="Calibri" w:hAnsi="TH SarabunPSK" w:cs="TH SarabunPSK"/>
+                <w:sz w:val="32"/>
+                <w:szCs w:val="32"/>
+                <w:cs/>
+              </w:rPr>
+            </w:pPr>
+            <w:r>
+              <w:rPr>
                 <w:rFonts w:ascii="TH SarabunPSK" w:eastAsia="Calibri" w:hAnsi="TH SarabunPSK" w:cs="TH SarabunPSK" w:hint="cs"/>
                 <w:sz w:val="32"/>
                 <w:szCs w:val="32"/>
                 <w:cs/>
               </w:rPr>
-            </w:pPr>
-            <w:r>
-              <w:rPr>
-                <w:rFonts w:ascii="TH SarabunPSK" w:eastAsia="Calibri" w:hAnsi="TH SarabunPSK" w:cs="TH SarabunPSK" w:hint="cs"/>
-                <w:sz w:val="32"/>
-                <w:szCs w:val="32"/>
-                <w:cs/>
-              </w:rPr>
               <w:t>4-8</w:t>
             </w:r>
           </w:p>
@@ -8519,20 +8595,19 @@
               </w:tabs>
               <w:jc w:val="right"/>
               <w:rPr>
-                <w:rFonts w:ascii="TH SarabunPSK" w:eastAsia="Calibri" w:hAnsi="TH SarabunPSK" w:cs="TH SarabunPSK" w:hint="cs"/>
-                <w:sz w:val="32"/>
-                <w:szCs w:val="32"/>
-                <w:cs/>
-              </w:rPr>
-            </w:pPr>
-            <w:r>
-              <w:rPr>
-                <w:rFonts w:ascii="TH SarabunPSK" w:eastAsia="Calibri" w:hAnsi="TH SarabunPSK" w:cs="TH SarabunPSK" w:hint="cs"/>
-                <w:sz w:val="32"/>
-                <w:szCs w:val="32"/>
-                <w:cs/>
-              </w:rPr>
-              <w:t>97</w:t>
+                <w:rFonts w:ascii="TH SarabunPSK" w:eastAsia="Calibri" w:hAnsi="TH SarabunPSK" w:cs="TH SarabunPSK"/>
+                <w:sz w:val="32"/>
+                <w:szCs w:val="32"/>
+                <w:cs/>
+              </w:rPr>
+            </w:pPr>
+            <w:r>
+              <w:rPr>
+                <w:rFonts w:ascii="TH SarabunPSK" w:eastAsia="Calibri" w:hAnsi="TH SarabunPSK" w:cs="TH SarabunPSK"/>
+                <w:sz w:val="32"/>
+                <w:szCs w:val="32"/>
+              </w:rPr>
+              <w:t>89</w:t>
             </w:r>
           </w:p>
         </w:tc>
@@ -8549,11 +8624,66 @@
               </w:tabs>
               <w:jc w:val="right"/>
               <w:rPr>
+                <w:rFonts w:ascii="TH SarabunPSK" w:eastAsia="Calibri" w:hAnsi="TH SarabunPSK" w:cs="TH SarabunPSK"/>
+                <w:sz w:val="32"/>
+                <w:szCs w:val="32"/>
+                <w:cs/>
+              </w:rPr>
+            </w:pPr>
+            <w:r>
+              <w:rPr>
                 <w:rFonts w:ascii="TH SarabunPSK" w:eastAsia="Calibri" w:hAnsi="TH SarabunPSK" w:cs="TH SarabunPSK" w:hint="cs"/>
                 <w:sz w:val="32"/>
                 <w:szCs w:val="32"/>
                 <w:cs/>
               </w:rPr>
+              <w:t>4-9</w:t>
+            </w:r>
+          </w:p>
+        </w:tc>
+        <w:tc>
+          <w:tcPr>
+            <w:tcW w:w="6667" w:type="dxa"/>
+          </w:tcPr>
+          <w:p>
+            <w:pPr>
+              <w:tabs>
+                <w:tab w:val="left" w:pos="537"/>
+              </w:tabs>
+              <w:rPr>
+                <w:rFonts w:ascii="TH SarabunPSK" w:hAnsi="TH SarabunPSK" w:cs="TH SarabunPSK"/>
+                <w:sz w:val="32"/>
+                <w:szCs w:val="32"/>
+                <w:cs/>
+              </w:rPr>
+            </w:pPr>
+            <w:r>
+              <w:rPr>
+                <w:rFonts w:ascii="TH SarabunPSK" w:hAnsi="TH SarabunPSK" w:cs="TH SarabunPSK"/>
+                <w:sz w:val="32"/>
+                <w:szCs w:val="32"/>
+                <w:cs/>
+              </w:rPr>
+              <w:t>หน้าจัดการประเภทพฤติกรรม</w:t>
+            </w:r>
+          </w:p>
+        </w:tc>
+        <w:tc>
+          <w:tcPr>
+            <w:tcW w:w="641" w:type="dxa"/>
+          </w:tcPr>
+          <w:p>
+            <w:pPr>
+              <w:tabs>
+                <w:tab w:val="left" w:pos="1843"/>
+              </w:tabs>
+              <w:jc w:val="right"/>
+              <w:rPr>
+                <w:rFonts w:ascii="TH SarabunPSK" w:eastAsia="Calibri" w:hAnsi="TH SarabunPSK" w:cs="TH SarabunPSK"/>
+                <w:sz w:val="32"/>
+                <w:szCs w:val="32"/>
+                <w:cs/>
+              </w:rPr>
             </w:pPr>
             <w:r>
               <w:rPr>
@@ -8562,62 +8692,15 @@
                 <w:szCs w:val="32"/>
                 <w:cs/>
               </w:rPr>
-              <w:t>4-9</w:t>
-            </w:r>
-          </w:p>
-        </w:tc>
-        <w:tc>
-          <w:tcPr>
-            <w:tcW w:w="6667" w:type="dxa"/>
-          </w:tcPr>
-          <w:p>
-            <w:pPr>
-              <w:tabs>
-                <w:tab w:val="left" w:pos="537"/>
-              </w:tabs>
-              <w:rPr>
-                <w:rFonts w:ascii="TH SarabunPSK" w:hAnsi="TH SarabunPSK" w:cs="TH SarabunPSK"/>
-                <w:sz w:val="32"/>
-                <w:szCs w:val="32"/>
-                <w:cs/>
-              </w:rPr>
-            </w:pPr>
-            <w:r>
-              <w:rPr>
-                <w:rFonts w:ascii="TH SarabunPSK" w:hAnsi="TH SarabunPSK" w:cs="TH SarabunPSK"/>
-                <w:sz w:val="32"/>
-                <w:szCs w:val="32"/>
-                <w:cs/>
-              </w:rPr>
-              <w:t>หน้าจัดการประเภทพฤติกรรม</w:t>
-            </w:r>
-          </w:p>
-        </w:tc>
-        <w:tc>
-          <w:tcPr>
-            <w:tcW w:w="641" w:type="dxa"/>
-          </w:tcPr>
-          <w:p>
-            <w:pPr>
-              <w:tabs>
-                <w:tab w:val="left" w:pos="1843"/>
-              </w:tabs>
-              <w:jc w:val="right"/>
-              <w:rPr>
-                <w:rFonts w:ascii="TH SarabunPSK" w:eastAsia="Calibri" w:hAnsi="TH SarabunPSK" w:cs="TH SarabunPSK" w:hint="cs"/>
-                <w:sz w:val="32"/>
-                <w:szCs w:val="32"/>
-                <w:cs/>
-              </w:rPr>
-            </w:pPr>
-            <w:r>
-              <w:rPr>
-                <w:rFonts w:ascii="TH SarabunPSK" w:eastAsia="Calibri" w:hAnsi="TH SarabunPSK" w:cs="TH SarabunPSK" w:hint="cs"/>
-                <w:sz w:val="32"/>
-                <w:szCs w:val="32"/>
-                <w:cs/>
-              </w:rPr>
-              <w:t>98</w:t>
+              <w:t>9</w:t>
+            </w:r>
+            <w:r>
+              <w:rPr>
+                <w:rFonts w:ascii="TH SarabunPSK" w:eastAsia="Calibri" w:hAnsi="TH SarabunPSK" w:cs="TH SarabunPSK"/>
+                <w:sz w:val="32"/>
+                <w:szCs w:val="32"/>
+              </w:rPr>
+              <w:t>0</w:t>
             </w:r>
           </w:p>
         </w:tc>
@@ -8634,11 +8717,66 @@
               </w:tabs>
               <w:jc w:val="right"/>
               <w:rPr>
+                <w:rFonts w:ascii="TH SarabunPSK" w:eastAsia="Calibri" w:hAnsi="TH SarabunPSK" w:cs="TH SarabunPSK"/>
+                <w:sz w:val="32"/>
+                <w:szCs w:val="32"/>
+                <w:cs/>
+              </w:rPr>
+            </w:pPr>
+            <w:r>
+              <w:rPr>
                 <w:rFonts w:ascii="TH SarabunPSK" w:eastAsia="Calibri" w:hAnsi="TH SarabunPSK" w:cs="TH SarabunPSK" w:hint="cs"/>
                 <w:sz w:val="32"/>
                 <w:szCs w:val="32"/>
                 <w:cs/>
               </w:rPr>
+              <w:t>4-10</w:t>
+            </w:r>
+          </w:p>
+        </w:tc>
+        <w:tc>
+          <w:tcPr>
+            <w:tcW w:w="6667" w:type="dxa"/>
+          </w:tcPr>
+          <w:p>
+            <w:pPr>
+              <w:tabs>
+                <w:tab w:val="left" w:pos="537"/>
+              </w:tabs>
+              <w:rPr>
+                <w:rFonts w:ascii="TH SarabunPSK" w:hAnsi="TH SarabunPSK" w:cs="TH SarabunPSK"/>
+                <w:sz w:val="32"/>
+                <w:szCs w:val="32"/>
+                <w:cs/>
+              </w:rPr>
+            </w:pPr>
+            <w:r>
+              <w:rPr>
+                <w:rFonts w:ascii="TH SarabunPSK" w:hAnsi="TH SarabunPSK" w:cs="TH SarabunPSK"/>
+                <w:sz w:val="32"/>
+                <w:szCs w:val="32"/>
+                <w:cs/>
+              </w:rPr>
+              <w:t>หน้าจัดการบันทึกพฤติกรรม</w:t>
+            </w:r>
+          </w:p>
+        </w:tc>
+        <w:tc>
+          <w:tcPr>
+            <w:tcW w:w="641" w:type="dxa"/>
+          </w:tcPr>
+          <w:p>
+            <w:pPr>
+              <w:tabs>
+                <w:tab w:val="left" w:pos="1843"/>
+              </w:tabs>
+              <w:jc w:val="right"/>
+              <w:rPr>
+                <w:rFonts w:ascii="TH SarabunPSK" w:eastAsia="Calibri" w:hAnsi="TH SarabunPSK" w:cs="TH SarabunPSK"/>
+                <w:sz w:val="32"/>
+                <w:szCs w:val="32"/>
+                <w:cs/>
+              </w:rPr>
             </w:pPr>
             <w:r>
               <w:rPr>
@@ -8647,62 +8785,15 @@
                 <w:szCs w:val="32"/>
                 <w:cs/>
               </w:rPr>
-              <w:t>4-10</w:t>
-            </w:r>
-          </w:p>
-        </w:tc>
-        <w:tc>
-          <w:tcPr>
-            <w:tcW w:w="6667" w:type="dxa"/>
-          </w:tcPr>
-          <w:p>
-            <w:pPr>
-              <w:tabs>
-                <w:tab w:val="left" w:pos="537"/>
-              </w:tabs>
-              <w:rPr>
-                <w:rFonts w:ascii="TH SarabunPSK" w:hAnsi="TH SarabunPSK" w:cs="TH SarabunPSK"/>
-                <w:sz w:val="32"/>
-                <w:szCs w:val="32"/>
-                <w:cs/>
-              </w:rPr>
-            </w:pPr>
-            <w:r>
-              <w:rPr>
-                <w:rFonts w:ascii="TH SarabunPSK" w:hAnsi="TH SarabunPSK" w:cs="TH SarabunPSK"/>
-                <w:sz w:val="32"/>
-                <w:szCs w:val="32"/>
-                <w:cs/>
-              </w:rPr>
-              <w:t>หน้าจัดการบันทึกพฤติกรรม</w:t>
-            </w:r>
-          </w:p>
-        </w:tc>
-        <w:tc>
-          <w:tcPr>
-            <w:tcW w:w="641" w:type="dxa"/>
-          </w:tcPr>
-          <w:p>
-            <w:pPr>
-              <w:tabs>
-                <w:tab w:val="left" w:pos="1843"/>
-              </w:tabs>
-              <w:jc w:val="right"/>
-              <w:rPr>
-                <w:rFonts w:ascii="TH SarabunPSK" w:eastAsia="Calibri" w:hAnsi="TH SarabunPSK" w:cs="TH SarabunPSK" w:hint="cs"/>
-                <w:sz w:val="32"/>
-                <w:szCs w:val="32"/>
-                <w:cs/>
-              </w:rPr>
-            </w:pPr>
-            <w:r>
-              <w:rPr>
-                <w:rFonts w:ascii="TH SarabunPSK" w:eastAsia="Calibri" w:hAnsi="TH SarabunPSK" w:cs="TH SarabunPSK" w:hint="cs"/>
-                <w:sz w:val="32"/>
-                <w:szCs w:val="32"/>
-                <w:cs/>
-              </w:rPr>
-              <w:t>98</w:t>
+              <w:t>9</w:t>
+            </w:r>
+            <w:r>
+              <w:rPr>
+                <w:rFonts w:ascii="TH SarabunPSK" w:eastAsia="Calibri" w:hAnsi="TH SarabunPSK" w:cs="TH SarabunPSK"/>
+                <w:sz w:val="32"/>
+                <w:szCs w:val="32"/>
+              </w:rPr>
+              <w:t>0</w:t>
             </w:r>
           </w:p>
         </w:tc>
@@ -8719,11 +8810,74 @@
               </w:tabs>
               <w:jc w:val="right"/>
               <w:rPr>
+                <w:rFonts w:ascii="TH SarabunPSK" w:eastAsia="Calibri" w:hAnsi="TH SarabunPSK" w:cs="TH SarabunPSK"/>
+                <w:sz w:val="32"/>
+                <w:szCs w:val="32"/>
+                <w:cs/>
+              </w:rPr>
+            </w:pPr>
+            <w:r>
+              <w:rPr>
                 <w:rFonts w:ascii="TH SarabunPSK" w:eastAsia="Calibri" w:hAnsi="TH SarabunPSK" w:cs="TH SarabunPSK" w:hint="cs"/>
                 <w:sz w:val="32"/>
                 <w:szCs w:val="32"/>
                 <w:cs/>
               </w:rPr>
+              <w:t>4-11</w:t>
+            </w:r>
+          </w:p>
+        </w:tc>
+        <w:tc>
+          <w:tcPr>
+            <w:tcW w:w="6667" w:type="dxa"/>
+          </w:tcPr>
+          <w:p>
+            <w:pPr>
+              <w:tabs>
+                <w:tab w:val="left" w:pos="537"/>
+              </w:tabs>
+              <w:rPr>
+                <w:rFonts w:ascii="TH SarabunPSK" w:hAnsi="TH SarabunPSK" w:cs="TH SarabunPSK"/>
+                <w:sz w:val="32"/>
+                <w:szCs w:val="32"/>
+                <w:cs/>
+              </w:rPr>
+            </w:pPr>
+            <w:r>
+              <w:rPr>
+                <w:rFonts w:ascii="TH SarabunPSK" w:hAnsi="TH SarabunPSK" w:cs="TH SarabunPSK"/>
+                <w:sz w:val="32"/>
+                <w:szCs w:val="32"/>
+                <w:cs/>
+              </w:rPr>
+              <w:t xml:space="preserve">หน้ายืนยันตัวตนและเข้าสู่ระบบผ่าน </w:t>
+            </w:r>
+            <w:r>
+              <w:rPr>
+                <w:rFonts w:ascii="TH SarabunPSK" w:hAnsi="TH SarabunPSK" w:cs="TH SarabunPSK"/>
+                <w:sz w:val="32"/>
+                <w:szCs w:val="32"/>
+              </w:rPr>
+              <w:t>LINE LIFF</w:t>
+            </w:r>
+          </w:p>
+        </w:tc>
+        <w:tc>
+          <w:tcPr>
+            <w:tcW w:w="641" w:type="dxa"/>
+          </w:tcPr>
+          <w:p>
+            <w:pPr>
+              <w:tabs>
+                <w:tab w:val="left" w:pos="1843"/>
+              </w:tabs>
+              <w:jc w:val="right"/>
+              <w:rPr>
+                <w:rFonts w:ascii="TH SarabunPSK" w:eastAsia="Calibri" w:hAnsi="TH SarabunPSK" w:cs="TH SarabunPSK"/>
+                <w:sz w:val="32"/>
+                <w:szCs w:val="32"/>
+                <w:cs/>
+              </w:rPr>
             </w:pPr>
             <w:r>
               <w:rPr>
@@ -8732,70 +8886,15 @@
                 <w:szCs w:val="32"/>
                 <w:cs/>
               </w:rPr>
-              <w:t>4-11</w:t>
-            </w:r>
-          </w:p>
-        </w:tc>
-        <w:tc>
-          <w:tcPr>
-            <w:tcW w:w="6667" w:type="dxa"/>
-          </w:tcPr>
-          <w:p>
-            <w:pPr>
-              <w:tabs>
-                <w:tab w:val="left" w:pos="537"/>
-              </w:tabs>
-              <w:rPr>
-                <w:rFonts w:ascii="TH SarabunPSK" w:hAnsi="TH SarabunPSK" w:cs="TH SarabunPSK"/>
-                <w:sz w:val="32"/>
-                <w:szCs w:val="32"/>
-                <w:cs/>
-              </w:rPr>
-            </w:pPr>
-            <w:r>
-              <w:rPr>
-                <w:rFonts w:ascii="TH SarabunPSK" w:hAnsi="TH SarabunPSK" w:cs="TH SarabunPSK"/>
-                <w:sz w:val="32"/>
-                <w:szCs w:val="32"/>
-                <w:cs/>
-              </w:rPr>
-              <w:t xml:space="preserve">หน้ายืนยันตัวตนและเข้าสู่ระบบผ่าน </w:t>
-            </w:r>
-            <w:r>
-              <w:rPr>
-                <w:rFonts w:ascii="TH SarabunPSK" w:hAnsi="TH SarabunPSK" w:cs="TH SarabunPSK"/>
-                <w:sz w:val="32"/>
-                <w:szCs w:val="32"/>
-              </w:rPr>
-              <w:t>LINE LIFF</w:t>
-            </w:r>
-          </w:p>
-        </w:tc>
-        <w:tc>
-          <w:tcPr>
-            <w:tcW w:w="641" w:type="dxa"/>
-          </w:tcPr>
-          <w:p>
-            <w:pPr>
-              <w:tabs>
-                <w:tab w:val="left" w:pos="1843"/>
-              </w:tabs>
-              <w:jc w:val="right"/>
-              <w:rPr>
-                <w:rFonts w:ascii="TH SarabunPSK" w:eastAsia="Calibri" w:hAnsi="TH SarabunPSK" w:cs="TH SarabunPSK" w:hint="cs"/>
-                <w:sz w:val="32"/>
-                <w:szCs w:val="32"/>
-                <w:cs/>
-              </w:rPr>
-            </w:pPr>
-            <w:r>
-              <w:rPr>
-                <w:rFonts w:ascii="TH SarabunPSK" w:eastAsia="Calibri" w:hAnsi="TH SarabunPSK" w:cs="TH SarabunPSK" w:hint="cs"/>
-                <w:sz w:val="32"/>
-                <w:szCs w:val="32"/>
-                <w:cs/>
-              </w:rPr>
-              <w:t>99</w:t>
+              <w:t>9</w:t>
+            </w:r>
+            <w:r>
+              <w:rPr>
+                <w:rFonts w:ascii="TH SarabunPSK" w:eastAsia="Calibri" w:hAnsi="TH SarabunPSK" w:cs="TH SarabunPSK"/>
+                <w:sz w:val="32"/>
+                <w:szCs w:val="32"/>
+              </w:rPr>
+              <w:t>1</w:t>
             </w:r>
           </w:p>
         </w:tc>
@@ -8812,11 +8911,66 @@
               </w:tabs>
               <w:jc w:val="right"/>
               <w:rPr>
+                <w:rFonts w:ascii="TH SarabunPSK" w:eastAsia="Calibri" w:hAnsi="TH SarabunPSK" w:cs="TH SarabunPSK"/>
+                <w:sz w:val="32"/>
+                <w:szCs w:val="32"/>
+                <w:cs/>
+              </w:rPr>
+            </w:pPr>
+            <w:r>
+              <w:rPr>
                 <w:rFonts w:ascii="TH SarabunPSK" w:eastAsia="Calibri" w:hAnsi="TH SarabunPSK" w:cs="TH SarabunPSK" w:hint="cs"/>
                 <w:sz w:val="32"/>
                 <w:szCs w:val="32"/>
                 <w:cs/>
               </w:rPr>
+              <w:t>4-12</w:t>
+            </w:r>
+          </w:p>
+        </w:tc>
+        <w:tc>
+          <w:tcPr>
+            <w:tcW w:w="6667" w:type="dxa"/>
+          </w:tcPr>
+          <w:p>
+            <w:pPr>
+              <w:tabs>
+                <w:tab w:val="left" w:pos="537"/>
+              </w:tabs>
+              <w:rPr>
+                <w:rFonts w:ascii="TH SarabunPSK" w:hAnsi="TH SarabunPSK" w:cs="TH SarabunPSK"/>
+                <w:sz w:val="32"/>
+                <w:szCs w:val="32"/>
+                <w:cs/>
+              </w:rPr>
+            </w:pPr>
+            <w:r>
+              <w:rPr>
+                <w:rFonts w:ascii="TH SarabunPSK" w:hAnsi="TH SarabunPSK" w:cs="TH SarabunPSK"/>
+                <w:sz w:val="32"/>
+                <w:szCs w:val="32"/>
+                <w:cs/>
+              </w:rPr>
+              <w:t>หน้ารับการแจ้งเตือนวาระสำคัญ</w:t>
+            </w:r>
+          </w:p>
+        </w:tc>
+        <w:tc>
+          <w:tcPr>
+            <w:tcW w:w="641" w:type="dxa"/>
+          </w:tcPr>
+          <w:p>
+            <w:pPr>
+              <w:tabs>
+                <w:tab w:val="left" w:pos="1843"/>
+              </w:tabs>
+              <w:jc w:val="right"/>
+              <w:rPr>
+                <w:rFonts w:ascii="TH SarabunPSK" w:eastAsia="Calibri" w:hAnsi="TH SarabunPSK" w:cs="TH SarabunPSK"/>
+                <w:sz w:val="32"/>
+                <w:szCs w:val="32"/>
+                <w:cs/>
+              </w:rPr>
             </w:pPr>
             <w:r>
               <w:rPr>
@@ -8825,62 +8979,15 @@
                 <w:szCs w:val="32"/>
                 <w:cs/>
               </w:rPr>
-              <w:t>4-12</w:t>
-            </w:r>
-          </w:p>
-        </w:tc>
-        <w:tc>
-          <w:tcPr>
-            <w:tcW w:w="6667" w:type="dxa"/>
-          </w:tcPr>
-          <w:p>
-            <w:pPr>
-              <w:tabs>
-                <w:tab w:val="left" w:pos="537"/>
-              </w:tabs>
-              <w:rPr>
-                <w:rFonts w:ascii="TH SarabunPSK" w:hAnsi="TH SarabunPSK" w:cs="TH SarabunPSK"/>
-                <w:sz w:val="32"/>
-                <w:szCs w:val="32"/>
-                <w:cs/>
-              </w:rPr>
-            </w:pPr>
-            <w:r>
-              <w:rPr>
-                <w:rFonts w:ascii="TH SarabunPSK" w:hAnsi="TH SarabunPSK" w:cs="TH SarabunPSK"/>
-                <w:sz w:val="32"/>
-                <w:szCs w:val="32"/>
-                <w:cs/>
-              </w:rPr>
-              <w:t>หน้ารับการแจ้งเตือนวาระสำคัญ</w:t>
-            </w:r>
-          </w:p>
-        </w:tc>
-        <w:tc>
-          <w:tcPr>
-            <w:tcW w:w="641" w:type="dxa"/>
-          </w:tcPr>
-          <w:p>
-            <w:pPr>
-              <w:tabs>
-                <w:tab w:val="left" w:pos="1843"/>
-              </w:tabs>
-              <w:jc w:val="right"/>
-              <w:rPr>
-                <w:rFonts w:ascii="TH SarabunPSK" w:eastAsia="Calibri" w:hAnsi="TH SarabunPSK" w:cs="TH SarabunPSK" w:hint="cs"/>
-                <w:sz w:val="32"/>
-                <w:szCs w:val="32"/>
-                <w:cs/>
-              </w:rPr>
-            </w:pPr>
-            <w:r>
-              <w:rPr>
-                <w:rFonts w:ascii="TH SarabunPSK" w:eastAsia="Calibri" w:hAnsi="TH SarabunPSK" w:cs="TH SarabunPSK" w:hint="cs"/>
-                <w:sz w:val="32"/>
-                <w:szCs w:val="32"/>
-                <w:cs/>
-              </w:rPr>
-              <w:t>99</w:t>
+              <w:t>9</w:t>
+            </w:r>
+            <w:r>
+              <w:rPr>
+                <w:rFonts w:ascii="TH SarabunPSK" w:eastAsia="Calibri" w:hAnsi="TH SarabunPSK" w:cs="TH SarabunPSK"/>
+                <w:sz w:val="32"/>
+                <w:szCs w:val="32"/>
+              </w:rPr>
+              <w:t>1</w:t>
             </w:r>
           </w:p>
         </w:tc>
@@ -8897,19 +9004,19 @@
               </w:tabs>
               <w:jc w:val="right"/>
               <w:rPr>
+                <w:rFonts w:ascii="TH SarabunPSK" w:eastAsia="Calibri" w:hAnsi="TH SarabunPSK" w:cs="TH SarabunPSK"/>
+                <w:sz w:val="32"/>
+                <w:szCs w:val="32"/>
+                <w:cs/>
+              </w:rPr>
+            </w:pPr>
+            <w:r>
+              <w:rPr>
                 <w:rFonts w:ascii="TH SarabunPSK" w:eastAsia="Calibri" w:hAnsi="TH SarabunPSK" w:cs="TH SarabunPSK" w:hint="cs"/>
                 <w:sz w:val="32"/>
                 <w:szCs w:val="32"/>
                 <w:cs/>
               </w:rPr>
-            </w:pPr>
-            <w:r>
-              <w:rPr>
-                <w:rFonts w:ascii="TH SarabunPSK" w:eastAsia="Calibri" w:hAnsi="TH SarabunPSK" w:cs="TH SarabunPSK" w:hint="cs"/>
-                <w:sz w:val="32"/>
-                <w:szCs w:val="32"/>
-                <w:cs/>
-              </w:rPr>
               <w:t>4-13</w:t>
             </w:r>
           </w:p>
@@ -8952,20 +9059,19 @@
               </w:tabs>
               <w:jc w:val="right"/>
               <w:rPr>
-                <w:rFonts w:ascii="TH SarabunPSK" w:eastAsia="Calibri" w:hAnsi="TH SarabunPSK" w:cs="TH SarabunPSK" w:hint="cs"/>
-                <w:sz w:val="32"/>
-                <w:szCs w:val="32"/>
-                <w:cs/>
-              </w:rPr>
-            </w:pPr>
-            <w:r>
-              <w:rPr>
-                <w:rFonts w:ascii="TH SarabunPSK" w:eastAsia="Calibri" w:hAnsi="TH SarabunPSK" w:cs="TH SarabunPSK" w:hint="cs"/>
-                <w:sz w:val="32"/>
-                <w:szCs w:val="32"/>
-                <w:cs/>
-              </w:rPr>
-              <w:t>100</w:t>
+                <w:rFonts w:ascii="TH SarabunPSK" w:eastAsia="Calibri" w:hAnsi="TH SarabunPSK" w:cs="TH SarabunPSK"/>
+                <w:sz w:val="32"/>
+                <w:szCs w:val="32"/>
+                <w:cs/>
+              </w:rPr>
+            </w:pPr>
+            <w:r>
+              <w:rPr>
+                <w:rFonts w:ascii="TH SarabunPSK" w:eastAsia="Calibri" w:hAnsi="TH SarabunPSK" w:cs="TH SarabunPSK"/>
+                <w:sz w:val="32"/>
+                <w:szCs w:val="32"/>
+              </w:rPr>
+              <w:t>92</w:t>
             </w:r>
           </w:p>
         </w:tc>
@@ -8982,19 +9088,19 @@
               </w:tabs>
               <w:jc w:val="right"/>
               <w:rPr>
+                <w:rFonts w:ascii="TH SarabunPSK" w:eastAsia="Calibri" w:hAnsi="TH SarabunPSK" w:cs="TH SarabunPSK"/>
+                <w:sz w:val="32"/>
+                <w:szCs w:val="32"/>
+                <w:cs/>
+              </w:rPr>
+            </w:pPr>
+            <w:r>
+              <w:rPr>
                 <w:rFonts w:ascii="TH SarabunPSK" w:eastAsia="Calibri" w:hAnsi="TH SarabunPSK" w:cs="TH SarabunPSK" w:hint="cs"/>
                 <w:sz w:val="32"/>
                 <w:szCs w:val="32"/>
                 <w:cs/>
               </w:rPr>
-            </w:pPr>
-            <w:r>
-              <w:rPr>
-                <w:rFonts w:ascii="TH SarabunPSK" w:eastAsia="Calibri" w:hAnsi="TH SarabunPSK" w:cs="TH SarabunPSK" w:hint="cs"/>
-                <w:sz w:val="32"/>
-                <w:szCs w:val="32"/>
-                <w:cs/>
-              </w:rPr>
               <w:t>4-14</w:t>
             </w:r>
           </w:p>
@@ -9045,20 +9151,19 @@
               </w:tabs>
               <w:jc w:val="right"/>
               <w:rPr>
-                <w:rFonts w:ascii="TH SarabunPSK" w:eastAsia="Calibri" w:hAnsi="TH SarabunPSK" w:cs="TH SarabunPSK" w:hint="cs"/>
-                <w:sz w:val="32"/>
-                <w:szCs w:val="32"/>
-                <w:cs/>
-              </w:rPr>
-            </w:pPr>
-            <w:r>
-              <w:rPr>
-                <w:rFonts w:ascii="TH SarabunPSK" w:eastAsia="Calibri" w:hAnsi="TH SarabunPSK" w:cs="TH SarabunPSK" w:hint="cs"/>
-                <w:sz w:val="32"/>
-                <w:szCs w:val="32"/>
-                <w:cs/>
-              </w:rPr>
-              <w:t>100</w:t>
+                <w:rFonts w:ascii="TH SarabunPSK" w:eastAsia="Calibri" w:hAnsi="TH SarabunPSK" w:cs="TH SarabunPSK"/>
+                <w:sz w:val="32"/>
+                <w:szCs w:val="32"/>
+                <w:cs/>
+              </w:rPr>
+            </w:pPr>
+            <w:r>
+              <w:rPr>
+                <w:rFonts w:ascii="TH SarabunPSK" w:eastAsia="Calibri" w:hAnsi="TH SarabunPSK" w:cs="TH SarabunPSK"/>
+                <w:sz w:val="32"/>
+                <w:szCs w:val="32"/>
+              </w:rPr>
+              <w:t>92</w:t>
             </w:r>
           </w:p>
         </w:tc>
@@ -9075,19 +9180,19 @@
               </w:tabs>
               <w:jc w:val="right"/>
               <w:rPr>
+                <w:rFonts w:ascii="TH SarabunPSK" w:eastAsia="Calibri" w:hAnsi="TH SarabunPSK" w:cs="TH SarabunPSK"/>
+                <w:sz w:val="32"/>
+                <w:szCs w:val="32"/>
+                <w:cs/>
+              </w:rPr>
+            </w:pPr>
+            <w:r>
+              <w:rPr>
                 <w:rFonts w:ascii="TH SarabunPSK" w:eastAsia="Calibri" w:hAnsi="TH SarabunPSK" w:cs="TH SarabunPSK" w:hint="cs"/>
                 <w:sz w:val="32"/>
                 <w:szCs w:val="32"/>
                 <w:cs/>
               </w:rPr>
-            </w:pPr>
-            <w:r>
-              <w:rPr>
-                <w:rFonts w:ascii="TH SarabunPSK" w:eastAsia="Calibri" w:hAnsi="TH SarabunPSK" w:cs="TH SarabunPSK" w:hint="cs"/>
-                <w:sz w:val="32"/>
-                <w:szCs w:val="32"/>
-                <w:cs/>
-              </w:rPr>
               <w:t>4-15</w:t>
             </w:r>
           </w:p>
@@ -9138,20 +9243,19 @@
               </w:tabs>
               <w:jc w:val="right"/>
               <w:rPr>
-                <w:rFonts w:ascii="TH SarabunPSK" w:eastAsia="Calibri" w:hAnsi="TH SarabunPSK" w:cs="TH SarabunPSK" w:hint="cs"/>
-                <w:sz w:val="32"/>
-                <w:szCs w:val="32"/>
-                <w:cs/>
-              </w:rPr>
-            </w:pPr>
-            <w:r>
-              <w:rPr>
-                <w:rFonts w:ascii="TH SarabunPSK" w:eastAsia="Calibri" w:hAnsi="TH SarabunPSK" w:cs="TH SarabunPSK" w:hint="cs"/>
-                <w:sz w:val="32"/>
-                <w:szCs w:val="32"/>
-                <w:cs/>
-              </w:rPr>
-              <w:t>101</w:t>
+                <w:rFonts w:ascii="TH SarabunPSK" w:eastAsia="Calibri" w:hAnsi="TH SarabunPSK" w:cs="TH SarabunPSK"/>
+                <w:sz w:val="32"/>
+                <w:szCs w:val="32"/>
+                <w:cs/>
+              </w:rPr>
+            </w:pPr>
+            <w:r>
+              <w:rPr>
+                <w:rFonts w:ascii="TH SarabunPSK" w:eastAsia="Calibri" w:hAnsi="TH SarabunPSK" w:cs="TH SarabunPSK"/>
+                <w:sz w:val="32"/>
+                <w:szCs w:val="32"/>
+              </w:rPr>
+              <w:t>93</w:t>
             </w:r>
           </w:p>
         </w:tc>
@@ -9168,19 +9272,19 @@
               </w:tabs>
               <w:jc w:val="right"/>
               <w:rPr>
+                <w:rFonts w:ascii="TH SarabunPSK" w:eastAsia="Calibri" w:hAnsi="TH SarabunPSK" w:cs="TH SarabunPSK"/>
+                <w:sz w:val="32"/>
+                <w:szCs w:val="32"/>
+                <w:cs/>
+              </w:rPr>
+            </w:pPr>
+            <w:r>
+              <w:rPr>
                 <w:rFonts w:ascii="TH SarabunPSK" w:eastAsia="Calibri" w:hAnsi="TH SarabunPSK" w:cs="TH SarabunPSK" w:hint="cs"/>
                 <w:sz w:val="32"/>
                 <w:szCs w:val="32"/>
                 <w:cs/>
               </w:rPr>
-            </w:pPr>
-            <w:r>
-              <w:rPr>
-                <w:rFonts w:ascii="TH SarabunPSK" w:eastAsia="Calibri" w:hAnsi="TH SarabunPSK" w:cs="TH SarabunPSK" w:hint="cs"/>
-                <w:sz w:val="32"/>
-                <w:szCs w:val="32"/>
-                <w:cs/>
-              </w:rPr>
               <w:t>4-16</w:t>
             </w:r>
           </w:p>
@@ -9231,20 +9335,19 @@
               </w:tabs>
               <w:jc w:val="right"/>
               <w:rPr>
-                <w:rFonts w:ascii="TH SarabunPSK" w:eastAsia="Calibri" w:hAnsi="TH SarabunPSK" w:cs="TH SarabunPSK" w:hint="cs"/>
-                <w:sz w:val="32"/>
-                <w:szCs w:val="32"/>
-                <w:cs/>
-              </w:rPr>
-            </w:pPr>
-            <w:r>
-              <w:rPr>
-                <w:rFonts w:ascii="TH SarabunPSK" w:eastAsia="Calibri" w:hAnsi="TH SarabunPSK" w:cs="TH SarabunPSK" w:hint="cs"/>
-                <w:sz w:val="32"/>
-                <w:szCs w:val="32"/>
-                <w:cs/>
-              </w:rPr>
-              <w:t>101</w:t>
+                <w:rFonts w:ascii="TH SarabunPSK" w:eastAsia="Calibri" w:hAnsi="TH SarabunPSK" w:cs="TH SarabunPSK"/>
+                <w:sz w:val="32"/>
+                <w:szCs w:val="32"/>
+                <w:cs/>
+              </w:rPr>
+            </w:pPr>
+            <w:r>
+              <w:rPr>
+                <w:rFonts w:ascii="TH SarabunPSK" w:eastAsia="Calibri" w:hAnsi="TH SarabunPSK" w:cs="TH SarabunPSK"/>
+                <w:sz w:val="32"/>
+                <w:szCs w:val="32"/>
+              </w:rPr>
+              <w:t>93</w:t>
             </w:r>
           </w:p>
         </w:tc>
@@ -9261,19 +9364,19 @@
               </w:tabs>
               <w:jc w:val="right"/>
               <w:rPr>
+                <w:rFonts w:ascii="TH SarabunPSK" w:eastAsia="Calibri" w:hAnsi="TH SarabunPSK" w:cs="TH SarabunPSK"/>
+                <w:sz w:val="32"/>
+                <w:szCs w:val="32"/>
+                <w:cs/>
+              </w:rPr>
+            </w:pPr>
+            <w:r>
+              <w:rPr>
                 <w:rFonts w:ascii="TH SarabunPSK" w:eastAsia="Calibri" w:hAnsi="TH SarabunPSK" w:cs="TH SarabunPSK" w:hint="cs"/>
                 <w:sz w:val="32"/>
                 <w:szCs w:val="32"/>
                 <w:cs/>
               </w:rPr>
-            </w:pPr>
-            <w:r>
-              <w:rPr>
-                <w:rFonts w:ascii="TH SarabunPSK" w:eastAsia="Calibri" w:hAnsi="TH SarabunPSK" w:cs="TH SarabunPSK" w:hint="cs"/>
-                <w:sz w:val="32"/>
-                <w:szCs w:val="32"/>
-                <w:cs/>
-              </w:rPr>
               <w:t>4-17</w:t>
             </w:r>
           </w:p>
@@ -9316,20 +9419,19 @@
               </w:tabs>
               <w:jc w:val="right"/>
               <w:rPr>
-                <w:rFonts w:ascii="TH SarabunPSK" w:eastAsia="Calibri" w:hAnsi="TH SarabunPSK" w:cs="TH SarabunPSK" w:hint="cs"/>
-                <w:sz w:val="32"/>
-                <w:szCs w:val="32"/>
-                <w:cs/>
-              </w:rPr>
-            </w:pPr>
-            <w:r>
-              <w:rPr>
-                <w:rFonts w:ascii="TH SarabunPSK" w:eastAsia="Calibri" w:hAnsi="TH SarabunPSK" w:cs="TH SarabunPSK" w:hint="cs"/>
-                <w:sz w:val="32"/>
-                <w:szCs w:val="32"/>
-                <w:cs/>
-              </w:rPr>
-              <w:t>102</w:t>
+                <w:rFonts w:ascii="TH SarabunPSK" w:eastAsia="Calibri" w:hAnsi="TH SarabunPSK" w:cs="TH SarabunPSK"/>
+                <w:sz w:val="32"/>
+                <w:szCs w:val="32"/>
+                <w:cs/>
+              </w:rPr>
+            </w:pPr>
+            <w:r>
+              <w:rPr>
+                <w:rFonts w:ascii="TH SarabunPSK" w:eastAsia="Calibri" w:hAnsi="TH SarabunPSK" w:cs="TH SarabunPSK"/>
+                <w:sz w:val="32"/>
+                <w:szCs w:val="32"/>
+              </w:rPr>
+              <w:t>94</w:t>
             </w:r>
           </w:p>
         </w:tc>
@@ -9346,19 +9448,19 @@
               </w:tabs>
               <w:jc w:val="right"/>
               <w:rPr>
+                <w:rFonts w:ascii="TH SarabunPSK" w:eastAsia="Calibri" w:hAnsi="TH SarabunPSK" w:cs="TH SarabunPSK"/>
+                <w:sz w:val="32"/>
+                <w:szCs w:val="32"/>
+                <w:cs/>
+              </w:rPr>
+            </w:pPr>
+            <w:r>
+              <w:rPr>
                 <w:rFonts w:ascii="TH SarabunPSK" w:eastAsia="Calibri" w:hAnsi="TH SarabunPSK" w:cs="TH SarabunPSK" w:hint="cs"/>
                 <w:sz w:val="32"/>
                 <w:szCs w:val="32"/>
                 <w:cs/>
               </w:rPr>
-            </w:pPr>
-            <w:r>
-              <w:rPr>
-                <w:rFonts w:ascii="TH SarabunPSK" w:eastAsia="Calibri" w:hAnsi="TH SarabunPSK" w:cs="TH SarabunPSK" w:hint="cs"/>
-                <w:sz w:val="32"/>
-                <w:szCs w:val="32"/>
-                <w:cs/>
-              </w:rPr>
               <w:t>4-18</w:t>
             </w:r>
           </w:p>
@@ -9401,20 +9503,19 @@
               </w:tabs>
               <w:jc w:val="right"/>
               <w:rPr>
-                <w:rFonts w:ascii="TH SarabunPSK" w:eastAsia="Calibri" w:hAnsi="TH SarabunPSK" w:cs="TH SarabunPSK" w:hint="cs"/>
-                <w:sz w:val="32"/>
-                <w:szCs w:val="32"/>
-                <w:cs/>
-              </w:rPr>
-            </w:pPr>
-            <w:r>
-              <w:rPr>
-                <w:rFonts w:ascii="TH SarabunPSK" w:eastAsia="Calibri" w:hAnsi="TH SarabunPSK" w:cs="TH SarabunPSK" w:hint="cs"/>
-                <w:sz w:val="32"/>
-                <w:szCs w:val="32"/>
-                <w:cs/>
-              </w:rPr>
-              <w:t>102</w:t>
+                <w:rFonts w:ascii="TH SarabunPSK" w:eastAsia="Calibri" w:hAnsi="TH SarabunPSK" w:cs="TH SarabunPSK"/>
+                <w:sz w:val="32"/>
+                <w:szCs w:val="32"/>
+                <w:cs/>
+              </w:rPr>
+            </w:pPr>
+            <w:r>
+              <w:rPr>
+                <w:rFonts w:ascii="TH SarabunPSK" w:eastAsia="Calibri" w:hAnsi="TH SarabunPSK" w:cs="TH SarabunPSK"/>
+                <w:sz w:val="32"/>
+                <w:szCs w:val="32"/>
+              </w:rPr>
+              <w:t>94</w:t>
             </w:r>
           </w:p>
         </w:tc>
@@ -9431,19 +9532,19 @@
               </w:tabs>
               <w:jc w:val="right"/>
               <w:rPr>
+                <w:rFonts w:ascii="TH SarabunPSK" w:eastAsia="Calibri" w:hAnsi="TH SarabunPSK" w:cs="TH SarabunPSK"/>
+                <w:sz w:val="32"/>
+                <w:szCs w:val="32"/>
+                <w:cs/>
+              </w:rPr>
+            </w:pPr>
+            <w:r>
+              <w:rPr>
                 <w:rFonts w:ascii="TH SarabunPSK" w:eastAsia="Calibri" w:hAnsi="TH SarabunPSK" w:cs="TH SarabunPSK" w:hint="cs"/>
                 <w:sz w:val="32"/>
                 <w:szCs w:val="32"/>
                 <w:cs/>
               </w:rPr>
-            </w:pPr>
-            <w:r>
-              <w:rPr>
-                <w:rFonts w:ascii="TH SarabunPSK" w:eastAsia="Calibri" w:hAnsi="TH SarabunPSK" w:cs="TH SarabunPSK" w:hint="cs"/>
-                <w:sz w:val="32"/>
-                <w:szCs w:val="32"/>
-                <w:cs/>
-              </w:rPr>
               <w:t>4-19</w:t>
             </w:r>
           </w:p>
@@ -9486,29 +9587,19 @@
               </w:tabs>
               <w:jc w:val="right"/>
               <w:rPr>
-                <w:rFonts w:ascii="TH SarabunPSK" w:eastAsia="Calibri" w:hAnsi="TH SarabunPSK" w:cs="TH SarabunPSK" w:hint="cs"/>
-                <w:sz w:val="32"/>
-                <w:szCs w:val="32"/>
-                <w:cs/>
-              </w:rPr>
-            </w:pPr>
-            <w:r>
-              <w:rPr>
-                <w:rFonts w:ascii="TH SarabunPSK" w:eastAsia="Calibri" w:hAnsi="TH SarabunPSK" w:cs="TH SarabunPSK" w:hint="cs"/>
-                <w:sz w:val="32"/>
-                <w:szCs w:val="32"/>
-                <w:cs/>
-              </w:rPr>
-              <w:t>10</w:t>
-            </w:r>
-            <w:r>
-              <w:rPr>
-                <w:rFonts w:ascii="TH SarabunPSK" w:eastAsia="Calibri" w:hAnsi="TH SarabunPSK" w:cs="TH SarabunPSK" w:hint="cs"/>
-                <w:sz w:val="32"/>
-                <w:szCs w:val="32"/>
-                <w:cs/>
-              </w:rPr>
-              <w:t>3</w:t>
+                <w:rFonts w:ascii="TH SarabunPSK" w:eastAsia="Calibri" w:hAnsi="TH SarabunPSK" w:cs="TH SarabunPSK"/>
+                <w:sz w:val="32"/>
+                <w:szCs w:val="32"/>
+                <w:cs/>
+              </w:rPr>
+            </w:pPr>
+            <w:r>
+              <w:rPr>
+                <w:rFonts w:ascii="TH SarabunPSK" w:eastAsia="Calibri" w:hAnsi="TH SarabunPSK" w:cs="TH SarabunPSK"/>
+                <w:sz w:val="32"/>
+                <w:szCs w:val="32"/>
+              </w:rPr>
+              <w:t>95</w:t>
             </w:r>
           </w:p>
         </w:tc>
@@ -9525,19 +9616,19 @@
               </w:tabs>
               <w:jc w:val="right"/>
               <w:rPr>
+                <w:rFonts w:ascii="TH SarabunPSK" w:eastAsia="Calibri" w:hAnsi="TH SarabunPSK" w:cs="TH SarabunPSK"/>
+                <w:sz w:val="32"/>
+                <w:szCs w:val="32"/>
+                <w:cs/>
+              </w:rPr>
+            </w:pPr>
+            <w:r>
+              <w:rPr>
                 <w:rFonts w:ascii="TH SarabunPSK" w:eastAsia="Calibri" w:hAnsi="TH SarabunPSK" w:cs="TH SarabunPSK" w:hint="cs"/>
                 <w:sz w:val="32"/>
                 <w:szCs w:val="32"/>
                 <w:cs/>
               </w:rPr>
-            </w:pPr>
-            <w:r>
-              <w:rPr>
-                <w:rFonts w:ascii="TH SarabunPSK" w:eastAsia="Calibri" w:hAnsi="TH SarabunPSK" w:cs="TH SarabunPSK" w:hint="cs"/>
-                <w:sz w:val="32"/>
-                <w:szCs w:val="32"/>
-                <w:cs/>
-              </w:rPr>
               <w:t>4-20</w:t>
             </w:r>
           </w:p>
@@ -9580,29 +9671,19 @@
               </w:tabs>
               <w:jc w:val="right"/>
               <w:rPr>
-                <w:rFonts w:ascii="TH SarabunPSK" w:eastAsia="Calibri" w:hAnsi="TH SarabunPSK" w:cs="TH SarabunPSK" w:hint="cs"/>
-                <w:sz w:val="32"/>
-                <w:szCs w:val="32"/>
-                <w:cs/>
-              </w:rPr>
-            </w:pPr>
-            <w:r>
-              <w:rPr>
-                <w:rFonts w:ascii="TH SarabunPSK" w:eastAsia="Calibri" w:hAnsi="TH SarabunPSK" w:cs="TH SarabunPSK" w:hint="cs"/>
-                <w:sz w:val="32"/>
-                <w:szCs w:val="32"/>
-                <w:cs/>
-              </w:rPr>
-              <w:t>10</w:t>
-            </w:r>
-            <w:r>
-              <w:rPr>
-                <w:rFonts w:ascii="TH SarabunPSK" w:eastAsia="Calibri" w:hAnsi="TH SarabunPSK" w:cs="TH SarabunPSK" w:hint="cs"/>
-                <w:sz w:val="32"/>
-                <w:szCs w:val="32"/>
-                <w:cs/>
-              </w:rPr>
-              <w:t>3</w:t>
+                <w:rFonts w:ascii="TH SarabunPSK" w:eastAsia="Calibri" w:hAnsi="TH SarabunPSK" w:cs="TH SarabunPSK"/>
+                <w:sz w:val="32"/>
+                <w:szCs w:val="32"/>
+                <w:cs/>
+              </w:rPr>
+            </w:pPr>
+            <w:r>
+              <w:rPr>
+                <w:rFonts w:ascii="TH SarabunPSK" w:eastAsia="Calibri" w:hAnsi="TH SarabunPSK" w:cs="TH SarabunPSK"/>
+                <w:sz w:val="32"/>
+                <w:szCs w:val="32"/>
+              </w:rPr>
+              <w:t>95</w:t>
             </w:r>
           </w:p>
         </w:tc>
@@ -9619,19 +9700,19 @@
               </w:tabs>
               <w:jc w:val="right"/>
               <w:rPr>
+                <w:rFonts w:ascii="TH SarabunPSK" w:eastAsia="Calibri" w:hAnsi="TH SarabunPSK" w:cs="TH SarabunPSK"/>
+                <w:sz w:val="32"/>
+                <w:szCs w:val="32"/>
+                <w:cs/>
+              </w:rPr>
+            </w:pPr>
+            <w:r>
+              <w:rPr>
                 <w:rFonts w:ascii="TH SarabunPSK" w:eastAsia="Calibri" w:hAnsi="TH SarabunPSK" w:cs="TH SarabunPSK" w:hint="cs"/>
                 <w:sz w:val="32"/>
                 <w:szCs w:val="32"/>
                 <w:cs/>
               </w:rPr>
-            </w:pPr>
-            <w:r>
-              <w:rPr>
-                <w:rFonts w:ascii="TH SarabunPSK" w:eastAsia="Calibri" w:hAnsi="TH SarabunPSK" w:cs="TH SarabunPSK" w:hint="cs"/>
-                <w:sz w:val="32"/>
-                <w:szCs w:val="32"/>
-                <w:cs/>
-              </w:rPr>
               <w:t>4-21</w:t>
             </w:r>
           </w:p>
@@ -9674,20 +9755,19 @@
               </w:tabs>
               <w:jc w:val="right"/>
               <w:rPr>
-                <w:rFonts w:ascii="TH SarabunPSK" w:eastAsia="Calibri" w:hAnsi="TH SarabunPSK" w:cs="TH SarabunPSK" w:hint="cs"/>
-                <w:sz w:val="32"/>
-                <w:szCs w:val="32"/>
-                <w:cs/>
-              </w:rPr>
-            </w:pPr>
-            <w:r>
-              <w:rPr>
-                <w:rFonts w:ascii="TH SarabunPSK" w:eastAsia="Calibri" w:hAnsi="TH SarabunPSK" w:cs="TH SarabunPSK" w:hint="cs"/>
-                <w:sz w:val="32"/>
-                <w:szCs w:val="32"/>
-                <w:cs/>
-              </w:rPr>
-              <w:t>104</w:t>
+                <w:rFonts w:ascii="TH SarabunPSK" w:eastAsia="Calibri" w:hAnsi="TH SarabunPSK" w:cs="TH SarabunPSK"/>
+                <w:sz w:val="32"/>
+                <w:szCs w:val="32"/>
+                <w:cs/>
+              </w:rPr>
+            </w:pPr>
+            <w:r>
+              <w:rPr>
+                <w:rFonts w:ascii="TH SarabunPSK" w:eastAsia="Calibri" w:hAnsi="TH SarabunPSK" w:cs="TH SarabunPSK"/>
+                <w:sz w:val="32"/>
+                <w:szCs w:val="32"/>
+              </w:rPr>
+              <w:t>96</w:t>
             </w:r>
           </w:p>
         </w:tc>
@@ -9704,19 +9784,19 @@
               </w:tabs>
               <w:jc w:val="right"/>
               <w:rPr>
+                <w:rFonts w:ascii="TH SarabunPSK" w:eastAsia="Calibri" w:hAnsi="TH SarabunPSK" w:cs="TH SarabunPSK"/>
+                <w:sz w:val="32"/>
+                <w:szCs w:val="32"/>
+                <w:cs/>
+              </w:rPr>
+            </w:pPr>
+            <w:r>
+              <w:rPr>
                 <w:rFonts w:ascii="TH SarabunPSK" w:eastAsia="Calibri" w:hAnsi="TH SarabunPSK" w:cs="TH SarabunPSK" w:hint="cs"/>
                 <w:sz w:val="32"/>
                 <w:szCs w:val="32"/>
                 <w:cs/>
               </w:rPr>
-            </w:pPr>
-            <w:r>
-              <w:rPr>
-                <w:rFonts w:ascii="TH SarabunPSK" w:eastAsia="Calibri" w:hAnsi="TH SarabunPSK" w:cs="TH SarabunPSK" w:hint="cs"/>
-                <w:sz w:val="32"/>
-                <w:szCs w:val="32"/>
-                <w:cs/>
-              </w:rPr>
               <w:t>4-22</w:t>
             </w:r>
           </w:p>
@@ -9776,20 +9856,19 @@
               </w:tabs>
               <w:jc w:val="right"/>
               <w:rPr>
-                <w:rFonts w:ascii="TH SarabunPSK" w:eastAsia="Calibri" w:hAnsi="TH SarabunPSK" w:cs="TH SarabunPSK" w:hint="cs"/>
-                <w:sz w:val="32"/>
-                <w:szCs w:val="32"/>
-                <w:cs/>
-              </w:rPr>
-            </w:pPr>
-            <w:r>
-              <w:rPr>
-                <w:rFonts w:ascii="TH SarabunPSK" w:eastAsia="Calibri" w:hAnsi="TH SarabunPSK" w:cs="TH SarabunPSK" w:hint="cs"/>
-                <w:sz w:val="32"/>
-                <w:szCs w:val="32"/>
-                <w:cs/>
-              </w:rPr>
-              <w:t>104</w:t>
+                <w:rFonts w:ascii="TH SarabunPSK" w:eastAsia="Calibri" w:hAnsi="TH SarabunPSK" w:cs="TH SarabunPSK"/>
+                <w:sz w:val="32"/>
+                <w:szCs w:val="32"/>
+                <w:cs/>
+              </w:rPr>
+            </w:pPr>
+            <w:r>
+              <w:rPr>
+                <w:rFonts w:ascii="TH SarabunPSK" w:eastAsia="Calibri" w:hAnsi="TH SarabunPSK" w:cs="TH SarabunPSK"/>
+                <w:sz w:val="32"/>
+                <w:szCs w:val="32"/>
+              </w:rPr>
+              <w:t>96</w:t>
             </w:r>
           </w:p>
         </w:tc>
@@ -9806,19 +9885,19 @@
               </w:tabs>
               <w:jc w:val="right"/>
               <w:rPr>
+                <w:rFonts w:ascii="TH SarabunPSK" w:eastAsia="Calibri" w:hAnsi="TH SarabunPSK" w:cs="TH SarabunPSK"/>
+                <w:sz w:val="32"/>
+                <w:szCs w:val="32"/>
+                <w:cs/>
+              </w:rPr>
+            </w:pPr>
+            <w:r>
+              <w:rPr>
                 <w:rFonts w:ascii="TH SarabunPSK" w:eastAsia="Calibri" w:hAnsi="TH SarabunPSK" w:cs="TH SarabunPSK" w:hint="cs"/>
                 <w:sz w:val="32"/>
                 <w:szCs w:val="32"/>
                 <w:cs/>
               </w:rPr>
-            </w:pPr>
-            <w:r>
-              <w:rPr>
-                <w:rFonts w:ascii="TH SarabunPSK" w:eastAsia="Calibri" w:hAnsi="TH SarabunPSK" w:cs="TH SarabunPSK" w:hint="cs"/>
-                <w:sz w:val="32"/>
-                <w:szCs w:val="32"/>
-                <w:cs/>
-              </w:rPr>
               <w:t>4-23</w:t>
             </w:r>
           </w:p>
@@ -9861,20 +9940,19 @@
               </w:tabs>
               <w:jc w:val="right"/>
               <w:rPr>
-                <w:rFonts w:ascii="TH SarabunPSK" w:eastAsia="Calibri" w:hAnsi="TH SarabunPSK" w:cs="TH SarabunPSK" w:hint="cs"/>
-                <w:sz w:val="32"/>
-                <w:szCs w:val="32"/>
-                <w:cs/>
-              </w:rPr>
-            </w:pPr>
-            <w:r>
-              <w:rPr>
-                <w:rFonts w:ascii="TH SarabunPSK" w:eastAsia="Calibri" w:hAnsi="TH SarabunPSK" w:cs="TH SarabunPSK" w:hint="cs"/>
-                <w:sz w:val="32"/>
-                <w:szCs w:val="32"/>
-                <w:cs/>
-              </w:rPr>
-              <w:t>105</w:t>
+                <w:rFonts w:ascii="TH SarabunPSK" w:eastAsia="Calibri" w:hAnsi="TH SarabunPSK" w:cs="TH SarabunPSK"/>
+                <w:sz w:val="32"/>
+                <w:szCs w:val="32"/>
+                <w:cs/>
+              </w:rPr>
+            </w:pPr>
+            <w:r>
+              <w:rPr>
+                <w:rFonts w:ascii="TH SarabunPSK" w:eastAsia="Calibri" w:hAnsi="TH SarabunPSK" w:cs="TH SarabunPSK"/>
+                <w:sz w:val="32"/>
+                <w:szCs w:val="32"/>
+              </w:rPr>
+              <w:t>97</w:t>
             </w:r>
           </w:p>
         </w:tc>
@@ -9891,19 +9969,19 @@
               </w:tabs>
               <w:jc w:val="right"/>
               <w:rPr>
+                <w:rFonts w:ascii="TH SarabunPSK" w:eastAsia="Calibri" w:hAnsi="TH SarabunPSK" w:cs="TH SarabunPSK"/>
+                <w:sz w:val="32"/>
+                <w:szCs w:val="32"/>
+                <w:cs/>
+              </w:rPr>
+            </w:pPr>
+            <w:r>
+              <w:rPr>
                 <w:rFonts w:ascii="TH SarabunPSK" w:eastAsia="Calibri" w:hAnsi="TH SarabunPSK" w:cs="TH SarabunPSK" w:hint="cs"/>
                 <w:sz w:val="32"/>
                 <w:szCs w:val="32"/>
                 <w:cs/>
               </w:rPr>
-            </w:pPr>
-            <w:r>
-              <w:rPr>
-                <w:rFonts w:ascii="TH SarabunPSK" w:eastAsia="Calibri" w:hAnsi="TH SarabunPSK" w:cs="TH SarabunPSK" w:hint="cs"/>
-                <w:sz w:val="32"/>
-                <w:szCs w:val="32"/>
-                <w:cs/>
-              </w:rPr>
               <w:t>4-24</w:t>
             </w:r>
           </w:p>
@@ -9946,20 +10024,19 @@
               </w:tabs>
               <w:jc w:val="right"/>
               <w:rPr>
-                <w:rFonts w:ascii="TH SarabunPSK" w:eastAsia="Calibri" w:hAnsi="TH SarabunPSK" w:cs="TH SarabunPSK" w:hint="cs"/>
-                <w:sz w:val="32"/>
-                <w:szCs w:val="32"/>
-                <w:cs/>
-              </w:rPr>
-            </w:pPr>
-            <w:r>
-              <w:rPr>
-                <w:rFonts w:ascii="TH SarabunPSK" w:eastAsia="Calibri" w:hAnsi="TH SarabunPSK" w:cs="TH SarabunPSK" w:hint="cs"/>
-                <w:sz w:val="32"/>
-                <w:szCs w:val="32"/>
-                <w:cs/>
-              </w:rPr>
-              <w:t>105</w:t>
+                <w:rFonts w:ascii="TH SarabunPSK" w:eastAsia="Calibri" w:hAnsi="TH SarabunPSK" w:cs="TH SarabunPSK"/>
+                <w:sz w:val="32"/>
+                <w:szCs w:val="32"/>
+                <w:cs/>
+              </w:rPr>
+            </w:pPr>
+            <w:r>
+              <w:rPr>
+                <w:rFonts w:ascii="TH SarabunPSK" w:eastAsia="Calibri" w:hAnsi="TH SarabunPSK" w:cs="TH SarabunPSK"/>
+                <w:sz w:val="32"/>
+                <w:szCs w:val="32"/>
+              </w:rPr>
+              <w:t>97</w:t>
             </w:r>
           </w:p>
         </w:tc>
@@ -9976,19 +10053,19 @@
               </w:tabs>
               <w:jc w:val="right"/>
               <w:rPr>
+                <w:rFonts w:ascii="TH SarabunPSK" w:eastAsia="Calibri" w:hAnsi="TH SarabunPSK" w:cs="TH SarabunPSK"/>
+                <w:sz w:val="32"/>
+                <w:szCs w:val="32"/>
+                <w:cs/>
+              </w:rPr>
+            </w:pPr>
+            <w:r>
+              <w:rPr>
                 <w:rFonts w:ascii="TH SarabunPSK" w:eastAsia="Calibri" w:hAnsi="TH SarabunPSK" w:cs="TH SarabunPSK" w:hint="cs"/>
                 <w:sz w:val="32"/>
                 <w:szCs w:val="32"/>
                 <w:cs/>
               </w:rPr>
-            </w:pPr>
-            <w:r>
-              <w:rPr>
-                <w:rFonts w:ascii="TH SarabunPSK" w:eastAsia="Calibri" w:hAnsi="TH SarabunPSK" w:cs="TH SarabunPSK" w:hint="cs"/>
-                <w:sz w:val="32"/>
-                <w:szCs w:val="32"/>
-                <w:cs/>
-              </w:rPr>
               <w:t>4-25</w:t>
             </w:r>
           </w:p>
@@ -10031,20 +10108,19 @@
               </w:tabs>
               <w:jc w:val="right"/>
               <w:rPr>
-                <w:rFonts w:ascii="TH SarabunPSK" w:eastAsia="Calibri" w:hAnsi="TH SarabunPSK" w:cs="TH SarabunPSK" w:hint="cs"/>
-                <w:sz w:val="32"/>
-                <w:szCs w:val="32"/>
-                <w:cs/>
-              </w:rPr>
-            </w:pPr>
-            <w:r>
-              <w:rPr>
-                <w:rFonts w:ascii="TH SarabunPSK" w:eastAsia="Calibri" w:hAnsi="TH SarabunPSK" w:cs="TH SarabunPSK" w:hint="cs"/>
-                <w:sz w:val="32"/>
-                <w:szCs w:val="32"/>
-                <w:cs/>
-              </w:rPr>
-              <w:t>106</w:t>
+                <w:rFonts w:ascii="TH SarabunPSK" w:eastAsia="Calibri" w:hAnsi="TH SarabunPSK" w:cs="TH SarabunPSK"/>
+                <w:sz w:val="32"/>
+                <w:szCs w:val="32"/>
+                <w:cs/>
+              </w:rPr>
+            </w:pPr>
+            <w:r>
+              <w:rPr>
+                <w:rFonts w:ascii="TH SarabunPSK" w:eastAsia="Calibri" w:hAnsi="TH SarabunPSK" w:cs="TH SarabunPSK"/>
+                <w:sz w:val="32"/>
+                <w:szCs w:val="32"/>
+              </w:rPr>
+              <w:t>98</w:t>
             </w:r>
           </w:p>
         </w:tc>
@@ -10061,19 +10137,19 @@
               </w:tabs>
               <w:jc w:val="right"/>
               <w:rPr>
+                <w:rFonts w:ascii="TH SarabunPSK" w:eastAsia="Calibri" w:hAnsi="TH SarabunPSK" w:cs="TH SarabunPSK"/>
+                <w:sz w:val="32"/>
+                <w:szCs w:val="32"/>
+                <w:cs/>
+              </w:rPr>
+            </w:pPr>
+            <w:r>
+              <w:rPr>
                 <w:rFonts w:ascii="TH SarabunPSK" w:eastAsia="Calibri" w:hAnsi="TH SarabunPSK" w:cs="TH SarabunPSK" w:hint="cs"/>
                 <w:sz w:val="32"/>
                 <w:szCs w:val="32"/>
                 <w:cs/>
               </w:rPr>
-            </w:pPr>
-            <w:r>
-              <w:rPr>
-                <w:rFonts w:ascii="TH SarabunPSK" w:eastAsia="Calibri" w:hAnsi="TH SarabunPSK" w:cs="TH SarabunPSK" w:hint="cs"/>
-                <w:sz w:val="32"/>
-                <w:szCs w:val="32"/>
-                <w:cs/>
-              </w:rPr>
               <w:t>4-26</w:t>
             </w:r>
           </w:p>
@@ -10116,20 +10192,19 @@
               </w:tabs>
               <w:jc w:val="right"/>
               <w:rPr>
-                <w:rFonts w:ascii="TH SarabunPSK" w:eastAsia="Calibri" w:hAnsi="TH SarabunPSK" w:cs="TH SarabunPSK" w:hint="cs"/>
-                <w:sz w:val="32"/>
-                <w:szCs w:val="32"/>
-                <w:cs/>
-              </w:rPr>
-            </w:pPr>
-            <w:r>
-              <w:rPr>
-                <w:rFonts w:ascii="TH SarabunPSK" w:eastAsia="Calibri" w:hAnsi="TH SarabunPSK" w:cs="TH SarabunPSK" w:hint="cs"/>
-                <w:sz w:val="32"/>
-                <w:szCs w:val="32"/>
-                <w:cs/>
-              </w:rPr>
-              <w:t>106</w:t>
+                <w:rFonts w:ascii="TH SarabunPSK" w:eastAsia="Calibri" w:hAnsi="TH SarabunPSK" w:cs="TH SarabunPSK"/>
+                <w:sz w:val="32"/>
+                <w:szCs w:val="32"/>
+                <w:cs/>
+              </w:rPr>
+            </w:pPr>
+            <w:r>
+              <w:rPr>
+                <w:rFonts w:ascii="TH SarabunPSK" w:eastAsia="Calibri" w:hAnsi="TH SarabunPSK" w:cs="TH SarabunPSK"/>
+                <w:sz w:val="32"/>
+                <w:szCs w:val="32"/>
+              </w:rPr>
+              <w:t>98</w:t>
             </w:r>
           </w:p>
         </w:tc>
@@ -10146,19 +10221,19 @@
               </w:tabs>
               <w:jc w:val="right"/>
               <w:rPr>
+                <w:rFonts w:ascii="TH SarabunPSK" w:eastAsia="Calibri" w:hAnsi="TH SarabunPSK" w:cs="TH SarabunPSK"/>
+                <w:sz w:val="32"/>
+                <w:szCs w:val="32"/>
+                <w:cs/>
+              </w:rPr>
+            </w:pPr>
+            <w:r>
+              <w:rPr>
                 <w:rFonts w:ascii="TH SarabunPSK" w:eastAsia="Calibri" w:hAnsi="TH SarabunPSK" w:cs="TH SarabunPSK" w:hint="cs"/>
                 <w:sz w:val="32"/>
                 <w:szCs w:val="32"/>
                 <w:cs/>
               </w:rPr>
-            </w:pPr>
-            <w:r>
-              <w:rPr>
-                <w:rFonts w:ascii="TH SarabunPSK" w:eastAsia="Calibri" w:hAnsi="TH SarabunPSK" w:cs="TH SarabunPSK" w:hint="cs"/>
-                <w:sz w:val="32"/>
-                <w:szCs w:val="32"/>
-                <w:cs/>
-              </w:rPr>
               <w:t>4-27</w:t>
             </w:r>
           </w:p>
@@ -10201,20 +10276,19 @@
               </w:tabs>
               <w:jc w:val="right"/>
               <w:rPr>
-                <w:rFonts w:ascii="TH SarabunPSK" w:eastAsia="Calibri" w:hAnsi="TH SarabunPSK" w:cs="TH SarabunPSK" w:hint="cs"/>
-                <w:sz w:val="32"/>
-                <w:szCs w:val="32"/>
-                <w:cs/>
-              </w:rPr>
-            </w:pPr>
-            <w:r>
-              <w:rPr>
-                <w:rFonts w:ascii="TH SarabunPSK" w:eastAsia="Calibri" w:hAnsi="TH SarabunPSK" w:cs="TH SarabunPSK" w:hint="cs"/>
-                <w:sz w:val="32"/>
-                <w:szCs w:val="32"/>
-                <w:cs/>
-              </w:rPr>
-              <w:t>107</w:t>
+                <w:rFonts w:ascii="TH SarabunPSK" w:eastAsia="Calibri" w:hAnsi="TH SarabunPSK" w:cs="TH SarabunPSK"/>
+                <w:sz w:val="32"/>
+                <w:szCs w:val="32"/>
+                <w:cs/>
+              </w:rPr>
+            </w:pPr>
+            <w:r>
+              <w:rPr>
+                <w:rFonts w:ascii="TH SarabunPSK" w:eastAsia="Calibri" w:hAnsi="TH SarabunPSK" w:cs="TH SarabunPSK"/>
+                <w:sz w:val="32"/>
+                <w:szCs w:val="32"/>
+              </w:rPr>
+              <w:t>99</w:t>
             </w:r>
           </w:p>
         </w:tc>
@@ -10231,19 +10305,19 @@
               </w:tabs>
               <w:jc w:val="right"/>
               <w:rPr>
+                <w:rFonts w:ascii="TH SarabunPSK" w:eastAsia="Calibri" w:hAnsi="TH SarabunPSK" w:cs="TH SarabunPSK"/>
+                <w:sz w:val="32"/>
+                <w:szCs w:val="32"/>
+                <w:cs/>
+              </w:rPr>
+            </w:pPr>
+            <w:r>
+              <w:rPr>
                 <w:rFonts w:ascii="TH SarabunPSK" w:eastAsia="Calibri" w:hAnsi="TH SarabunPSK" w:cs="TH SarabunPSK" w:hint="cs"/>
                 <w:sz w:val="32"/>
                 <w:szCs w:val="32"/>
                 <w:cs/>
               </w:rPr>
-            </w:pPr>
-            <w:r>
-              <w:rPr>
-                <w:rFonts w:ascii="TH SarabunPSK" w:eastAsia="Calibri" w:hAnsi="TH SarabunPSK" w:cs="TH SarabunPSK" w:hint="cs"/>
-                <w:sz w:val="32"/>
-                <w:szCs w:val="32"/>
-                <w:cs/>
-              </w:rPr>
               <w:t>4-28</w:t>
             </w:r>
           </w:p>
@@ -10286,20 +10360,19 @@
               </w:tabs>
               <w:jc w:val="right"/>
               <w:rPr>
-                <w:rFonts w:ascii="TH SarabunPSK" w:eastAsia="Calibri" w:hAnsi="TH SarabunPSK" w:cs="TH SarabunPSK" w:hint="cs"/>
-                <w:sz w:val="32"/>
-                <w:szCs w:val="32"/>
-                <w:cs/>
-              </w:rPr>
-            </w:pPr>
-            <w:r>
-              <w:rPr>
-                <w:rFonts w:ascii="TH SarabunPSK" w:eastAsia="Calibri" w:hAnsi="TH SarabunPSK" w:cs="TH SarabunPSK" w:hint="cs"/>
-                <w:sz w:val="32"/>
-                <w:szCs w:val="32"/>
-                <w:cs/>
-              </w:rPr>
-              <w:t>107</w:t>
+                <w:rFonts w:ascii="TH SarabunPSK" w:eastAsia="Calibri" w:hAnsi="TH SarabunPSK" w:cs="TH SarabunPSK"/>
+                <w:sz w:val="32"/>
+                <w:szCs w:val="32"/>
+                <w:cs/>
+              </w:rPr>
+            </w:pPr>
+            <w:r>
+              <w:rPr>
+                <w:rFonts w:ascii="TH SarabunPSK" w:eastAsia="Calibri" w:hAnsi="TH SarabunPSK" w:cs="TH SarabunPSK"/>
+                <w:sz w:val="32"/>
+                <w:szCs w:val="32"/>
+              </w:rPr>
+              <w:t>99</w:t>
             </w:r>
           </w:p>
         </w:tc>
@@ -10316,11 +10389,66 @@
               </w:tabs>
               <w:jc w:val="right"/>
               <w:rPr>
+                <w:rFonts w:ascii="TH SarabunPSK" w:eastAsia="Calibri" w:hAnsi="TH SarabunPSK" w:cs="TH SarabunPSK"/>
+                <w:sz w:val="32"/>
+                <w:szCs w:val="32"/>
+                <w:cs/>
+              </w:rPr>
+            </w:pPr>
+            <w:r>
+              <w:rPr>
                 <w:rFonts w:ascii="TH SarabunPSK" w:eastAsia="Calibri" w:hAnsi="TH SarabunPSK" w:cs="TH SarabunPSK" w:hint="cs"/>
                 <w:sz w:val="32"/>
                 <w:szCs w:val="32"/>
                 <w:cs/>
               </w:rPr>
+              <w:t>4-29</w:t>
+            </w:r>
+          </w:p>
+        </w:tc>
+        <w:tc>
+          <w:tcPr>
+            <w:tcW w:w="6667" w:type="dxa"/>
+          </w:tcPr>
+          <w:p>
+            <w:pPr>
+              <w:tabs>
+                <w:tab w:val="left" w:pos="537"/>
+              </w:tabs>
+              <w:rPr>
+                <w:rFonts w:ascii="TH SarabunPSK" w:hAnsi="TH SarabunPSK" w:cs="TH SarabunPSK"/>
+                <w:sz w:val="32"/>
+                <w:szCs w:val="32"/>
+                <w:cs/>
+              </w:rPr>
+            </w:pPr>
+            <w:r>
+              <w:rPr>
+                <w:rFonts w:ascii="TH SarabunPSK" w:hAnsi="TH SarabunPSK" w:cs="TH SarabunPSK"/>
+                <w:sz w:val="32"/>
+                <w:szCs w:val="32"/>
+                <w:cs/>
+              </w:rPr>
+              <w:t>หน้าฝากเอกสารหนังสือรับรองการหักภาษี ณ ที่จ่าย (ทวิ 50)</w:t>
+            </w:r>
+          </w:p>
+        </w:tc>
+        <w:tc>
+          <w:tcPr>
+            <w:tcW w:w="641" w:type="dxa"/>
+          </w:tcPr>
+          <w:p>
+            <w:pPr>
+              <w:tabs>
+                <w:tab w:val="left" w:pos="1843"/>
+              </w:tabs>
+              <w:jc w:val="right"/>
+              <w:rPr>
+                <w:rFonts w:ascii="TH SarabunPSK" w:eastAsia="Calibri" w:hAnsi="TH SarabunPSK" w:cs="TH SarabunPSK"/>
+                <w:sz w:val="32"/>
+                <w:szCs w:val="32"/>
+                <w:cs/>
+              </w:rPr>
             </w:pPr>
             <w:r>
               <w:rPr>
@@ -10329,62 +10457,15 @@
                 <w:szCs w:val="32"/>
                 <w:cs/>
               </w:rPr>
-              <w:t>4-29</w:t>
-            </w:r>
-          </w:p>
-        </w:tc>
-        <w:tc>
-          <w:tcPr>
-            <w:tcW w:w="6667" w:type="dxa"/>
-          </w:tcPr>
-          <w:p>
-            <w:pPr>
-              <w:tabs>
-                <w:tab w:val="left" w:pos="537"/>
-              </w:tabs>
-              <w:rPr>
-                <w:rFonts w:ascii="TH SarabunPSK" w:hAnsi="TH SarabunPSK" w:cs="TH SarabunPSK"/>
-                <w:sz w:val="32"/>
-                <w:szCs w:val="32"/>
-                <w:cs/>
-              </w:rPr>
-            </w:pPr>
-            <w:r>
-              <w:rPr>
-                <w:rFonts w:ascii="TH SarabunPSK" w:hAnsi="TH SarabunPSK" w:cs="TH SarabunPSK"/>
-                <w:sz w:val="32"/>
-                <w:szCs w:val="32"/>
-                <w:cs/>
-              </w:rPr>
-              <w:t>หน้าฝากเอกสารหนังสือรับรองการหักภาษี ณ ที่จ่าย (ทวิ 50)</w:t>
-            </w:r>
-          </w:p>
-        </w:tc>
-        <w:tc>
-          <w:tcPr>
-            <w:tcW w:w="641" w:type="dxa"/>
-          </w:tcPr>
-          <w:p>
-            <w:pPr>
-              <w:tabs>
-                <w:tab w:val="left" w:pos="1843"/>
-              </w:tabs>
-              <w:jc w:val="right"/>
-              <w:rPr>
-                <w:rFonts w:ascii="TH SarabunPSK" w:eastAsia="Calibri" w:hAnsi="TH SarabunPSK" w:cs="TH SarabunPSK" w:hint="cs"/>
-                <w:sz w:val="32"/>
-                <w:szCs w:val="32"/>
-                <w:cs/>
-              </w:rPr>
-            </w:pPr>
-            <w:r>
-              <w:rPr>
-                <w:rFonts w:ascii="TH SarabunPSK" w:eastAsia="Calibri" w:hAnsi="TH SarabunPSK" w:cs="TH SarabunPSK" w:hint="cs"/>
-                <w:sz w:val="32"/>
-                <w:szCs w:val="32"/>
-                <w:cs/>
-              </w:rPr>
-              <w:t>108</w:t>
+              <w:t>10</w:t>
+            </w:r>
+            <w:r>
+              <w:rPr>
+                <w:rFonts w:ascii="TH SarabunPSK" w:eastAsia="Calibri" w:hAnsi="TH SarabunPSK" w:cs="TH SarabunPSK"/>
+                <w:sz w:val="32"/>
+                <w:szCs w:val="32"/>
+              </w:rPr>
+              <w:t>0</w:t>
             </w:r>
           </w:p>
         </w:tc>
@@ -10394,7 +10475,7 @@
       <w:pPr>
         <w:spacing w:after="0" w:line="240" w:lineRule="auto"/>
         <w:rPr>
-          <w:rFonts w:ascii="TH SarabunPSK" w:hAnsi="TH SarabunPSK" w:cs="TH SarabunPSK" w:hint="cs"/>
+          <w:rFonts w:ascii="TH SarabunPSK" w:hAnsi="TH SarabunPSK" w:cs="TH SarabunPSK"/>
           <w:sz w:val="32"/>
           <w:szCs w:val="32"/>
         </w:rPr>

--- a/06 สารบัญภาพ.docx
+++ b/06 สารบัญภาพ.docx
@@ -142,6 +142,7 @@
           <w:p>
             <w:pPr>
               <w:tabs>
+                <w:tab w:val="left" w:pos="454"/>
                 <w:tab w:val="left" w:pos="1843"/>
               </w:tabs>
               <w:jc w:val="right"/>
@@ -637,13 +638,23 @@
                 <w:cs/>
               </w:rPr>
             </w:pPr>
-            <w:r>
-              <w:rPr>
-                <w:rFonts w:ascii="TH SarabunPSK" w:eastAsia="Calibri" w:hAnsi="TH SarabunPSK" w:cs="TH SarabunPSK"/>
-                <w:sz w:val="32"/>
-                <w:szCs w:val="32"/>
-              </w:rPr>
-              <w:t>Supabase Logo</w:t>
+            <w:proofErr w:type="spellStart"/>
+            <w:r>
+              <w:rPr>
+                <w:rFonts w:ascii="TH SarabunPSK" w:eastAsia="Calibri" w:hAnsi="TH SarabunPSK" w:cs="TH SarabunPSK"/>
+                <w:sz w:val="32"/>
+                <w:szCs w:val="32"/>
+              </w:rPr>
+              <w:t>Supabase</w:t>
+            </w:r>
+            <w:proofErr w:type="spellEnd"/>
+            <w:r>
+              <w:rPr>
+                <w:rFonts w:ascii="TH SarabunPSK" w:eastAsia="Calibri" w:hAnsi="TH SarabunPSK" w:cs="TH SarabunPSK"/>
+                <w:sz w:val="32"/>
+                <w:szCs w:val="32"/>
+              </w:rPr>
+              <w:t xml:space="preserve"> Logo</w:t>
             </w:r>
           </w:p>
         </w:tc>
@@ -810,13 +821,23 @@
                 <w:cs/>
               </w:rPr>
             </w:pPr>
-            <w:r>
-              <w:rPr>
-                <w:rFonts w:ascii="TH SarabunPSK" w:eastAsia="Calibri" w:hAnsi="TH SarabunPSK" w:cs="TH SarabunPSK"/>
-                <w:sz w:val="32"/>
-                <w:szCs w:val="32"/>
-              </w:rPr>
-              <w:t>Vercel logo</w:t>
+            <w:proofErr w:type="spellStart"/>
+            <w:r>
+              <w:rPr>
+                <w:rFonts w:ascii="TH SarabunPSK" w:eastAsia="Calibri" w:hAnsi="TH SarabunPSK" w:cs="TH SarabunPSK"/>
+                <w:sz w:val="32"/>
+                <w:szCs w:val="32"/>
+              </w:rPr>
+              <w:t>Vercel</w:t>
+            </w:r>
+            <w:proofErr w:type="spellEnd"/>
+            <w:r>
+              <w:rPr>
+                <w:rFonts w:ascii="TH SarabunPSK" w:eastAsia="Calibri" w:hAnsi="TH SarabunPSK" w:cs="TH SarabunPSK"/>
+                <w:sz w:val="32"/>
+                <w:szCs w:val="32"/>
+              </w:rPr>
+              <w:t xml:space="preserve"> logo</w:t>
             </w:r>
           </w:p>
         </w:tc>
@@ -892,13 +913,23 @@
                 <w:cs/>
               </w:rPr>
             </w:pPr>
-            <w:r>
-              <w:rPr>
-                <w:rFonts w:ascii="TH SarabunPSK" w:eastAsia="Calibri" w:hAnsi="TH SarabunPSK" w:cs="TH SarabunPSK"/>
-                <w:sz w:val="32"/>
-                <w:szCs w:val="32"/>
-              </w:rPr>
-              <w:t>Shadcn Logo</w:t>
+            <w:proofErr w:type="spellStart"/>
+            <w:r>
+              <w:rPr>
+                <w:rFonts w:ascii="TH SarabunPSK" w:eastAsia="Calibri" w:hAnsi="TH SarabunPSK" w:cs="TH SarabunPSK"/>
+                <w:sz w:val="32"/>
+                <w:szCs w:val="32"/>
+              </w:rPr>
+              <w:t>Shadcn</w:t>
+            </w:r>
+            <w:proofErr w:type="spellEnd"/>
+            <w:r>
+              <w:rPr>
+                <w:rFonts w:ascii="TH SarabunPSK" w:eastAsia="Calibri" w:hAnsi="TH SarabunPSK" w:cs="TH SarabunPSK"/>
+                <w:sz w:val="32"/>
+                <w:szCs w:val="32"/>
+              </w:rPr>
+              <w:t xml:space="preserve"> Logo</w:t>
             </w:r>
           </w:p>
         </w:tc>
@@ -940,6 +971,7 @@
               <w:tabs>
                 <w:tab w:val="left" w:pos="1843"/>
               </w:tabs>
+              <w:ind w:right="-111"/>
               <w:jc w:val="right"/>
               <w:rPr>
                 <w:rFonts w:ascii="TH SarabunPSK" w:eastAsia="Calibri" w:hAnsi="TH SarabunPSK" w:cs="TH SarabunPSK"/>
@@ -967,6 +999,7 @@
               <w:tabs>
                 <w:tab w:val="left" w:pos="1843"/>
               </w:tabs>
+              <w:ind w:left="38"/>
               <w:rPr>
                 <w:rFonts w:ascii="TH SarabunPSK" w:eastAsia="Calibri" w:hAnsi="TH SarabunPSK" w:cs="TH SarabunPSK"/>
                 <w:sz w:val="32"/>
@@ -1022,6 +1055,7 @@
               <w:tabs>
                 <w:tab w:val="left" w:pos="1843"/>
               </w:tabs>
+              <w:ind w:right="-111"/>
               <w:jc w:val="right"/>
               <w:rPr>
                 <w:rFonts w:ascii="TH SarabunPSK" w:eastAsia="Calibri" w:hAnsi="TH SarabunPSK" w:cs="TH SarabunPSK"/>
@@ -1049,6 +1083,7 @@
               <w:tabs>
                 <w:tab w:val="left" w:pos="1843"/>
               </w:tabs>
+              <w:ind w:left="38"/>
               <w:rPr>
                 <w:rFonts w:ascii="TH SarabunPSK" w:eastAsia="Calibri" w:hAnsi="TH SarabunPSK" w:cs="TH SarabunPSK"/>
                 <w:sz w:val="32"/>
@@ -1104,6 +1139,7 @@
               <w:tabs>
                 <w:tab w:val="left" w:pos="1843"/>
               </w:tabs>
+              <w:ind w:right="-111"/>
               <w:jc w:val="right"/>
               <w:rPr>
                 <w:rFonts w:ascii="TH SarabunPSK" w:eastAsia="Calibri" w:hAnsi="TH SarabunPSK" w:cs="TH SarabunPSK"/>
@@ -1132,6 +1168,7 @@
               <w:tabs>
                 <w:tab w:val="left" w:pos="1843"/>
               </w:tabs>
+              <w:ind w:left="38"/>
               <w:rPr>
                 <w:rFonts w:ascii="TH SarabunPSK" w:eastAsia="Calibri" w:hAnsi="TH SarabunPSK" w:cs="TH SarabunPSK"/>
                 <w:sz w:val="32"/>
@@ -1187,6 +1224,7 @@
               <w:tabs>
                 <w:tab w:val="left" w:pos="1843"/>
               </w:tabs>
+              <w:ind w:right="-111"/>
               <w:jc w:val="right"/>
               <w:rPr>
                 <w:rFonts w:ascii="TH SarabunPSK" w:eastAsia="Calibri" w:hAnsi="TH SarabunPSK" w:cs="TH SarabunPSK"/>
@@ -1214,6 +1252,7 @@
               <w:tabs>
                 <w:tab w:val="left" w:pos="1843"/>
               </w:tabs>
+              <w:ind w:left="38"/>
               <w:rPr>
                 <w:rFonts w:ascii="TH SarabunPSK" w:eastAsia="Calibri" w:hAnsi="TH SarabunPSK" w:cs="TH SarabunPSK"/>
                 <w:sz w:val="32"/>
@@ -1269,6 +1308,7 @@
               <w:tabs>
                 <w:tab w:val="left" w:pos="1843"/>
               </w:tabs>
+              <w:ind w:right="-111"/>
               <w:jc w:val="right"/>
               <w:rPr>
                 <w:rFonts w:ascii="TH SarabunPSK" w:eastAsia="Calibri" w:hAnsi="TH SarabunPSK" w:cs="TH SarabunPSK"/>
@@ -1296,6 +1336,7 @@
               <w:tabs>
                 <w:tab w:val="left" w:pos="1843"/>
               </w:tabs>
+              <w:ind w:left="38"/>
               <w:rPr>
                 <w:rFonts w:ascii="TH SarabunPSK" w:eastAsia="Calibri" w:hAnsi="TH SarabunPSK" w:cs="TH SarabunPSK"/>
                 <w:sz w:val="32"/>
@@ -1351,6 +1392,7 @@
               <w:tabs>
                 <w:tab w:val="left" w:pos="1843"/>
               </w:tabs>
+              <w:ind w:right="-111"/>
               <w:jc w:val="right"/>
               <w:rPr>
                 <w:rFonts w:ascii="TH SarabunPSK" w:eastAsia="Calibri" w:hAnsi="TH SarabunPSK" w:cs="TH SarabunPSK"/>
@@ -1378,6 +1420,7 @@
               <w:tabs>
                 <w:tab w:val="left" w:pos="1843"/>
               </w:tabs>
+              <w:ind w:left="38"/>
               <w:rPr>
                 <w:rFonts w:ascii="TH SarabunPSK" w:eastAsia="Calibri" w:hAnsi="TH SarabunPSK" w:cs="TH SarabunPSK"/>
                 <w:sz w:val="32"/>
@@ -1433,6 +1476,7 @@
               <w:tabs>
                 <w:tab w:val="left" w:pos="1843"/>
               </w:tabs>
+              <w:ind w:right="-111"/>
               <w:jc w:val="right"/>
               <w:rPr>
                 <w:rFonts w:ascii="TH SarabunPSK" w:eastAsia="Calibri" w:hAnsi="TH SarabunPSK" w:cs="TH SarabunPSK"/>
@@ -1460,6 +1504,7 @@
               <w:tabs>
                 <w:tab w:val="left" w:pos="1843"/>
               </w:tabs>
+              <w:ind w:left="38"/>
               <w:rPr>
                 <w:rFonts w:ascii="TH SarabunPSK" w:eastAsia="Calibri" w:hAnsi="TH SarabunPSK" w:cs="TH SarabunPSK"/>
                 <w:sz w:val="32"/>
@@ -1515,6 +1560,7 @@
               <w:tabs>
                 <w:tab w:val="left" w:pos="1843"/>
               </w:tabs>
+              <w:ind w:right="-111"/>
               <w:jc w:val="right"/>
               <w:rPr>
                 <w:rFonts w:ascii="TH SarabunPSK" w:eastAsia="Calibri" w:hAnsi="TH SarabunPSK" w:cs="TH SarabunPSK"/>
@@ -1542,6 +1588,7 @@
               <w:tabs>
                 <w:tab w:val="left" w:pos="1843"/>
               </w:tabs>
+              <w:ind w:left="38"/>
               <w:rPr>
                 <w:rFonts w:ascii="TH SarabunPSK" w:eastAsia="Calibri" w:hAnsi="TH SarabunPSK" w:cs="TH SarabunPSK"/>
                 <w:sz w:val="32"/>
@@ -1597,6 +1644,7 @@
               <w:tabs>
                 <w:tab w:val="left" w:pos="1843"/>
               </w:tabs>
+              <w:ind w:right="-111"/>
               <w:jc w:val="right"/>
               <w:rPr>
                 <w:rFonts w:ascii="TH SarabunPSK" w:eastAsia="Calibri" w:hAnsi="TH SarabunPSK" w:cs="TH SarabunPSK"/>
@@ -1624,21 +1672,42 @@
               <w:tabs>
                 <w:tab w:val="left" w:pos="1843"/>
               </w:tabs>
-              <w:rPr>
-                <w:rFonts w:ascii="TH SarabunPSK" w:eastAsia="Calibri" w:hAnsi="TH SarabunPSK" w:cs="TH SarabunPSK"/>
-                <w:sz w:val="32"/>
-                <w:szCs w:val="32"/>
-                <w:cs/>
-              </w:rPr>
-            </w:pPr>
-            <w:r>
-              <w:rPr>
-                <w:rFonts w:ascii="TH SarabunPSK" w:eastAsia="Calibri" w:hAnsi="TH SarabunPSK" w:cs="TH SarabunPSK"/>
-                <w:sz w:val="32"/>
-                <w:szCs w:val="32"/>
-                <w:cs/>
-              </w:rPr>
-              <w:t>สถาปัตยกรรมโมเดลแบบทรานส์ฟอร์เมอร์</w:t>
+              <w:ind w:left="38"/>
+              <w:rPr>
+                <w:rFonts w:ascii="TH SarabunPSK" w:eastAsia="Calibri" w:hAnsi="TH SarabunPSK" w:cs="TH SarabunPSK"/>
+                <w:sz w:val="32"/>
+                <w:szCs w:val="32"/>
+                <w:cs/>
+              </w:rPr>
+            </w:pPr>
+            <w:r>
+              <w:rPr>
+                <w:rFonts w:ascii="TH SarabunPSK" w:eastAsia="Calibri" w:hAnsi="TH SarabunPSK" w:cs="TH SarabunPSK"/>
+                <w:sz w:val="32"/>
+                <w:szCs w:val="32"/>
+                <w:cs/>
+              </w:rPr>
+              <w:t>สถาปัตยกรรมโมเดลแบบทราน</w:t>
+            </w:r>
+            <w:proofErr w:type="spellStart"/>
+            <w:r>
+              <w:rPr>
+                <w:rFonts w:ascii="TH SarabunPSK" w:eastAsia="Calibri" w:hAnsi="TH SarabunPSK" w:cs="TH SarabunPSK"/>
+                <w:sz w:val="32"/>
+                <w:szCs w:val="32"/>
+                <w:cs/>
+              </w:rPr>
+              <w:t>ส์</w:t>
+            </w:r>
+            <w:proofErr w:type="spellEnd"/>
+            <w:r>
+              <w:rPr>
+                <w:rFonts w:ascii="TH SarabunPSK" w:eastAsia="Calibri" w:hAnsi="TH SarabunPSK" w:cs="TH SarabunPSK"/>
+                <w:sz w:val="32"/>
+                <w:szCs w:val="32"/>
+                <w:cs/>
+              </w:rPr>
+              <w:t>ฟอร์เมอร์</w:t>
             </w:r>
           </w:p>
         </w:tc>
@@ -1680,6 +1749,7 @@
               <w:tabs>
                 <w:tab w:val="left" w:pos="1843"/>
               </w:tabs>
+              <w:ind w:right="-111"/>
               <w:jc w:val="right"/>
               <w:rPr>
                 <w:rFonts w:ascii="TH SarabunPSK" w:eastAsia="Calibri" w:hAnsi="TH SarabunPSK" w:cs="TH SarabunPSK"/>
@@ -1707,6 +1777,7 @@
               <w:tabs>
                 <w:tab w:val="left" w:pos="1843"/>
               </w:tabs>
+              <w:ind w:left="38"/>
               <w:rPr>
                 <w:rFonts w:ascii="TH SarabunPSK" w:eastAsia="Calibri" w:hAnsi="TH SarabunPSK" w:cs="TH SarabunPSK"/>
                 <w:sz w:val="32"/>
@@ -2935,9 +3006,10 @@
               <w:tabs>
                 <w:tab w:val="left" w:pos="1843"/>
               </w:tabs>
-              <w:jc w:val="right"/>
-              <w:rPr>
-                <w:rFonts w:ascii="TH SarabunPSK" w:eastAsia="Calibri" w:hAnsi="TH SarabunPSK" w:cs="TH SarabunPSK"/>
+              <w:ind w:right="-111"/>
+              <w:jc w:val="right"/>
+              <w:rPr>
+                <w:rFonts w:ascii="TH SarabunPSK" w:eastAsia="Calibri" w:hAnsi="TH SarabunPSK" w:cs="TH SarabunPSK" w:hint="cs"/>
                 <w:sz w:val="32"/>
                 <w:szCs w:val="32"/>
                 <w:cs/>
@@ -2971,8 +3043,9 @@
               <w:tabs>
                 <w:tab w:val="left" w:pos="1843"/>
               </w:tabs>
-              <w:rPr>
-                <w:rFonts w:ascii="TH SarabunPSK" w:eastAsia="Calibri" w:hAnsi="TH SarabunPSK" w:cs="TH SarabunPSK"/>
+              <w:ind w:left="38"/>
+              <w:rPr>
+                <w:rFonts w:ascii="TH SarabunPSK" w:eastAsia="Calibri" w:hAnsi="TH SarabunPSK" w:cs="TH SarabunPSK" w:hint="cs"/>
                 <w:sz w:val="32"/>
                 <w:szCs w:val="32"/>
                 <w:cs/>
@@ -3025,7 +3098,7 @@
               </w:tabs>
               <w:jc w:val="right"/>
               <w:rPr>
-                <w:rFonts w:ascii="TH SarabunPSK" w:eastAsia="Calibri" w:hAnsi="TH SarabunPSK" w:cs="TH SarabunPSK"/>
+                <w:rFonts w:ascii="TH SarabunPSK" w:eastAsia="Calibri" w:hAnsi="TH SarabunPSK" w:cs="TH SarabunPSK" w:hint="cs"/>
                 <w:sz w:val="32"/>
                 <w:szCs w:val="32"/>
                 <w:cs/>
@@ -3060,9 +3133,10 @@
               <w:tabs>
                 <w:tab w:val="left" w:pos="1843"/>
               </w:tabs>
-              <w:jc w:val="right"/>
-              <w:rPr>
-                <w:rFonts w:ascii="TH SarabunPSK" w:eastAsia="Calibri" w:hAnsi="TH SarabunPSK" w:cs="TH SarabunPSK"/>
+              <w:ind w:right="-111"/>
+              <w:jc w:val="right"/>
+              <w:rPr>
+                <w:rFonts w:ascii="TH SarabunPSK" w:eastAsia="Calibri" w:hAnsi="TH SarabunPSK" w:cs="TH SarabunPSK" w:hint="cs"/>
                 <w:sz w:val="32"/>
                 <w:szCs w:val="32"/>
                 <w:cs/>
@@ -3087,6 +3161,7 @@
               <w:tabs>
                 <w:tab w:val="left" w:pos="1843"/>
               </w:tabs>
+              <w:ind w:left="38"/>
               <w:rPr>
                 <w:rFonts w:ascii="TH SarabunPSK" w:eastAsia="Calibri" w:hAnsi="TH SarabunPSK" w:cs="TH SarabunPSK"/>
                 <w:sz w:val="32"/>
@@ -3178,6 +3253,7 @@
               <w:tabs>
                 <w:tab w:val="left" w:pos="1843"/>
               </w:tabs>
+              <w:ind w:right="-111"/>
               <w:jc w:val="right"/>
               <w:rPr>
                 <w:rFonts w:ascii="TH SarabunPSK" w:eastAsia="Calibri" w:hAnsi="TH SarabunPSK" w:cs="TH SarabunPSK"/>
@@ -3205,6 +3281,7 @@
               <w:tabs>
                 <w:tab w:val="left" w:pos="1843"/>
               </w:tabs>
+              <w:ind w:left="38"/>
               <w:rPr>
                 <w:rFonts w:ascii="TH SarabunPSK" w:eastAsia="Calibri" w:hAnsi="TH SarabunPSK" w:cs="TH SarabunPSK"/>
                 <w:sz w:val="32"/>
@@ -3294,6 +3371,7 @@
               <w:tabs>
                 <w:tab w:val="left" w:pos="1843"/>
               </w:tabs>
+              <w:ind w:right="-111"/>
               <w:jc w:val="right"/>
               <w:rPr>
                 <w:rFonts w:ascii="TH SarabunPSK" w:eastAsia="Calibri" w:hAnsi="TH SarabunPSK" w:cs="TH SarabunPSK"/>
@@ -3321,6 +3399,7 @@
               <w:tabs>
                 <w:tab w:val="left" w:pos="1843"/>
               </w:tabs>
+              <w:ind w:left="38"/>
               <w:rPr>
                 <w:rFonts w:ascii="TH SarabunPSK" w:eastAsia="Calibri" w:hAnsi="TH SarabunPSK" w:cs="TH SarabunPSK"/>
                 <w:sz w:val="32"/>
@@ -3410,6 +3489,7 @@
               <w:tabs>
                 <w:tab w:val="left" w:pos="1843"/>
               </w:tabs>
+              <w:ind w:right="-111"/>
               <w:jc w:val="right"/>
               <w:rPr>
                 <w:rFonts w:ascii="TH SarabunPSK" w:eastAsia="Calibri" w:hAnsi="TH SarabunPSK" w:cs="TH SarabunPSK"/>
@@ -3437,6 +3517,7 @@
               <w:tabs>
                 <w:tab w:val="left" w:pos="1843"/>
               </w:tabs>
+              <w:ind w:left="38"/>
               <w:rPr>
                 <w:rFonts w:ascii="TH SarabunPSK" w:eastAsia="Calibri" w:hAnsi="TH SarabunPSK" w:cs="TH SarabunPSK"/>
                 <w:sz w:val="32"/>
@@ -3526,6 +3607,7 @@
               <w:tabs>
                 <w:tab w:val="left" w:pos="1843"/>
               </w:tabs>
+              <w:ind w:right="-111"/>
               <w:jc w:val="right"/>
               <w:rPr>
                 <w:rFonts w:ascii="TH SarabunPSK" w:eastAsia="Calibri" w:hAnsi="TH SarabunPSK" w:cs="TH SarabunPSK"/>
@@ -3553,6 +3635,7 @@
               <w:tabs>
                 <w:tab w:val="left" w:pos="1843"/>
               </w:tabs>
+              <w:ind w:left="38"/>
               <w:rPr>
                 <w:rFonts w:ascii="TH SarabunPSK" w:eastAsia="Calibri" w:hAnsi="TH SarabunPSK" w:cs="TH SarabunPSK"/>
                 <w:sz w:val="32"/>
@@ -3642,6 +3725,7 @@
               <w:tabs>
                 <w:tab w:val="left" w:pos="1843"/>
               </w:tabs>
+              <w:ind w:right="-111"/>
               <w:jc w:val="right"/>
               <w:rPr>
                 <w:rFonts w:ascii="TH SarabunPSK" w:eastAsia="Calibri" w:hAnsi="TH SarabunPSK" w:cs="TH SarabunPSK"/>
@@ -3669,6 +3753,7 @@
               <w:tabs>
                 <w:tab w:val="left" w:pos="1843"/>
               </w:tabs>
+              <w:ind w:left="38"/>
               <w:rPr>
                 <w:rFonts w:ascii="TH SarabunPSK" w:eastAsia="Calibri" w:hAnsi="TH SarabunPSK" w:cs="TH SarabunPSK"/>
                 <w:sz w:val="32"/>
@@ -3750,6 +3835,7 @@
               <w:tabs>
                 <w:tab w:val="left" w:pos="1843"/>
               </w:tabs>
+              <w:ind w:right="-111"/>
               <w:jc w:val="right"/>
               <w:rPr>
                 <w:rFonts w:ascii="TH SarabunPSK" w:eastAsia="Calibri" w:hAnsi="TH SarabunPSK" w:cs="TH SarabunPSK"/>
@@ -3777,6 +3863,7 @@
               <w:tabs>
                 <w:tab w:val="left" w:pos="1843"/>
               </w:tabs>
+              <w:ind w:left="38"/>
               <w:rPr>
                 <w:rFonts w:ascii="TH SarabunPSK" w:eastAsia="Calibri" w:hAnsi="TH SarabunPSK" w:cs="TH SarabunPSK"/>
                 <w:sz w:val="32"/>
@@ -3858,6 +3945,7 @@
               <w:tabs>
                 <w:tab w:val="left" w:pos="1843"/>
               </w:tabs>
+              <w:ind w:right="-111"/>
               <w:jc w:val="right"/>
               <w:rPr>
                 <w:rFonts w:ascii="TH SarabunPSK" w:eastAsia="Calibri" w:hAnsi="TH SarabunPSK" w:cs="TH SarabunPSK"/>
@@ -3885,6 +3973,7 @@
               <w:tabs>
                 <w:tab w:val="left" w:pos="1843"/>
               </w:tabs>
+              <w:ind w:left="38"/>
               <w:rPr>
                 <w:rFonts w:ascii="TH SarabunPSK" w:eastAsia="Calibri" w:hAnsi="TH SarabunPSK" w:cs="TH SarabunPSK"/>
                 <w:sz w:val="32"/>
@@ -3966,6 +4055,7 @@
               <w:tabs>
                 <w:tab w:val="left" w:pos="1843"/>
               </w:tabs>
+              <w:ind w:right="-111"/>
               <w:jc w:val="right"/>
               <w:rPr>
                 <w:rFonts w:ascii="TH SarabunPSK" w:eastAsia="Calibri" w:hAnsi="TH SarabunPSK" w:cs="TH SarabunPSK"/>
@@ -3993,6 +4083,7 @@
               <w:tabs>
                 <w:tab w:val="left" w:pos="1843"/>
               </w:tabs>
+              <w:ind w:left="38"/>
               <w:rPr>
                 <w:rFonts w:ascii="TH SarabunPSK" w:eastAsia="Calibri" w:hAnsi="TH SarabunPSK" w:cs="TH SarabunPSK"/>
                 <w:sz w:val="32"/>
@@ -4074,6 +4165,7 @@
               <w:tabs>
                 <w:tab w:val="left" w:pos="1843"/>
               </w:tabs>
+              <w:ind w:right="-111"/>
               <w:jc w:val="right"/>
               <w:rPr>
                 <w:rFonts w:ascii="TH SarabunPSK" w:eastAsia="Calibri" w:hAnsi="TH SarabunPSK" w:cs="TH SarabunPSK"/>
@@ -4101,6 +4193,7 @@
               <w:tabs>
                 <w:tab w:val="left" w:pos="1843"/>
               </w:tabs>
+              <w:ind w:left="38"/>
               <w:rPr>
                 <w:rFonts w:ascii="TH SarabunPSK" w:eastAsia="Calibri" w:hAnsi="TH SarabunPSK" w:cs="TH SarabunPSK"/>
                 <w:sz w:val="32"/>
@@ -4182,6 +4275,7 @@
               <w:tabs>
                 <w:tab w:val="left" w:pos="1843"/>
               </w:tabs>
+              <w:ind w:right="-111"/>
               <w:jc w:val="right"/>
               <w:rPr>
                 <w:rFonts w:ascii="TH SarabunPSK" w:eastAsia="Calibri" w:hAnsi="TH SarabunPSK" w:cs="TH SarabunPSK"/>
@@ -4209,6 +4303,7 @@
               <w:tabs>
                 <w:tab w:val="left" w:pos="1843"/>
               </w:tabs>
+              <w:ind w:left="38"/>
               <w:rPr>
                 <w:rFonts w:ascii="TH SarabunPSK" w:eastAsia="Calibri" w:hAnsi="TH SarabunPSK" w:cs="TH SarabunPSK"/>
                 <w:sz w:val="32"/>
@@ -4290,6 +4385,7 @@
               <w:tabs>
                 <w:tab w:val="left" w:pos="1843"/>
               </w:tabs>
+              <w:ind w:right="-111"/>
               <w:jc w:val="right"/>
               <w:rPr>
                 <w:rFonts w:ascii="TH SarabunPSK" w:eastAsia="Calibri" w:hAnsi="TH SarabunPSK" w:cs="TH SarabunPSK"/>
@@ -4317,6 +4413,7 @@
               <w:tabs>
                 <w:tab w:val="left" w:pos="1843"/>
               </w:tabs>
+              <w:ind w:left="38"/>
               <w:rPr>
                 <w:rFonts w:ascii="TH SarabunPSK" w:eastAsia="Calibri" w:hAnsi="TH SarabunPSK" w:cs="TH SarabunPSK"/>
                 <w:sz w:val="32"/>
@@ -4398,6 +4495,7 @@
               <w:tabs>
                 <w:tab w:val="left" w:pos="1843"/>
               </w:tabs>
+              <w:ind w:right="-111"/>
               <w:jc w:val="right"/>
               <w:rPr>
                 <w:rFonts w:ascii="TH SarabunPSK" w:eastAsia="Calibri" w:hAnsi="TH SarabunPSK" w:cs="TH SarabunPSK"/>
@@ -4425,6 +4523,7 @@
               <w:tabs>
                 <w:tab w:val="left" w:pos="2295"/>
               </w:tabs>
+              <w:ind w:left="38"/>
               <w:rPr>
                 <w:rFonts w:ascii="TH SarabunPSK" w:eastAsia="Calibri" w:hAnsi="TH SarabunPSK" w:cs="TH SarabunPSK"/>
                 <w:sz w:val="32"/>
@@ -4506,6 +4605,7 @@
               <w:tabs>
                 <w:tab w:val="left" w:pos="1843"/>
               </w:tabs>
+              <w:ind w:right="-111"/>
               <w:jc w:val="right"/>
               <w:rPr>
                 <w:rFonts w:ascii="TH SarabunPSK" w:eastAsia="Calibri" w:hAnsi="TH SarabunPSK" w:cs="TH SarabunPSK"/>
@@ -4536,6 +4636,7 @@
                 <w:tab w:val="left" w:pos="2127"/>
                 <w:tab w:val="left" w:pos="2552"/>
               </w:tabs>
+              <w:ind w:left="38"/>
               <w:rPr>
                 <w:rFonts w:ascii="TH SarabunPSK" w:hAnsi="TH SarabunPSK" w:cs="TH SarabunPSK"/>
                 <w:sz w:val="32"/>
@@ -4651,6 +4752,7 @@
               <w:tabs>
                 <w:tab w:val="left" w:pos="1843"/>
               </w:tabs>
+              <w:ind w:right="-111"/>
               <w:jc w:val="right"/>
               <w:rPr>
                 <w:rFonts w:ascii="TH SarabunPSK" w:eastAsia="Calibri" w:hAnsi="TH SarabunPSK" w:cs="TH SarabunPSK"/>
@@ -4678,6 +4780,7 @@
               <w:tabs>
                 <w:tab w:val="left" w:pos="2295"/>
               </w:tabs>
+              <w:ind w:left="38"/>
               <w:rPr>
                 <w:rFonts w:ascii="TH SarabunPSK" w:eastAsia="Calibri" w:hAnsi="TH SarabunPSK" w:cs="TH SarabunPSK"/>
                 <w:sz w:val="32"/>
@@ -4793,6 +4896,7 @@
               <w:tabs>
                 <w:tab w:val="left" w:pos="1843"/>
               </w:tabs>
+              <w:ind w:right="-111"/>
               <w:jc w:val="right"/>
               <w:rPr>
                 <w:rFonts w:ascii="TH SarabunPSK" w:eastAsia="Calibri" w:hAnsi="TH SarabunPSK" w:cs="TH SarabunPSK"/>
@@ -4817,6 +4921,7 @@
           </w:tcPr>
           <w:p>
             <w:pPr>
+              <w:ind w:left="38"/>
               <w:rPr>
                 <w:rFonts w:ascii="TH SarabunPSK" w:hAnsi="TH SarabunPSK" w:cs="TH SarabunPSK"/>
                 <w:sz w:val="32"/>
@@ -4942,6 +5047,7 @@
               <w:tabs>
                 <w:tab w:val="left" w:pos="1843"/>
               </w:tabs>
+              <w:ind w:right="-111"/>
               <w:jc w:val="right"/>
               <w:rPr>
                 <w:rFonts w:ascii="TH SarabunPSK" w:eastAsia="Calibri" w:hAnsi="TH SarabunPSK" w:cs="TH SarabunPSK"/>
@@ -4969,6 +5075,7 @@
               <w:tabs>
                 <w:tab w:val="left" w:pos="2295"/>
               </w:tabs>
+              <w:ind w:left="38"/>
               <w:rPr>
                 <w:rFonts w:ascii="TH SarabunPSK" w:eastAsia="Calibri" w:hAnsi="TH SarabunPSK" w:cs="TH SarabunPSK"/>
                 <w:sz w:val="32"/>
@@ -5080,171 +5187,22 @@
                 <w:szCs w:val="32"/>
               </w:rPr>
               <w:t>2</w:t>
-            </w:r>
-          </w:p>
-        </w:tc>
-      </w:tr>
-      <w:tr>
-        <w:tc>
-          <w:tcPr>
-            <w:tcW w:w="988" w:type="dxa"/>
-          </w:tcPr>
-          <w:p>
-            <w:pPr>
-              <w:tabs>
-                <w:tab w:val="left" w:pos="1843"/>
-              </w:tabs>
-              <w:jc w:val="right"/>
-              <w:rPr>
-                <w:rFonts w:ascii="TH SarabunPSK" w:eastAsia="Calibri" w:hAnsi="TH SarabunPSK" w:cs="TH SarabunPSK"/>
-                <w:sz w:val="32"/>
-                <w:szCs w:val="32"/>
-                <w:cs/>
-              </w:rPr>
-            </w:pPr>
-            <w:r>
-              <w:rPr>
-                <w:rFonts w:ascii="TH SarabunPSK" w:eastAsia="Calibri" w:hAnsi="TH SarabunPSK" w:cs="TH SarabunPSK" w:hint="cs"/>
-                <w:sz w:val="32"/>
-                <w:szCs w:val="32"/>
-                <w:cs/>
-              </w:rPr>
-              <w:t>3-28</w:t>
-            </w:r>
-          </w:p>
-        </w:tc>
-        <w:tc>
-          <w:tcPr>
-            <w:tcW w:w="6667" w:type="dxa"/>
-          </w:tcPr>
-          <w:p>
-            <w:pPr>
-              <w:rPr>
-                <w:rFonts w:ascii="TH SarabunPSK" w:hAnsi="TH SarabunPSK" w:cs="TH SarabunPSK"/>
-                <w:sz w:val="32"/>
-                <w:szCs w:val="32"/>
-              </w:rPr>
-            </w:pPr>
-            <w:r>
-              <w:rPr>
-                <w:rFonts w:ascii="TH SarabunPSK" w:hAnsi="TH SarabunPSK" w:cs="TH SarabunPSK"/>
-                <w:sz w:val="32"/>
-                <w:szCs w:val="32"/>
-              </w:rPr>
-              <w:t xml:space="preserve">Data Flow Diagram Level </w:t>
-            </w:r>
-            <w:r>
-              <w:rPr>
-                <w:rFonts w:ascii="TH SarabunPSK" w:hAnsi="TH SarabunPSK" w:cs="TH SarabunPSK"/>
-                <w:sz w:val="32"/>
-                <w:szCs w:val="32"/>
-                <w:cs/>
-              </w:rPr>
-              <w:t xml:space="preserve">2 ของ </w:t>
-            </w:r>
-            <w:r>
-              <w:rPr>
-                <w:rFonts w:ascii="TH SarabunPSK" w:hAnsi="TH SarabunPSK" w:cs="TH SarabunPSK"/>
-                <w:sz w:val="32"/>
-                <w:szCs w:val="32"/>
-              </w:rPr>
-              <w:t xml:space="preserve">Process </w:t>
-            </w:r>
-            <w:r>
-              <w:rPr>
-                <w:rFonts w:ascii="TH SarabunPSK" w:hAnsi="TH SarabunPSK" w:cs="TH SarabunPSK"/>
-                <w:sz w:val="32"/>
-                <w:szCs w:val="32"/>
-                <w:cs/>
-              </w:rPr>
-              <w:t>การจัดการเอกสารสัญญาจ้าง</w:t>
-            </w:r>
-            <w:r>
-              <w:rPr>
-                <w:rFonts w:ascii="TH SarabunPSK" w:hAnsi="TH SarabunPSK" w:cs="TH SarabunPSK"/>
-                <w:sz w:val="32"/>
-                <w:szCs w:val="32"/>
-                <w:cs/>
-              </w:rPr>
-              <w:t xml:space="preserve"> </w:t>
-            </w:r>
-          </w:p>
-          <w:p>
-            <w:pPr>
-              <w:rPr>
-                <w:rFonts w:ascii="TH SarabunPSK" w:hAnsi="TH SarabunPSK" w:cs="TH SarabunPSK"/>
-                <w:sz w:val="32"/>
-                <w:szCs w:val="32"/>
-                <w:cs/>
-              </w:rPr>
-            </w:pPr>
-            <w:r>
-              <w:rPr>
-                <w:rFonts w:ascii="TH SarabunPSK" w:hAnsi="TH SarabunPSK" w:cs="TH SarabunPSK"/>
-                <w:sz w:val="32"/>
-                <w:szCs w:val="32"/>
-                <w:cs/>
-              </w:rPr>
-              <w:t>(</w:t>
-            </w:r>
-            <w:r>
-              <w:rPr>
-                <w:rFonts w:ascii="TH SarabunPSK" w:hAnsi="TH SarabunPSK" w:cs="TH SarabunPSK" w:hint="cs"/>
-                <w:sz w:val="32"/>
-                <w:szCs w:val="32"/>
-                <w:cs/>
-              </w:rPr>
-              <w:t>ฝ่ายทรัพยากรบุคคล</w:t>
-            </w:r>
-            <w:r>
-              <w:rPr>
-                <w:rFonts w:ascii="TH SarabunPSK" w:hAnsi="TH SarabunPSK" w:cs="TH SarabunPSK"/>
-                <w:sz w:val="32"/>
-                <w:szCs w:val="32"/>
-                <w:cs/>
-              </w:rPr>
-              <w:t>)</w:t>
-            </w:r>
-          </w:p>
-        </w:tc>
-        <w:tc>
-          <w:tcPr>
-            <w:tcW w:w="641" w:type="dxa"/>
-          </w:tcPr>
-          <w:p>
-            <w:pPr>
-              <w:tabs>
-                <w:tab w:val="left" w:pos="1843"/>
-              </w:tabs>
-              <w:jc w:val="right"/>
-              <w:rPr>
-                <w:rFonts w:ascii="TH SarabunPSK" w:eastAsia="Calibri" w:hAnsi="TH SarabunPSK" w:cs="TH SarabunPSK"/>
-                <w:sz w:val="32"/>
-                <w:szCs w:val="32"/>
-                <w:cs/>
-              </w:rPr>
-            </w:pPr>
-            <w:r>
-              <w:rPr>
-                <w:rFonts w:ascii="TH SarabunPSK" w:eastAsia="Calibri" w:hAnsi="TH SarabunPSK" w:cs="TH SarabunPSK" w:hint="cs"/>
-                <w:sz w:val="32"/>
-                <w:szCs w:val="32"/>
-                <w:cs/>
-              </w:rPr>
-              <w:t>6</w:t>
-            </w:r>
-            <w:r>
-              <w:rPr>
-                <w:rFonts w:ascii="TH SarabunPSK" w:eastAsia="Calibri" w:hAnsi="TH SarabunPSK" w:cs="TH SarabunPSK"/>
-                <w:sz w:val="32"/>
-                <w:szCs w:val="32"/>
-              </w:rPr>
-              <w:t>3</w:t>
             </w:r>
           </w:p>
         </w:tc>
       </w:tr>
     </w:tbl>
+    <w:p>
+      <w:pPr>
+        <w:spacing w:after="0" w:line="240" w:lineRule="auto"/>
+        <w:jc w:val="center"/>
+        <w:rPr>
+          <w:rFonts w:ascii="TH SarabunPSK" w:hAnsi="TH SarabunPSK" w:cs="TH SarabunPSK"/>
+          <w:sz w:val="32"/>
+          <w:szCs w:val="32"/>
+        </w:rPr>
+      </w:pPr>
+    </w:p>
     <w:p>
       <w:pPr>
         <w:spacing w:after="0" w:line="240" w:lineRule="auto"/>
@@ -5268,8 +5226,8 @@
           <w:szCs w:val="32"/>
         </w:rPr>
       </w:pPr>
-      <w:bookmarkStart w:id="2" w:name="_Hlk230281071"/>
-      <w:bookmarkStart w:id="3" w:name="_Hlk230281124"/>
+      <w:bookmarkStart w:id="2" w:name="_Hlk230281124"/>
+      <w:bookmarkStart w:id="3" w:name="_Hlk230281071"/>
       <w:r>
         <w:rPr>
           <w:rFonts w:ascii="TH SarabunPSK" w:hAnsi="TH SarabunPSK" w:cs="TH SarabunPSK"/>
@@ -5431,7 +5389,6 @@
           </w:p>
         </w:tc>
       </w:tr>
-      <w:bookmarkEnd w:id="2"/>
       <w:tr>
         <w:tc>
           <w:tcPr>
@@ -5442,22 +5399,23 @@
               <w:tabs>
                 <w:tab w:val="left" w:pos="1843"/>
               </w:tabs>
-              <w:jc w:val="right"/>
-              <w:rPr>
-                <w:rFonts w:ascii="TH SarabunPSK" w:eastAsia="Calibri" w:hAnsi="TH SarabunPSK" w:cs="TH SarabunPSK"/>
-                <w:sz w:val="32"/>
-                <w:szCs w:val="32"/>
-                <w:cs/>
-              </w:rPr>
-            </w:pPr>
-            <w:r>
-              <w:rPr>
-                <w:rFonts w:ascii="TH SarabunPSK" w:eastAsia="Calibri" w:hAnsi="TH SarabunPSK" w:cs="TH SarabunPSK" w:hint="cs"/>
-                <w:sz w:val="32"/>
-                <w:szCs w:val="32"/>
-                <w:cs/>
-              </w:rPr>
-              <w:t>3-29</w:t>
+              <w:ind w:right="-111"/>
+              <w:jc w:val="right"/>
+              <w:rPr>
+                <w:rFonts w:ascii="TH SarabunPSK" w:eastAsia="Calibri" w:hAnsi="TH SarabunPSK" w:cs="TH SarabunPSK"/>
+                <w:sz w:val="32"/>
+                <w:szCs w:val="32"/>
+                <w:cs/>
+              </w:rPr>
+            </w:pPr>
+            <w:r>
+              <w:rPr>
+                <w:rFonts w:ascii="TH SarabunPSK" w:eastAsia="Calibri" w:hAnsi="TH SarabunPSK" w:cs="TH SarabunPSK" w:hint="cs"/>
+                <w:sz w:val="32"/>
+                <w:szCs w:val="32"/>
+                <w:cs/>
+              </w:rPr>
+              <w:t>3-28</w:t>
             </w:r>
           </w:p>
         </w:tc>
@@ -5470,11 +5428,11 @@
               <w:tabs>
                 <w:tab w:val="left" w:pos="2295"/>
               </w:tabs>
-              <w:rPr>
-                <w:rFonts w:ascii="TH SarabunPSK" w:eastAsia="Calibri" w:hAnsi="TH SarabunPSK" w:cs="TH SarabunPSK"/>
-                <w:sz w:val="32"/>
-                <w:szCs w:val="32"/>
-                <w:cs/>
+              <w:ind w:left="38"/>
+              <w:rPr>
+                <w:rFonts w:ascii="TH SarabunPSK" w:eastAsia="Calibri" w:hAnsi="TH SarabunPSK" w:cs="TH SarabunPSK"/>
+                <w:sz w:val="32"/>
+                <w:szCs w:val="32"/>
               </w:rPr>
             </w:pPr>
             <w:r>
@@ -5509,25 +5467,29 @@
                 <w:szCs w:val="32"/>
                 <w:cs/>
               </w:rPr>
-              <w:t>การดาวน์โหลดเอกสารเงินเดือน</w:t>
-            </w:r>
-            <w:r>
-              <w:rPr>
-                <w:rFonts w:ascii="TH SarabunPSK" w:eastAsia="Calibri" w:hAnsi="TH SarabunPSK" w:cs="TH SarabunPSK" w:hint="cs"/>
-                <w:sz w:val="32"/>
-                <w:szCs w:val="32"/>
-                <w:cs/>
-              </w:rPr>
-              <w:t xml:space="preserve"> </w:t>
-            </w:r>
-            <w:r>
-              <w:rPr>
-                <w:rFonts w:ascii="TH SarabunPSK" w:eastAsia="Calibri" w:hAnsi="TH SarabunPSK" w:cs="TH SarabunPSK"/>
-                <w:sz w:val="32"/>
-                <w:szCs w:val="32"/>
-                <w:cs/>
-              </w:rPr>
-              <w:t>(พนักงาน)</w:t>
+              <w:t xml:space="preserve">การจัดการเอกสารสัญญาจ้าง </w:t>
+            </w:r>
+          </w:p>
+          <w:p>
+            <w:pPr>
+              <w:tabs>
+                <w:tab w:val="left" w:pos="2295"/>
+              </w:tabs>
+              <w:ind w:left="38"/>
+              <w:rPr>
+                <w:rFonts w:ascii="TH SarabunPSK" w:eastAsia="Calibri" w:hAnsi="TH SarabunPSK" w:cs="TH SarabunPSK"/>
+                <w:sz w:val="32"/>
+                <w:szCs w:val="32"/>
+              </w:rPr>
+            </w:pPr>
+            <w:r>
+              <w:rPr>
+                <w:rFonts w:ascii="TH SarabunPSK" w:eastAsia="Calibri" w:hAnsi="TH SarabunPSK" w:cs="TH SarabunPSK"/>
+                <w:sz w:val="32"/>
+                <w:szCs w:val="32"/>
+                <w:cs/>
+              </w:rPr>
+              <w:t>(ฝ่ายทรัพยากรบุคคล)</w:t>
             </w:r>
           </w:p>
         </w:tc>
@@ -5545,16 +5507,16 @@
                 <w:rFonts w:ascii="TH SarabunPSK" w:eastAsia="Calibri" w:hAnsi="TH SarabunPSK" w:cs="TH SarabunPSK"/>
                 <w:sz w:val="32"/>
                 <w:szCs w:val="32"/>
-                <w:cs/>
-              </w:rPr>
-            </w:pPr>
-            <w:r>
-              <w:rPr>
-                <w:rFonts w:ascii="TH SarabunPSK" w:eastAsia="Calibri" w:hAnsi="TH SarabunPSK" w:cs="TH SarabunPSK"/>
-                <w:sz w:val="32"/>
-                <w:szCs w:val="32"/>
-              </w:rPr>
-              <w:t>64</w:t>
+              </w:rPr>
+            </w:pPr>
+            <w:r>
+              <w:rPr>
+                <w:rFonts w:ascii="TH SarabunPSK" w:eastAsia="Calibri" w:hAnsi="TH SarabunPSK" w:cs="TH SarabunPSK" w:hint="cs"/>
+                <w:sz w:val="32"/>
+                <w:szCs w:val="32"/>
+                <w:cs/>
+              </w:rPr>
+              <w:t>63</w:t>
             </w:r>
           </w:p>
         </w:tc>
@@ -5570,6 +5532,137 @@
               <w:tabs>
                 <w:tab w:val="left" w:pos="1843"/>
               </w:tabs>
+              <w:ind w:right="-111"/>
+              <w:jc w:val="right"/>
+              <w:rPr>
+                <w:rFonts w:ascii="TH SarabunPSK" w:eastAsia="Calibri" w:hAnsi="TH SarabunPSK" w:cs="TH SarabunPSK"/>
+                <w:sz w:val="32"/>
+                <w:szCs w:val="32"/>
+                <w:cs/>
+              </w:rPr>
+            </w:pPr>
+            <w:r>
+              <w:rPr>
+                <w:rFonts w:ascii="TH SarabunPSK" w:eastAsia="Calibri" w:hAnsi="TH SarabunPSK" w:cs="TH SarabunPSK" w:hint="cs"/>
+                <w:sz w:val="32"/>
+                <w:szCs w:val="32"/>
+                <w:cs/>
+              </w:rPr>
+              <w:t>3-29</w:t>
+            </w:r>
+          </w:p>
+        </w:tc>
+        <w:tc>
+          <w:tcPr>
+            <w:tcW w:w="6667" w:type="dxa"/>
+          </w:tcPr>
+          <w:p>
+            <w:pPr>
+              <w:tabs>
+                <w:tab w:val="left" w:pos="2295"/>
+              </w:tabs>
+              <w:ind w:left="38"/>
+              <w:rPr>
+                <w:rFonts w:ascii="TH SarabunPSK" w:eastAsia="Calibri" w:hAnsi="TH SarabunPSK" w:cs="TH SarabunPSK"/>
+                <w:sz w:val="32"/>
+                <w:szCs w:val="32"/>
+                <w:cs/>
+              </w:rPr>
+            </w:pPr>
+            <w:r>
+              <w:rPr>
+                <w:rFonts w:ascii="TH SarabunPSK" w:eastAsia="Calibri" w:hAnsi="TH SarabunPSK" w:cs="TH SarabunPSK"/>
+                <w:sz w:val="32"/>
+                <w:szCs w:val="32"/>
+              </w:rPr>
+              <w:t xml:space="preserve">Data Flow Diagram Level </w:t>
+            </w:r>
+            <w:r>
+              <w:rPr>
+                <w:rFonts w:ascii="TH SarabunPSK" w:eastAsia="Calibri" w:hAnsi="TH SarabunPSK" w:cs="TH SarabunPSK"/>
+                <w:sz w:val="32"/>
+                <w:szCs w:val="32"/>
+                <w:cs/>
+              </w:rPr>
+              <w:t xml:space="preserve">2 ของ </w:t>
+            </w:r>
+            <w:r>
+              <w:rPr>
+                <w:rFonts w:ascii="TH SarabunPSK" w:eastAsia="Calibri" w:hAnsi="TH SarabunPSK" w:cs="TH SarabunPSK"/>
+                <w:sz w:val="32"/>
+                <w:szCs w:val="32"/>
+              </w:rPr>
+              <w:t xml:space="preserve">Process </w:t>
+            </w:r>
+            <w:r>
+              <w:rPr>
+                <w:rFonts w:ascii="TH SarabunPSK" w:eastAsia="Calibri" w:hAnsi="TH SarabunPSK" w:cs="TH SarabunPSK"/>
+                <w:sz w:val="32"/>
+                <w:szCs w:val="32"/>
+                <w:cs/>
+              </w:rPr>
+              <w:t>การดาวน์โหลดเอกสารเงินเดือน</w:t>
+            </w:r>
+            <w:r>
+              <w:rPr>
+                <w:rFonts w:ascii="TH SarabunPSK" w:eastAsia="Calibri" w:hAnsi="TH SarabunPSK" w:cs="TH SarabunPSK" w:hint="cs"/>
+                <w:sz w:val="32"/>
+                <w:szCs w:val="32"/>
+                <w:cs/>
+              </w:rPr>
+              <w:t xml:space="preserve"> </w:t>
+            </w:r>
+            <w:r>
+              <w:rPr>
+                <w:rFonts w:ascii="TH SarabunPSK" w:eastAsia="Calibri" w:hAnsi="TH SarabunPSK" w:cs="TH SarabunPSK"/>
+                <w:sz w:val="32"/>
+                <w:szCs w:val="32"/>
+                <w:cs/>
+              </w:rPr>
+              <w:t>(พนักงาน)</w:t>
+            </w:r>
+          </w:p>
+        </w:tc>
+        <w:tc>
+          <w:tcPr>
+            <w:tcW w:w="641" w:type="dxa"/>
+          </w:tcPr>
+          <w:p>
+            <w:pPr>
+              <w:tabs>
+                <w:tab w:val="left" w:pos="1843"/>
+              </w:tabs>
+              <w:jc w:val="right"/>
+              <w:rPr>
+                <w:rFonts w:ascii="TH SarabunPSK" w:eastAsia="Calibri" w:hAnsi="TH SarabunPSK" w:cs="TH SarabunPSK"/>
+                <w:sz w:val="32"/>
+                <w:szCs w:val="32"/>
+                <w:cs/>
+              </w:rPr>
+            </w:pPr>
+            <w:r>
+              <w:rPr>
+                <w:rFonts w:ascii="TH SarabunPSK" w:eastAsia="Calibri" w:hAnsi="TH SarabunPSK" w:cs="TH SarabunPSK"/>
+                <w:sz w:val="32"/>
+                <w:szCs w:val="32"/>
+              </w:rPr>
+              <w:t>64</w:t>
+            </w:r>
+          </w:p>
+        </w:tc>
+      </w:tr>
+      <w:bookmarkEnd w:id="2"/>
+      <w:tr>
+        <w:tc>
+          <w:tcPr>
+            <w:tcW w:w="988" w:type="dxa"/>
+          </w:tcPr>
+          <w:p>
+            <w:pPr>
+              <w:tabs>
+                <w:tab w:val="left" w:pos="1843"/>
+              </w:tabs>
+              <w:ind w:right="-111"/>
               <w:jc w:val="right"/>
               <w:rPr>
                 <w:rFonts w:ascii="TH SarabunPSK" w:eastAsia="Calibri" w:hAnsi="TH SarabunPSK" w:cs="TH SarabunPSK"/>
@@ -5598,6 +5691,7 @@
               <w:tabs>
                 <w:tab w:val="left" w:pos="2295"/>
               </w:tabs>
+              <w:ind w:left="38"/>
               <w:rPr>
                 <w:rFonts w:ascii="TH SarabunPSK" w:eastAsia="Calibri" w:hAnsi="TH SarabunPSK" w:cs="TH SarabunPSK"/>
                 <w:sz w:val="32"/>
@@ -5679,6 +5773,7 @@
               <w:tabs>
                 <w:tab w:val="left" w:pos="1843"/>
               </w:tabs>
+              <w:ind w:right="-111"/>
               <w:jc w:val="right"/>
               <w:rPr>
                 <w:rFonts w:ascii="TH SarabunPSK" w:eastAsia="Calibri" w:hAnsi="TH SarabunPSK" w:cs="TH SarabunPSK"/>
@@ -5707,6 +5802,7 @@
               <w:tabs>
                 <w:tab w:val="left" w:pos="2295"/>
               </w:tabs>
+              <w:ind w:left="38"/>
               <w:rPr>
                 <w:rFonts w:ascii="TH SarabunPSK" w:eastAsia="Calibri" w:hAnsi="TH SarabunPSK" w:cs="TH SarabunPSK"/>
                 <w:sz w:val="32"/>
@@ -5788,6 +5884,7 @@
               <w:tabs>
                 <w:tab w:val="left" w:pos="1843"/>
               </w:tabs>
+              <w:ind w:right="-111"/>
               <w:jc w:val="right"/>
               <w:rPr>
                 <w:rFonts w:ascii="TH SarabunPSK" w:eastAsia="Calibri" w:hAnsi="TH SarabunPSK" w:cs="TH SarabunPSK"/>
@@ -5816,29 +5913,49 @@
               <w:tabs>
                 <w:tab w:val="left" w:pos="2295"/>
               </w:tabs>
-              <w:rPr>
-                <w:rFonts w:ascii="TH SarabunPSK" w:eastAsia="Calibri" w:hAnsi="TH SarabunPSK" w:cs="TH SarabunPSK"/>
-                <w:sz w:val="32"/>
-                <w:szCs w:val="32"/>
-                <w:cs/>
-              </w:rPr>
-            </w:pPr>
-            <w:r>
-              <w:rPr>
-                <w:rFonts w:ascii="TH SarabunPSK" w:eastAsia="Calibri" w:hAnsi="TH SarabunPSK" w:cs="TH SarabunPSK"/>
-                <w:sz w:val="32"/>
-                <w:szCs w:val="32"/>
-              </w:rPr>
-              <w:t xml:space="preserve">Data Flow Diagram  </w:t>
-            </w:r>
-            <w:r>
-              <w:rPr>
-                <w:rFonts w:ascii="TH SarabunPSK" w:eastAsia="Calibri" w:hAnsi="TH SarabunPSK" w:cs="TH SarabunPSK"/>
-                <w:sz w:val="32"/>
-                <w:szCs w:val="32"/>
-                <w:cs/>
-              </w:rPr>
-              <w:t xml:space="preserve">ระบบจัดการการประชุมและแจ้งเตือน </w:t>
+              <w:ind w:left="38"/>
+              <w:rPr>
+                <w:rFonts w:ascii="TH SarabunPSK" w:eastAsia="Calibri" w:hAnsi="TH SarabunPSK" w:cs="TH SarabunPSK"/>
+                <w:sz w:val="32"/>
+                <w:szCs w:val="32"/>
+                <w:cs/>
+              </w:rPr>
+            </w:pPr>
+            <w:r>
+              <w:rPr>
+                <w:rFonts w:ascii="TH SarabunPSK" w:eastAsia="Calibri" w:hAnsi="TH SarabunPSK" w:cs="TH SarabunPSK"/>
+                <w:sz w:val="32"/>
+                <w:szCs w:val="32"/>
+              </w:rPr>
+              <w:t xml:space="preserve">Data Flow </w:t>
+            </w:r>
+            <w:proofErr w:type="gramStart"/>
+            <w:r>
+              <w:rPr>
+                <w:rFonts w:ascii="TH SarabunPSK" w:eastAsia="Calibri" w:hAnsi="TH SarabunPSK" w:cs="TH SarabunPSK"/>
+                <w:sz w:val="32"/>
+                <w:szCs w:val="32"/>
+              </w:rPr>
+              <w:t xml:space="preserve">Diagram  </w:t>
+            </w:r>
+            <w:r>
+              <w:rPr>
+                <w:rFonts w:ascii="TH SarabunPSK" w:eastAsia="Calibri" w:hAnsi="TH SarabunPSK" w:cs="TH SarabunPSK"/>
+                <w:sz w:val="32"/>
+                <w:szCs w:val="32"/>
+                <w:cs/>
+              </w:rPr>
+              <w:t>ระบบจัดการการประชุมและแจ้งเตือน</w:t>
+            </w:r>
+            <w:proofErr w:type="gramEnd"/>
+            <w:r>
+              <w:rPr>
+                <w:rFonts w:ascii="TH SarabunPSK" w:eastAsia="Calibri" w:hAnsi="TH SarabunPSK" w:cs="TH SarabunPSK"/>
+                <w:sz w:val="32"/>
+                <w:szCs w:val="32"/>
+                <w:cs/>
+              </w:rPr>
+              <w:t xml:space="preserve"> </w:t>
             </w:r>
             <w:r>
               <w:rPr>
@@ -5897,6 +6014,7 @@
               <w:tabs>
                 <w:tab w:val="left" w:pos="1843"/>
               </w:tabs>
+              <w:ind w:right="-111"/>
               <w:jc w:val="right"/>
               <w:rPr>
                 <w:rFonts w:ascii="TH SarabunPSK" w:eastAsia="Calibri" w:hAnsi="TH SarabunPSK" w:cs="TH SarabunPSK"/>
@@ -5925,6 +6043,7 @@
               <w:tabs>
                 <w:tab w:val="left" w:pos="2295"/>
               </w:tabs>
+              <w:ind w:left="38"/>
               <w:rPr>
                 <w:rFonts w:ascii="TH SarabunPSK" w:eastAsia="Calibri" w:hAnsi="TH SarabunPSK" w:cs="TH SarabunPSK"/>
                 <w:sz w:val="32"/>
@@ -6006,6 +6125,7 @@
               <w:tabs>
                 <w:tab w:val="left" w:pos="1843"/>
               </w:tabs>
+              <w:ind w:right="-111"/>
               <w:jc w:val="right"/>
               <w:rPr>
                 <w:rFonts w:ascii="TH SarabunPSK" w:eastAsia="Calibri" w:hAnsi="TH SarabunPSK" w:cs="TH SarabunPSK"/>
@@ -6034,6 +6154,7 @@
               <w:tabs>
                 <w:tab w:val="left" w:pos="2295"/>
               </w:tabs>
+              <w:ind w:left="38"/>
               <w:rPr>
                 <w:rFonts w:ascii="TH SarabunPSK" w:eastAsia="Calibri" w:hAnsi="TH SarabunPSK" w:cs="TH SarabunPSK"/>
                 <w:sz w:val="32"/>
@@ -6115,6 +6236,7 @@
               <w:tabs>
                 <w:tab w:val="left" w:pos="1843"/>
               </w:tabs>
+              <w:ind w:right="-111"/>
               <w:jc w:val="right"/>
               <w:rPr>
                 <w:rFonts w:ascii="TH SarabunPSK" w:eastAsia="Calibri" w:hAnsi="TH SarabunPSK" w:cs="TH SarabunPSK"/>
@@ -6143,6 +6265,7 @@
               <w:tabs>
                 <w:tab w:val="left" w:pos="2295"/>
               </w:tabs>
+              <w:ind w:left="38"/>
               <w:rPr>
                 <w:rFonts w:ascii="TH SarabunPSK" w:eastAsia="Calibri" w:hAnsi="TH SarabunPSK" w:cs="TH SarabunPSK"/>
                 <w:sz w:val="32"/>
@@ -6223,6 +6346,7 @@
               <w:tabs>
                 <w:tab w:val="left" w:pos="1843"/>
               </w:tabs>
+              <w:ind w:right="-111"/>
               <w:jc w:val="right"/>
               <w:rPr>
                 <w:rFonts w:ascii="TH SarabunPSK" w:eastAsia="Calibri" w:hAnsi="TH SarabunPSK" w:cs="TH SarabunPSK"/>
@@ -6251,6 +6375,7 @@
               <w:tabs>
                 <w:tab w:val="left" w:pos="2295"/>
               </w:tabs>
+              <w:ind w:left="38"/>
               <w:rPr>
                 <w:rFonts w:ascii="TH SarabunPSK" w:eastAsia="Calibri" w:hAnsi="TH SarabunPSK" w:cs="TH SarabunPSK"/>
                 <w:sz w:val="32"/>
@@ -6340,6 +6465,7 @@
               <w:tabs>
                 <w:tab w:val="left" w:pos="1843"/>
               </w:tabs>
+              <w:ind w:right="-111"/>
               <w:jc w:val="right"/>
               <w:rPr>
                 <w:rFonts w:ascii="TH SarabunPSK" w:eastAsia="Calibri" w:hAnsi="TH SarabunPSK" w:cs="TH SarabunPSK"/>
@@ -6368,6 +6494,7 @@
               <w:tabs>
                 <w:tab w:val="left" w:pos="2295"/>
               </w:tabs>
+              <w:ind w:left="38"/>
               <w:rPr>
                 <w:rFonts w:ascii="TH SarabunPSK" w:eastAsia="Calibri" w:hAnsi="TH SarabunPSK" w:cs="TH SarabunPSK"/>
                 <w:sz w:val="32"/>
@@ -6457,6 +6584,7 @@
               <w:tabs>
                 <w:tab w:val="left" w:pos="1843"/>
               </w:tabs>
+              <w:ind w:right="-111"/>
               <w:jc w:val="right"/>
               <w:rPr>
                 <w:rFonts w:ascii="TH SarabunPSK" w:eastAsia="Calibri" w:hAnsi="TH SarabunPSK" w:cs="TH SarabunPSK"/>
@@ -6485,6 +6613,7 @@
               <w:tabs>
                 <w:tab w:val="left" w:pos="2295"/>
               </w:tabs>
+              <w:ind w:left="38"/>
               <w:rPr>
                 <w:rFonts w:ascii="TH SarabunPSK" w:eastAsia="Calibri" w:hAnsi="TH SarabunPSK" w:cs="TH SarabunPSK"/>
                 <w:sz w:val="32"/>
@@ -6531,6 +6660,7 @@
               <w:tabs>
                 <w:tab w:val="left" w:pos="2295"/>
               </w:tabs>
+              <w:ind w:left="38"/>
               <w:rPr>
                 <w:rFonts w:ascii="TH SarabunPSK" w:eastAsia="Calibri" w:hAnsi="TH SarabunPSK" w:cs="TH SarabunPSK"/>
                 <w:sz w:val="32"/>
@@ -6595,6 +6725,7 @@
               <w:tabs>
                 <w:tab w:val="left" w:pos="1843"/>
               </w:tabs>
+              <w:ind w:right="-111"/>
               <w:jc w:val="right"/>
               <w:rPr>
                 <w:rFonts w:ascii="TH SarabunPSK" w:eastAsia="Calibri" w:hAnsi="TH SarabunPSK" w:cs="TH SarabunPSK"/>
@@ -6623,6 +6754,7 @@
               <w:tabs>
                 <w:tab w:val="left" w:pos="2295"/>
               </w:tabs>
+              <w:ind w:left="38"/>
               <w:rPr>
                 <w:rFonts w:ascii="TH SarabunPSK" w:eastAsia="Calibri" w:hAnsi="TH SarabunPSK" w:cs="TH SarabunPSK"/>
                 <w:sz w:val="32"/>
@@ -6712,6 +6844,7 @@
               <w:tabs>
                 <w:tab w:val="left" w:pos="1843"/>
               </w:tabs>
+              <w:ind w:right="-111"/>
               <w:jc w:val="right"/>
               <w:rPr>
                 <w:rFonts w:ascii="TH SarabunPSK" w:eastAsia="Calibri" w:hAnsi="TH SarabunPSK" w:cs="TH SarabunPSK"/>
@@ -6740,6 +6873,7 @@
               <w:tabs>
                 <w:tab w:val="left" w:pos="2295"/>
               </w:tabs>
+              <w:ind w:left="38"/>
               <w:rPr>
                 <w:rFonts w:ascii="TH SarabunPSK" w:eastAsia="Calibri" w:hAnsi="TH SarabunPSK" w:cs="TH SarabunPSK"/>
                 <w:sz w:val="32"/>
@@ -6829,6 +6963,7 @@
               <w:tabs>
                 <w:tab w:val="left" w:pos="1843"/>
               </w:tabs>
+              <w:ind w:right="-111"/>
               <w:jc w:val="right"/>
               <w:rPr>
                 <w:rFonts w:ascii="TH SarabunPSK" w:eastAsia="Calibri" w:hAnsi="TH SarabunPSK" w:cs="TH SarabunPSK"/>
@@ -6857,6 +6992,7 @@
               <w:tabs>
                 <w:tab w:val="left" w:pos="2295"/>
               </w:tabs>
+              <w:ind w:left="38"/>
               <w:rPr>
                 <w:rFonts w:ascii="TH SarabunPSK" w:eastAsia="Calibri" w:hAnsi="TH SarabunPSK" w:cs="TH SarabunPSK"/>
                 <w:sz w:val="32"/>
@@ -6937,6 +7073,7 @@
               <w:tabs>
                 <w:tab w:val="left" w:pos="1843"/>
               </w:tabs>
+              <w:ind w:right="-111"/>
               <w:jc w:val="right"/>
               <w:rPr>
                 <w:rFonts w:ascii="TH SarabunPSK" w:eastAsia="Calibri" w:hAnsi="TH SarabunPSK" w:cs="TH SarabunPSK"/>
@@ -6965,6 +7102,7 @@
               <w:tabs>
                 <w:tab w:val="left" w:pos="2295"/>
               </w:tabs>
+              <w:ind w:left="38"/>
               <w:rPr>
                 <w:rFonts w:ascii="TH SarabunPSK" w:eastAsia="Calibri" w:hAnsi="TH SarabunPSK" w:cs="TH SarabunPSK"/>
                 <w:sz w:val="32"/>
@@ -7020,6 +7158,7 @@
               <w:tabs>
                 <w:tab w:val="left" w:pos="1843"/>
               </w:tabs>
+              <w:ind w:right="-111"/>
               <w:jc w:val="right"/>
               <w:rPr>
                 <w:rFonts w:ascii="TH SarabunPSK" w:eastAsia="Calibri" w:hAnsi="TH SarabunPSK" w:cs="TH SarabunPSK"/>
@@ -7048,6 +7187,7 @@
               <w:tabs>
                 <w:tab w:val="left" w:pos="2295"/>
               </w:tabs>
+              <w:ind w:left="38"/>
               <w:rPr>
                 <w:rFonts w:ascii="TH SarabunPSK" w:eastAsia="Calibri" w:hAnsi="TH SarabunPSK" w:cs="TH SarabunPSK"/>
                 <w:sz w:val="32"/>
@@ -7103,6 +7243,7 @@
               <w:tabs>
                 <w:tab w:val="left" w:pos="1843"/>
               </w:tabs>
+              <w:ind w:right="-111"/>
               <w:jc w:val="right"/>
               <w:rPr>
                 <w:rFonts w:ascii="TH SarabunPSK" w:eastAsia="Calibri" w:hAnsi="TH SarabunPSK" w:cs="TH SarabunPSK"/>
@@ -7131,6 +7272,7 @@
               <w:tabs>
                 <w:tab w:val="left" w:pos="2295"/>
               </w:tabs>
+              <w:ind w:left="38"/>
               <w:rPr>
                 <w:rFonts w:ascii="TH SarabunPSK" w:eastAsia="Calibri" w:hAnsi="TH SarabunPSK" w:cs="TH SarabunPSK"/>
                 <w:sz w:val="32"/>
@@ -7196,6 +7338,7 @@
               <w:tabs>
                 <w:tab w:val="left" w:pos="1843"/>
               </w:tabs>
+              <w:ind w:right="-111"/>
               <w:jc w:val="right"/>
               <w:rPr>
                 <w:rFonts w:ascii="TH SarabunPSK" w:eastAsia="Calibri" w:hAnsi="TH SarabunPSK" w:cs="TH SarabunPSK"/>
@@ -7224,6 +7367,7 @@
               <w:tabs>
                 <w:tab w:val="left" w:pos="2295"/>
               </w:tabs>
+              <w:ind w:left="38"/>
               <w:rPr>
                 <w:rFonts w:ascii="TH SarabunPSK" w:hAnsi="TH SarabunPSK" w:cs="TH SarabunPSK"/>
                 <w:sz w:val="32"/>
@@ -7288,6 +7432,7 @@
               <w:tabs>
                 <w:tab w:val="left" w:pos="1843"/>
               </w:tabs>
+              <w:ind w:right="-111"/>
               <w:jc w:val="right"/>
               <w:rPr>
                 <w:rFonts w:ascii="TH SarabunPSK" w:eastAsia="Calibri" w:hAnsi="TH SarabunPSK" w:cs="TH SarabunPSK"/>
@@ -7316,6 +7461,7 @@
               <w:tabs>
                 <w:tab w:val="left" w:pos="2295"/>
               </w:tabs>
+              <w:ind w:left="38"/>
               <w:rPr>
                 <w:rFonts w:ascii="TH SarabunPSK" w:hAnsi="TH SarabunPSK" w:cs="TH SarabunPSK"/>
                 <w:sz w:val="32"/>
@@ -7358,174 +7504,6 @@
                 <w:szCs w:val="32"/>
               </w:rPr>
               <w:t>75</w:t>
-            </w:r>
-          </w:p>
-        </w:tc>
-      </w:tr>
-      <w:tr>
-        <w:tc>
-          <w:tcPr>
-            <w:tcW w:w="988" w:type="dxa"/>
-          </w:tcPr>
-          <w:p>
-            <w:pPr>
-              <w:tabs>
-                <w:tab w:val="left" w:pos="1843"/>
-              </w:tabs>
-              <w:jc w:val="right"/>
-              <w:rPr>
-                <w:rFonts w:ascii="TH SarabunPSK" w:eastAsia="Calibri" w:hAnsi="TH SarabunPSK" w:cs="TH SarabunPSK"/>
-                <w:sz w:val="32"/>
-                <w:szCs w:val="32"/>
-                <w:cs/>
-              </w:rPr>
-            </w:pPr>
-            <w:r>
-              <w:rPr>
-                <w:rFonts w:ascii="TH SarabunPSK" w:eastAsia="Calibri" w:hAnsi="TH SarabunPSK" w:cs="TH SarabunPSK" w:hint="cs"/>
-                <w:sz w:val="32"/>
-                <w:szCs w:val="32"/>
-                <w:cs/>
-              </w:rPr>
-              <w:t>3-47</w:t>
-            </w:r>
-          </w:p>
-        </w:tc>
-        <w:tc>
-          <w:tcPr>
-            <w:tcW w:w="6667" w:type="dxa"/>
-          </w:tcPr>
-          <w:p>
-            <w:pPr>
-              <w:tabs>
-                <w:tab w:val="left" w:pos="2295"/>
-              </w:tabs>
-              <w:rPr>
-                <w:rFonts w:ascii="TH SarabunPSK" w:hAnsi="TH SarabunPSK" w:cs="TH SarabunPSK"/>
-                <w:sz w:val="32"/>
-                <w:szCs w:val="32"/>
-                <w:cs/>
-              </w:rPr>
-            </w:pPr>
-            <w:r>
-              <w:rPr>
-                <w:rFonts w:ascii="TH SarabunPSK" w:hAnsi="TH SarabunPSK" w:cs="TH SarabunPSK"/>
-                <w:sz w:val="32"/>
-                <w:szCs w:val="32"/>
-                <w:cs/>
-              </w:rPr>
-              <w:t>ภาพแสดงหน้าจอส่วนจัดการผู้ใช้งาน</w:t>
-            </w:r>
-          </w:p>
-        </w:tc>
-        <w:tc>
-          <w:tcPr>
-            <w:tcW w:w="641" w:type="dxa"/>
-          </w:tcPr>
-          <w:p>
-            <w:pPr>
-              <w:tabs>
-                <w:tab w:val="left" w:pos="1843"/>
-              </w:tabs>
-              <w:jc w:val="right"/>
-              <w:rPr>
-                <w:rFonts w:ascii="TH SarabunPSK" w:eastAsia="Calibri" w:hAnsi="TH SarabunPSK" w:cs="TH SarabunPSK"/>
-                <w:sz w:val="32"/>
-                <w:szCs w:val="32"/>
-                <w:cs/>
-              </w:rPr>
-            </w:pPr>
-            <w:r>
-              <w:rPr>
-                <w:rFonts w:ascii="TH SarabunPSK" w:eastAsia="Calibri" w:hAnsi="TH SarabunPSK" w:cs="TH SarabunPSK"/>
-                <w:sz w:val="32"/>
-                <w:szCs w:val="32"/>
-              </w:rPr>
-              <w:t>75</w:t>
-            </w:r>
-          </w:p>
-        </w:tc>
-      </w:tr>
-      <w:tr>
-        <w:tc>
-          <w:tcPr>
-            <w:tcW w:w="988" w:type="dxa"/>
-          </w:tcPr>
-          <w:p>
-            <w:pPr>
-              <w:tabs>
-                <w:tab w:val="left" w:pos="1843"/>
-              </w:tabs>
-              <w:jc w:val="right"/>
-              <w:rPr>
-                <w:rFonts w:ascii="TH SarabunPSK" w:eastAsia="Calibri" w:hAnsi="TH SarabunPSK" w:cs="TH SarabunPSK"/>
-                <w:sz w:val="32"/>
-                <w:szCs w:val="32"/>
-                <w:cs/>
-              </w:rPr>
-            </w:pPr>
-            <w:r>
-              <w:rPr>
-                <w:rFonts w:ascii="TH SarabunPSK" w:eastAsia="Calibri" w:hAnsi="TH SarabunPSK" w:cs="TH SarabunPSK" w:hint="cs"/>
-                <w:sz w:val="32"/>
-                <w:szCs w:val="32"/>
-                <w:cs/>
-              </w:rPr>
-              <w:t>3-48</w:t>
-            </w:r>
-          </w:p>
-        </w:tc>
-        <w:tc>
-          <w:tcPr>
-            <w:tcW w:w="6667" w:type="dxa"/>
-          </w:tcPr>
-          <w:p>
-            <w:pPr>
-              <w:tabs>
-                <w:tab w:val="left" w:pos="2295"/>
-              </w:tabs>
-              <w:rPr>
-                <w:rFonts w:ascii="TH SarabunPSK" w:hAnsi="TH SarabunPSK" w:cs="TH SarabunPSK"/>
-                <w:sz w:val="32"/>
-                <w:szCs w:val="32"/>
-                <w:cs/>
-              </w:rPr>
-            </w:pPr>
-            <w:r>
-              <w:rPr>
-                <w:rFonts w:ascii="TH SarabunPSK" w:hAnsi="TH SarabunPSK" w:cs="TH SarabunPSK"/>
-                <w:sz w:val="32"/>
-                <w:szCs w:val="32"/>
-                <w:cs/>
-              </w:rPr>
-              <w:t>โครงสร้างความสัมพันธ์ของตาราง</w:t>
-            </w:r>
-          </w:p>
-        </w:tc>
-        <w:tc>
-          <w:tcPr>
-            <w:tcW w:w="641" w:type="dxa"/>
-          </w:tcPr>
-          <w:p>
-            <w:pPr>
-              <w:tabs>
-                <w:tab w:val="left" w:pos="1843"/>
-              </w:tabs>
-              <w:jc w:val="right"/>
-              <w:rPr>
-                <w:rFonts w:ascii="TH SarabunPSK" w:eastAsia="Calibri" w:hAnsi="TH SarabunPSK" w:cs="TH SarabunPSK"/>
-                <w:sz w:val="32"/>
-                <w:szCs w:val="32"/>
-                <w:cs/>
-              </w:rPr>
-            </w:pPr>
-            <w:r>
-              <w:rPr>
-                <w:rFonts w:ascii="TH SarabunPSK" w:eastAsia="Calibri" w:hAnsi="TH SarabunPSK" w:cs="TH SarabunPSK"/>
-                <w:sz w:val="32"/>
-                <w:szCs w:val="32"/>
-              </w:rPr>
-              <w:t>76</w:t>
             </w:r>
           </w:p>
         </w:tc>
@@ -7644,7 +7622,6 @@
                 <w:rFonts w:ascii="TH SarabunPSK" w:eastAsia="Calibri" w:hAnsi="TH SarabunPSK" w:cs="TH SarabunPSK"/>
                 <w:sz w:val="32"/>
                 <w:szCs w:val="32"/>
-                <w:cs/>
               </w:rPr>
             </w:pPr>
             <w:r>
@@ -7665,12 +7642,14 @@
           <w:p>
             <w:pPr>
               <w:tabs>
-                <w:tab w:val="left" w:pos="2295"/>
-              </w:tabs>
-              <w:rPr>
-                <w:rFonts w:ascii="TH SarabunPSK" w:eastAsia="Calibri" w:hAnsi="TH SarabunPSK" w:cs="TH SarabunPSK"/>
-                <w:sz w:val="32"/>
-                <w:szCs w:val="32"/>
+                <w:tab w:val="left" w:pos="1843"/>
+              </w:tabs>
+              <w:jc w:val="right"/>
+              <w:rPr>
+                <w:rFonts w:ascii="TH SarabunPSK" w:eastAsia="Calibri" w:hAnsi="TH SarabunPSK" w:cs="TH SarabunPSK"/>
+                <w:sz w:val="32"/>
+                <w:szCs w:val="32"/>
+                <w:cs/>
               </w:rPr>
             </w:pPr>
           </w:p>
@@ -7689,7 +7668,6 @@
                 <w:rFonts w:ascii="TH SarabunPSK" w:eastAsia="Calibri" w:hAnsi="TH SarabunPSK" w:cs="TH SarabunPSK"/>
                 <w:sz w:val="32"/>
                 <w:szCs w:val="32"/>
-                <w:cs/>
               </w:rPr>
             </w:pPr>
             <w:r>
@@ -7712,24 +7690,26 @@
           <w:p>
             <w:pPr>
               <w:tabs>
-                <w:tab w:val="left" w:pos="1843"/>
-              </w:tabs>
-              <w:jc w:val="right"/>
-              <w:rPr>
-                <w:rFonts w:ascii="TH SarabunPSK" w:eastAsia="Calibri" w:hAnsi="TH SarabunPSK" w:cs="TH SarabunPSK"/>
-                <w:sz w:val="32"/>
-                <w:szCs w:val="32"/>
-                <w:cs/>
-              </w:rPr>
-            </w:pPr>
-            <w:r>
-              <w:rPr>
-                <w:rFonts w:ascii="TH SarabunPSK" w:eastAsia="Calibri" w:hAnsi="TH SarabunPSK" w:cs="TH SarabunPSK" w:hint="cs"/>
-                <w:sz w:val="32"/>
-                <w:szCs w:val="32"/>
-                <w:cs/>
-              </w:rPr>
-              <w:t>3-49</w:t>
+                <w:tab w:val="left" w:pos="454"/>
+                <w:tab w:val="left" w:pos="1843"/>
+              </w:tabs>
+              <w:ind w:right="-117"/>
+              <w:jc w:val="right"/>
+              <w:rPr>
+                <w:rFonts w:ascii="TH SarabunPSK" w:eastAsia="Calibri" w:hAnsi="TH SarabunPSK" w:cs="TH SarabunPSK" w:hint="cs"/>
+                <w:sz w:val="32"/>
+                <w:szCs w:val="32"/>
+                <w:cs/>
+              </w:rPr>
+            </w:pPr>
+            <w:r>
+              <w:rPr>
+                <w:rFonts w:ascii="TH SarabunPSK" w:eastAsia="Calibri" w:hAnsi="TH SarabunPSK" w:cs="TH SarabunPSK" w:hint="cs"/>
+                <w:sz w:val="32"/>
+                <w:szCs w:val="32"/>
+                <w:cs/>
+              </w:rPr>
+              <w:t>3-47</w:t>
             </w:r>
           </w:p>
         </w:tc>
@@ -7740,8 +7720,9 @@
           <w:p>
             <w:pPr>
               <w:tabs>
-                <w:tab w:val="left" w:pos="2295"/>
-              </w:tabs>
+                <w:tab w:val="left" w:pos="1843"/>
+              </w:tabs>
+              <w:ind w:left="32"/>
               <w:rPr>
                 <w:rFonts w:ascii="TH SarabunPSK" w:eastAsia="Calibri" w:hAnsi="TH SarabunPSK" w:cs="TH SarabunPSK"/>
                 <w:sz w:val="32"/>
@@ -7756,7 +7737,7 @@
                 <w:szCs w:val="32"/>
                 <w:cs/>
               </w:rPr>
-              <w:t>แผนผังขั้นตอนการดำเนินงานทั้งหมดในระยะที่ 2</w:t>
+              <w:t>ภาพแสดงหน้าจอส่วนจัดการผู้ใช้งาน</w:t>
             </w:r>
           </w:p>
         </w:tc>
@@ -7784,15 +7765,7 @@
                 <w:szCs w:val="32"/>
                 <w:cs/>
               </w:rPr>
-              <w:t>8</w:t>
-            </w:r>
-            <w:r>
-              <w:rPr>
-                <w:rFonts w:ascii="TH SarabunPSK" w:eastAsia="Calibri" w:hAnsi="TH SarabunPSK" w:cs="TH SarabunPSK"/>
-                <w:sz w:val="32"/>
-                <w:szCs w:val="32"/>
-              </w:rPr>
-              <w:t>1</w:t>
+              <w:t>75</w:t>
             </w:r>
           </w:p>
         </w:tc>
@@ -7807,22 +7780,23 @@
               <w:tabs>
                 <w:tab w:val="left" w:pos="1843"/>
               </w:tabs>
-              <w:jc w:val="right"/>
-              <w:rPr>
-                <w:rFonts w:ascii="TH SarabunPSK" w:eastAsia="Calibri" w:hAnsi="TH SarabunPSK" w:cs="TH SarabunPSK"/>
-                <w:sz w:val="32"/>
-                <w:szCs w:val="32"/>
-                <w:cs/>
-              </w:rPr>
-            </w:pPr>
-            <w:r>
-              <w:rPr>
-                <w:rFonts w:ascii="TH SarabunPSK" w:eastAsia="Calibri" w:hAnsi="TH SarabunPSK" w:cs="TH SarabunPSK" w:hint="cs"/>
-                <w:sz w:val="32"/>
-                <w:szCs w:val="32"/>
-                <w:cs/>
-              </w:rPr>
-              <w:t>3-50</w:t>
+              <w:ind w:right="-117"/>
+              <w:jc w:val="right"/>
+              <w:rPr>
+                <w:rFonts w:ascii="TH SarabunPSK" w:eastAsia="Calibri" w:hAnsi="TH SarabunPSK" w:cs="TH SarabunPSK"/>
+                <w:sz w:val="32"/>
+                <w:szCs w:val="32"/>
+                <w:cs/>
+              </w:rPr>
+            </w:pPr>
+            <w:r>
+              <w:rPr>
+                <w:rFonts w:ascii="TH SarabunPSK" w:eastAsia="Calibri" w:hAnsi="TH SarabunPSK" w:cs="TH SarabunPSK" w:hint="cs"/>
+                <w:sz w:val="32"/>
+                <w:szCs w:val="32"/>
+                <w:cs/>
+              </w:rPr>
+              <w:t>3-48</w:t>
             </w:r>
           </w:p>
         </w:tc>
@@ -7833,32 +7807,24 @@
           <w:p>
             <w:pPr>
               <w:tabs>
-                <w:tab w:val="left" w:pos="2295"/>
-              </w:tabs>
+                <w:tab w:val="left" w:pos="1843"/>
+              </w:tabs>
+              <w:ind w:left="32"/>
+              <w:rPr>
+                <w:rFonts w:ascii="TH SarabunPSK" w:eastAsia="Calibri" w:hAnsi="TH SarabunPSK" w:cs="TH SarabunPSK"/>
+                <w:sz w:val="32"/>
+                <w:szCs w:val="32"/>
+                <w:cs/>
+              </w:rPr>
+            </w:pPr>
+            <w:r>
               <w:rPr>
                 <w:rFonts w:ascii="TH SarabunPSK" w:hAnsi="TH SarabunPSK" w:cs="TH SarabunPSK"/>
                 <w:sz w:val="32"/>
                 <w:szCs w:val="32"/>
                 <w:cs/>
               </w:rPr>
-            </w:pPr>
-            <w:r>
-              <w:rPr>
-                <w:rFonts w:ascii="TH SarabunPSK" w:hAnsi="TH SarabunPSK" w:cs="TH SarabunPSK"/>
-                <w:sz w:val="32"/>
-                <w:szCs w:val="32"/>
-                <w:cs/>
-              </w:rPr>
-              <w:t xml:space="preserve">แผนผังขั้นตอนการดำเนินงานทั้งหมดในระยะที่ </w:t>
-            </w:r>
-            <w:r>
-              <w:rPr>
-                <w:rFonts w:ascii="TH SarabunPSK" w:hAnsi="TH SarabunPSK" w:cs="TH SarabunPSK" w:hint="cs"/>
-                <w:sz w:val="32"/>
-                <w:szCs w:val="32"/>
-                <w:cs/>
-              </w:rPr>
-              <w:t>3</w:t>
+              <w:t>โครงสร้างความสัมพันธ์ของตาราง</w:t>
             </w:r>
           </w:p>
         </w:tc>
@@ -7873,19 +7839,20 @@
               </w:tabs>
               <w:jc w:val="right"/>
               <w:rPr>
-                <w:rFonts w:ascii="TH SarabunPSK" w:eastAsia="Calibri" w:hAnsi="TH SarabunPSK" w:cs="TH SarabunPSK"/>
-                <w:sz w:val="32"/>
-                <w:szCs w:val="32"/>
-                <w:cs/>
-              </w:rPr>
-            </w:pPr>
-            <w:r>
-              <w:rPr>
-                <w:rFonts w:ascii="TH SarabunPSK" w:eastAsia="Calibri" w:hAnsi="TH SarabunPSK" w:cs="TH SarabunPSK"/>
-                <w:sz w:val="32"/>
-                <w:szCs w:val="32"/>
-              </w:rPr>
-              <w:t>82</w:t>
+                <w:rFonts w:ascii="TH SarabunPSK" w:eastAsia="Calibri" w:hAnsi="TH SarabunPSK" w:cs="TH SarabunPSK" w:hint="cs"/>
+                <w:sz w:val="32"/>
+                <w:szCs w:val="32"/>
+                <w:cs/>
+              </w:rPr>
+            </w:pPr>
+            <w:r>
+              <w:rPr>
+                <w:rFonts w:ascii="TH SarabunPSK" w:eastAsia="Calibri" w:hAnsi="TH SarabunPSK" w:cs="TH SarabunPSK" w:hint="cs"/>
+                <w:sz w:val="32"/>
+                <w:szCs w:val="32"/>
+                <w:cs/>
+              </w:rPr>
+              <w:t>76</w:t>
             </w:r>
           </w:p>
         </w:tc>
@@ -7900,22 +7867,23 @@
               <w:tabs>
                 <w:tab w:val="left" w:pos="1843"/>
               </w:tabs>
-              <w:jc w:val="right"/>
-              <w:rPr>
-                <w:rFonts w:ascii="TH SarabunPSK" w:eastAsia="Calibri" w:hAnsi="TH SarabunPSK" w:cs="TH SarabunPSK"/>
-                <w:sz w:val="32"/>
-                <w:szCs w:val="32"/>
-                <w:cs/>
-              </w:rPr>
-            </w:pPr>
-            <w:r>
-              <w:rPr>
-                <w:rFonts w:ascii="TH SarabunPSK" w:eastAsia="Calibri" w:hAnsi="TH SarabunPSK" w:cs="TH SarabunPSK" w:hint="cs"/>
-                <w:sz w:val="32"/>
-                <w:szCs w:val="32"/>
-                <w:cs/>
-              </w:rPr>
-              <w:t>4-1</w:t>
+              <w:ind w:right="-117"/>
+              <w:jc w:val="right"/>
+              <w:rPr>
+                <w:rFonts w:ascii="TH SarabunPSK" w:eastAsia="Calibri" w:hAnsi="TH SarabunPSK" w:cs="TH SarabunPSK" w:hint="cs"/>
+                <w:sz w:val="32"/>
+                <w:szCs w:val="32"/>
+                <w:cs/>
+              </w:rPr>
+            </w:pPr>
+            <w:r>
+              <w:rPr>
+                <w:rFonts w:ascii="TH SarabunPSK" w:eastAsia="Calibri" w:hAnsi="TH SarabunPSK" w:cs="TH SarabunPSK" w:hint="cs"/>
+                <w:sz w:val="32"/>
+                <w:szCs w:val="32"/>
+                <w:cs/>
+              </w:rPr>
+              <w:t>3-49</w:t>
             </w:r>
           </w:p>
         </w:tc>
@@ -7926,32 +7894,24 @@
           <w:p>
             <w:pPr>
               <w:tabs>
-                <w:tab w:val="left" w:pos="537"/>
-              </w:tabs>
+                <w:tab w:val="left" w:pos="1843"/>
+              </w:tabs>
+              <w:ind w:left="32"/>
+              <w:rPr>
+                <w:rFonts w:ascii="TH SarabunPSK" w:eastAsia="Calibri" w:hAnsi="TH SarabunPSK" w:cs="TH SarabunPSK"/>
+                <w:sz w:val="32"/>
+                <w:szCs w:val="32"/>
+                <w:cs/>
+              </w:rPr>
+            </w:pPr>
+            <w:r>
               <w:rPr>
                 <w:rFonts w:ascii="TH SarabunPSK" w:hAnsi="TH SarabunPSK" w:cs="TH SarabunPSK"/>
                 <w:sz w:val="32"/>
                 <w:szCs w:val="32"/>
                 <w:cs/>
               </w:rPr>
-            </w:pPr>
-            <w:r>
-              <w:rPr>
-                <w:rFonts w:ascii="TH SarabunPSK" w:hAnsi="TH SarabunPSK" w:cs="TH SarabunPSK"/>
-                <w:sz w:val="32"/>
-                <w:szCs w:val="32"/>
-                <w:cs/>
-              </w:rPr>
-              <w:t>หน้าเข้าสู่ระบบหลังบ้าน</w:t>
-            </w:r>
-            <w:r>
-              <w:rPr>
-                <w:rFonts w:ascii="TH SarabunPSK" w:hAnsi="TH SarabunPSK" w:cs="TH SarabunPSK"/>
-                <w:sz w:val="32"/>
-                <w:szCs w:val="32"/>
-                <w:cs/>
-              </w:rPr>
-              <w:tab/>
+              <w:t>แผนผังขั้นตอนการดำเนินงานทั้งหมดในระยะที่ 2</w:t>
             </w:r>
           </w:p>
         </w:tc>
@@ -7966,19 +7926,20 @@
               </w:tabs>
               <w:jc w:val="right"/>
               <w:rPr>
-                <w:rFonts w:ascii="TH SarabunPSK" w:eastAsia="Calibri" w:hAnsi="TH SarabunPSK" w:cs="TH SarabunPSK"/>
-                <w:sz w:val="32"/>
-                <w:szCs w:val="32"/>
-                <w:cs/>
-              </w:rPr>
-            </w:pPr>
-            <w:r>
-              <w:rPr>
-                <w:rFonts w:ascii="TH SarabunPSK" w:eastAsia="Calibri" w:hAnsi="TH SarabunPSK" w:cs="TH SarabunPSK"/>
-                <w:sz w:val="32"/>
-                <w:szCs w:val="32"/>
-              </w:rPr>
-              <w:t>86</w:t>
+                <w:rFonts w:ascii="TH SarabunPSK" w:eastAsia="Calibri" w:hAnsi="TH SarabunPSK" w:cs="TH SarabunPSK" w:hint="cs"/>
+                <w:sz w:val="32"/>
+                <w:szCs w:val="32"/>
+                <w:cs/>
+              </w:rPr>
+            </w:pPr>
+            <w:r>
+              <w:rPr>
+                <w:rFonts w:ascii="TH SarabunPSK" w:eastAsia="Calibri" w:hAnsi="TH SarabunPSK" w:cs="TH SarabunPSK" w:hint="cs"/>
+                <w:sz w:val="32"/>
+                <w:szCs w:val="32"/>
+                <w:cs/>
+              </w:rPr>
+              <w:t>81</w:t>
             </w:r>
           </w:p>
         </w:tc>
@@ -7993,22 +7954,23 @@
               <w:tabs>
                 <w:tab w:val="left" w:pos="1843"/>
               </w:tabs>
-              <w:jc w:val="right"/>
-              <w:rPr>
-                <w:rFonts w:ascii="TH SarabunPSK" w:eastAsia="Calibri" w:hAnsi="TH SarabunPSK" w:cs="TH SarabunPSK"/>
-                <w:sz w:val="32"/>
-                <w:szCs w:val="32"/>
-                <w:cs/>
-              </w:rPr>
-            </w:pPr>
-            <w:r>
-              <w:rPr>
-                <w:rFonts w:ascii="TH SarabunPSK" w:eastAsia="Calibri" w:hAnsi="TH SarabunPSK" w:cs="TH SarabunPSK" w:hint="cs"/>
-                <w:sz w:val="32"/>
-                <w:szCs w:val="32"/>
-                <w:cs/>
-              </w:rPr>
-              <w:t>4-2</w:t>
+              <w:ind w:right="-117"/>
+              <w:jc w:val="right"/>
+              <w:rPr>
+                <w:rFonts w:ascii="TH SarabunPSK" w:eastAsia="Calibri" w:hAnsi="TH SarabunPSK" w:cs="TH SarabunPSK"/>
+                <w:sz w:val="32"/>
+                <w:szCs w:val="32"/>
+                <w:cs/>
+              </w:rPr>
+            </w:pPr>
+            <w:r>
+              <w:rPr>
+                <w:rFonts w:ascii="TH SarabunPSK" w:eastAsia="Calibri" w:hAnsi="TH SarabunPSK" w:cs="TH SarabunPSK" w:hint="cs"/>
+                <w:sz w:val="32"/>
+                <w:szCs w:val="32"/>
+                <w:cs/>
+              </w:rPr>
+              <w:t>3-50</w:t>
             </w:r>
           </w:p>
         </w:tc>
@@ -8019,23 +7981,33 @@
           <w:p>
             <w:pPr>
               <w:tabs>
-                <w:tab w:val="left" w:pos="537"/>
-              </w:tabs>
+                <w:tab w:val="left" w:pos="1843"/>
+              </w:tabs>
+              <w:ind w:left="32"/>
+              <w:rPr>
+                <w:rFonts w:ascii="TH SarabunPSK" w:eastAsia="Calibri" w:hAnsi="TH SarabunPSK" w:cs="TH SarabunPSK"/>
+                <w:sz w:val="32"/>
+                <w:szCs w:val="32"/>
+                <w:cs/>
+              </w:rPr>
+            </w:pPr>
+            <w:r>
               <w:rPr>
                 <w:rFonts w:ascii="TH SarabunPSK" w:hAnsi="TH SarabunPSK" w:cs="TH SarabunPSK"/>
                 <w:sz w:val="32"/>
                 <w:szCs w:val="32"/>
                 <w:cs/>
               </w:rPr>
-            </w:pPr>
-            <w:r>
-              <w:rPr>
-                <w:rFonts w:ascii="TH SarabunPSK" w:hAnsi="TH SarabunPSK" w:cs="TH SarabunPSK"/>
-                <w:sz w:val="32"/>
-                <w:szCs w:val="32"/>
-                <w:cs/>
-              </w:rPr>
-              <w:t>หน้าสมัครสมาชิก</w:t>
+              <w:t xml:space="preserve">แผนผังขั้นตอนการดำเนินงานทั้งหมดในระยะที่ </w:t>
+            </w:r>
+            <w:r>
+              <w:rPr>
+                <w:rFonts w:ascii="TH SarabunPSK" w:hAnsi="TH SarabunPSK" w:cs="TH SarabunPSK" w:hint="cs"/>
+                <w:sz w:val="32"/>
+                <w:szCs w:val="32"/>
+                <w:cs/>
+              </w:rPr>
+              <w:t>3</w:t>
             </w:r>
           </w:p>
         </w:tc>
@@ -8058,11 +8030,12 @@
             </w:pPr>
             <w:r>
               <w:rPr>
-                <w:rFonts w:ascii="TH SarabunPSK" w:eastAsia="Calibri" w:hAnsi="TH SarabunPSK" w:cs="TH SarabunPSK"/>
-                <w:sz w:val="32"/>
-                <w:szCs w:val="32"/>
-              </w:rPr>
-              <w:t>86</w:t>
+                <w:rFonts w:ascii="TH SarabunPSK" w:eastAsia="Calibri" w:hAnsi="TH SarabunPSK" w:cs="TH SarabunPSK" w:hint="cs"/>
+                <w:sz w:val="32"/>
+                <w:szCs w:val="32"/>
+                <w:cs/>
+              </w:rPr>
+              <w:t>82</w:t>
             </w:r>
           </w:p>
         </w:tc>
@@ -8079,20 +8052,37 @@
               </w:tabs>
               <w:jc w:val="right"/>
               <w:rPr>
-                <w:rFonts w:ascii="TH SarabunPSK" w:eastAsia="Calibri" w:hAnsi="TH SarabunPSK" w:cs="TH SarabunPSK"/>
-                <w:sz w:val="32"/>
-                <w:szCs w:val="32"/>
-                <w:cs/>
-              </w:rPr>
-            </w:pPr>
-            <w:r>
-              <w:rPr>
-                <w:rFonts w:ascii="TH SarabunPSK" w:eastAsia="Calibri" w:hAnsi="TH SarabunPSK" w:cs="TH SarabunPSK" w:hint="cs"/>
-                <w:sz w:val="32"/>
-                <w:szCs w:val="32"/>
-                <w:cs/>
-              </w:rPr>
-              <w:t>4-3</w:t>
+                <w:rFonts w:ascii="TH SarabunPSK" w:eastAsia="Calibri" w:hAnsi="TH SarabunPSK" w:cs="TH SarabunPSK" w:hint="cs"/>
+                <w:sz w:val="32"/>
+                <w:szCs w:val="32"/>
+                <w:cs/>
+              </w:rPr>
+            </w:pPr>
+            <w:r>
+              <w:rPr>
+                <w:rFonts w:ascii="TH SarabunPSK" w:eastAsia="Calibri" w:hAnsi="TH SarabunPSK" w:cs="TH SarabunPSK" w:hint="cs"/>
+                <w:sz w:val="32"/>
+                <w:szCs w:val="32"/>
+                <w:cs/>
+              </w:rPr>
+              <w:t>4</w:t>
+            </w:r>
+            <w:r>
+              <w:rPr>
+                <w:rFonts w:ascii="TH SarabunPSK" w:eastAsia="Calibri" w:hAnsi="TH SarabunPSK" w:cs="TH SarabunPSK"/>
+                <w:sz w:val="32"/>
+                <w:szCs w:val="32"/>
+              </w:rPr>
+              <w:t>-</w:t>
+            </w:r>
+            <w:r>
+              <w:rPr>
+                <w:rFonts w:ascii="TH SarabunPSK" w:eastAsia="Calibri" w:hAnsi="TH SarabunPSK" w:cs="TH SarabunPSK" w:hint="cs"/>
+                <w:sz w:val="32"/>
+                <w:szCs w:val="32"/>
+                <w:cs/>
+              </w:rPr>
+              <w:t>1</w:t>
             </w:r>
           </w:p>
         </w:tc>
@@ -8103,31 +8093,32 @@
           <w:p>
             <w:pPr>
               <w:tabs>
-                <w:tab w:val="left" w:pos="537"/>
-              </w:tabs>
-              <w:rPr>
-                <w:rFonts w:ascii="TH SarabunPSK" w:hAnsi="TH SarabunPSK" w:cs="TH SarabunPSK"/>
-                <w:sz w:val="32"/>
-                <w:szCs w:val="32"/>
-                <w:cs/>
-              </w:rPr>
-            </w:pPr>
-            <w:r>
-              <w:rPr>
-                <w:rFonts w:ascii="TH SarabunPSK" w:hAnsi="TH SarabunPSK" w:cs="TH SarabunPSK"/>
-                <w:sz w:val="32"/>
-                <w:szCs w:val="32"/>
-                <w:cs/>
-              </w:rPr>
-              <w:t xml:space="preserve">หน้าเปิดใช้งาน </w:t>
-            </w:r>
-            <w:r>
-              <w:rPr>
-                <w:rFonts w:ascii="TH SarabunPSK" w:hAnsi="TH SarabunPSK" w:cs="TH SarabunPSK"/>
-                <w:sz w:val="32"/>
-                <w:szCs w:val="32"/>
-              </w:rPr>
-              <w:t>Two-Factor Authentication</w:t>
+                <w:tab w:val="left" w:pos="1843"/>
+              </w:tabs>
+              <w:rPr>
+                <w:rFonts w:ascii="TH SarabunPSK" w:eastAsia="Calibri" w:hAnsi="TH SarabunPSK" w:cs="TH SarabunPSK"/>
+                <w:sz w:val="32"/>
+                <w:szCs w:val="32"/>
+                <w:cs/>
+              </w:rPr>
+            </w:pPr>
+            <w:r>
+              <w:rPr>
+                <w:rFonts w:ascii="TH SarabunPSK" w:eastAsia="Calibri" w:hAnsi="TH SarabunPSK" w:cs="TH SarabunPSK"/>
+                <w:sz w:val="32"/>
+                <w:szCs w:val="32"/>
+                <w:cs/>
+              </w:rPr>
+              <w:t>หน้าเข้าสู่ระบบหลังบ้าน</w:t>
+            </w:r>
+            <w:r>
+              <w:rPr>
+                <w:rFonts w:ascii="TH SarabunPSK" w:eastAsia="Calibri" w:hAnsi="TH SarabunPSK" w:cs="TH SarabunPSK"/>
+                <w:sz w:val="32"/>
+                <w:szCs w:val="32"/>
+                <w:cs/>
+              </w:rPr>
+              <w:tab/>
             </w:r>
           </w:p>
         </w:tc>
@@ -8142,19 +8133,20 @@
               </w:tabs>
               <w:jc w:val="right"/>
               <w:rPr>
-                <w:rFonts w:ascii="TH SarabunPSK" w:eastAsia="Calibri" w:hAnsi="TH SarabunPSK" w:cs="TH SarabunPSK"/>
-                <w:sz w:val="32"/>
-                <w:szCs w:val="32"/>
-                <w:cs/>
-              </w:rPr>
-            </w:pPr>
-            <w:r>
-              <w:rPr>
-                <w:rFonts w:ascii="TH SarabunPSK" w:eastAsia="Calibri" w:hAnsi="TH SarabunPSK" w:cs="TH SarabunPSK"/>
-                <w:sz w:val="32"/>
-                <w:szCs w:val="32"/>
-              </w:rPr>
-              <w:t>87</w:t>
+                <w:rFonts w:ascii="TH SarabunPSK" w:eastAsia="Calibri" w:hAnsi="TH SarabunPSK" w:cs="TH SarabunPSK" w:hint="cs"/>
+                <w:sz w:val="32"/>
+                <w:szCs w:val="32"/>
+                <w:cs/>
+              </w:rPr>
+            </w:pPr>
+            <w:r>
+              <w:rPr>
+                <w:rFonts w:ascii="TH SarabunPSK" w:eastAsia="Calibri" w:hAnsi="TH SarabunPSK" w:cs="TH SarabunPSK" w:hint="cs"/>
+                <w:sz w:val="32"/>
+                <w:szCs w:val="32"/>
+                <w:cs/>
+              </w:rPr>
+              <w:t>86</w:t>
             </w:r>
           </w:p>
         </w:tc>
@@ -8171,20 +8163,20 @@
               </w:tabs>
               <w:jc w:val="right"/>
               <w:rPr>
-                <w:rFonts w:ascii="TH SarabunPSK" w:eastAsia="Calibri" w:hAnsi="TH SarabunPSK" w:cs="TH SarabunPSK"/>
-                <w:sz w:val="32"/>
-                <w:szCs w:val="32"/>
-                <w:cs/>
-              </w:rPr>
-            </w:pPr>
-            <w:r>
-              <w:rPr>
-                <w:rFonts w:ascii="TH SarabunPSK" w:eastAsia="Calibri" w:hAnsi="TH SarabunPSK" w:cs="TH SarabunPSK" w:hint="cs"/>
-                <w:sz w:val="32"/>
-                <w:szCs w:val="32"/>
-                <w:cs/>
-              </w:rPr>
-              <w:t>4-4</w:t>
+                <w:rFonts w:ascii="TH SarabunPSK" w:eastAsia="Calibri" w:hAnsi="TH SarabunPSK" w:cs="TH SarabunPSK" w:hint="cs"/>
+                <w:sz w:val="32"/>
+                <w:szCs w:val="32"/>
+                <w:cs/>
+              </w:rPr>
+            </w:pPr>
+            <w:r>
+              <w:rPr>
+                <w:rFonts w:ascii="TH SarabunPSK" w:eastAsia="Calibri" w:hAnsi="TH SarabunPSK" w:cs="TH SarabunPSK" w:hint="cs"/>
+                <w:sz w:val="32"/>
+                <w:szCs w:val="32"/>
+                <w:cs/>
+              </w:rPr>
+              <w:t>4-2</w:t>
             </w:r>
           </w:p>
         </w:tc>
@@ -8195,48 +8187,23 @@
           <w:p>
             <w:pPr>
               <w:tabs>
-                <w:tab w:val="left" w:pos="537"/>
-              </w:tabs>
+                <w:tab w:val="left" w:pos="1843"/>
+              </w:tabs>
+              <w:rPr>
+                <w:rFonts w:ascii="TH SarabunPSK" w:eastAsia="Calibri" w:hAnsi="TH SarabunPSK" w:cs="TH SarabunPSK"/>
+                <w:sz w:val="32"/>
+                <w:szCs w:val="32"/>
+                <w:cs/>
+              </w:rPr>
+            </w:pPr>
+            <w:r>
               <w:rPr>
                 <w:rFonts w:ascii="TH SarabunPSK" w:hAnsi="TH SarabunPSK" w:cs="TH SarabunPSK"/>
                 <w:sz w:val="32"/>
                 <w:szCs w:val="32"/>
                 <w:cs/>
               </w:rPr>
-            </w:pPr>
-            <w:r>
-              <w:rPr>
-                <w:rFonts w:ascii="TH SarabunPSK" w:hAnsi="TH SarabunPSK" w:cs="TH SarabunPSK"/>
-                <w:sz w:val="32"/>
-                <w:szCs w:val="32"/>
-                <w:cs/>
-              </w:rPr>
-              <w:t xml:space="preserve">หน้ายืนยันรหัส </w:t>
-            </w:r>
-            <w:r>
-              <w:rPr>
-                <w:rFonts w:ascii="TH SarabunPSK" w:hAnsi="TH SarabunPSK" w:cs="TH SarabunPSK"/>
-                <w:sz w:val="32"/>
-                <w:szCs w:val="32"/>
-              </w:rPr>
-              <w:t>OTP (</w:t>
-            </w:r>
-            <w:r>
-              <w:rPr>
-                <w:rFonts w:ascii="TH SarabunPSK" w:hAnsi="TH SarabunPSK" w:cs="TH SarabunPSK"/>
-                <w:sz w:val="32"/>
-                <w:szCs w:val="32"/>
-                <w:cs/>
-              </w:rPr>
-              <w:t>2</w:t>
-            </w:r>
-            <w:r>
-              <w:rPr>
-                <w:rFonts w:ascii="TH SarabunPSK" w:hAnsi="TH SarabunPSK" w:cs="TH SarabunPSK"/>
-                <w:sz w:val="32"/>
-                <w:szCs w:val="32"/>
-              </w:rPr>
-              <w:t>FA)</w:t>
+              <w:t>หน้าสมัครสมาชิก</w:t>
             </w:r>
           </w:p>
         </w:tc>
@@ -8251,19 +8218,20 @@
               </w:tabs>
               <w:jc w:val="right"/>
               <w:rPr>
-                <w:rFonts w:ascii="TH SarabunPSK" w:eastAsia="Calibri" w:hAnsi="TH SarabunPSK" w:cs="TH SarabunPSK"/>
-                <w:sz w:val="32"/>
-                <w:szCs w:val="32"/>
-                <w:cs/>
-              </w:rPr>
-            </w:pPr>
-            <w:r>
-              <w:rPr>
-                <w:rFonts w:ascii="TH SarabunPSK" w:eastAsia="Calibri" w:hAnsi="TH SarabunPSK" w:cs="TH SarabunPSK"/>
-                <w:sz w:val="32"/>
-                <w:szCs w:val="32"/>
-              </w:rPr>
-              <w:t>87</w:t>
+                <w:rFonts w:ascii="TH SarabunPSK" w:eastAsia="Calibri" w:hAnsi="TH SarabunPSK" w:cs="TH SarabunPSK" w:hint="cs"/>
+                <w:sz w:val="32"/>
+                <w:szCs w:val="32"/>
+                <w:cs/>
+              </w:rPr>
+            </w:pPr>
+            <w:r>
+              <w:rPr>
+                <w:rFonts w:ascii="TH SarabunPSK" w:eastAsia="Calibri" w:hAnsi="TH SarabunPSK" w:cs="TH SarabunPSK" w:hint="cs"/>
+                <w:sz w:val="32"/>
+                <w:szCs w:val="32"/>
+                <w:cs/>
+              </w:rPr>
+              <w:t>86</w:t>
             </w:r>
           </w:p>
         </w:tc>
@@ -8293,7 +8261,7 @@
                 <w:szCs w:val="32"/>
                 <w:cs/>
               </w:rPr>
-              <w:t>4-5</w:t>
+              <w:t>4-3</w:t>
             </w:r>
           </w:p>
         </w:tc>
@@ -8304,23 +8272,31 @@
           <w:p>
             <w:pPr>
               <w:tabs>
-                <w:tab w:val="left" w:pos="537"/>
-              </w:tabs>
+                <w:tab w:val="left" w:pos="1843"/>
+              </w:tabs>
+              <w:rPr>
+                <w:rFonts w:ascii="TH SarabunPSK" w:eastAsia="Calibri" w:hAnsi="TH SarabunPSK" w:cs="TH SarabunPSK"/>
+                <w:sz w:val="32"/>
+                <w:szCs w:val="32"/>
+                <w:cs/>
+              </w:rPr>
+            </w:pPr>
+            <w:r>
               <w:rPr>
                 <w:rFonts w:ascii="TH SarabunPSK" w:hAnsi="TH SarabunPSK" w:cs="TH SarabunPSK"/>
                 <w:sz w:val="32"/>
                 <w:szCs w:val="32"/>
                 <w:cs/>
               </w:rPr>
-            </w:pPr>
+              <w:t xml:space="preserve">หน้าเปิดใช้งาน </w:t>
+            </w:r>
             <w:r>
               <w:rPr>
                 <w:rFonts w:ascii="TH SarabunPSK" w:hAnsi="TH SarabunPSK" w:cs="TH SarabunPSK"/>
                 <w:sz w:val="32"/>
                 <w:szCs w:val="32"/>
-                <w:cs/>
-              </w:rPr>
-              <w:t>หน้าจัดการรายชื่อพนักงาน</w:t>
+              </w:rPr>
+              <w:t>Two-Factor Authentication</w:t>
             </w:r>
           </w:p>
         </w:tc>
@@ -8347,7 +8323,7 @@
                 <w:sz w:val="32"/>
                 <w:szCs w:val="32"/>
               </w:rPr>
-              <w:t>88</w:t>
+              <w:t>87</w:t>
             </w:r>
           </w:p>
         </w:tc>
@@ -8377,7 +8353,7 @@
                 <w:szCs w:val="32"/>
                 <w:cs/>
               </w:rPr>
-              <w:t>4-6</w:t>
+              <w:t>4-4</w:t>
             </w:r>
           </w:p>
         </w:tc>
@@ -8388,31 +8364,48 @@
           <w:p>
             <w:pPr>
               <w:tabs>
-                <w:tab w:val="left" w:pos="537"/>
-              </w:tabs>
+                <w:tab w:val="left" w:pos="1843"/>
+              </w:tabs>
+              <w:rPr>
+                <w:rFonts w:ascii="TH SarabunPSK" w:eastAsia="Calibri" w:hAnsi="TH SarabunPSK" w:cs="TH SarabunPSK"/>
+                <w:sz w:val="32"/>
+                <w:szCs w:val="32"/>
+                <w:cs/>
+              </w:rPr>
+            </w:pPr>
+            <w:r>
               <w:rPr>
                 <w:rFonts w:ascii="TH SarabunPSK" w:hAnsi="TH SarabunPSK" w:cs="TH SarabunPSK"/>
                 <w:sz w:val="32"/>
                 <w:szCs w:val="32"/>
                 <w:cs/>
               </w:rPr>
-            </w:pPr>
+              <w:t xml:space="preserve">หน้ายืนยันรหัส </w:t>
+            </w:r>
             <w:r>
               <w:rPr>
                 <w:rFonts w:ascii="TH SarabunPSK" w:hAnsi="TH SarabunPSK" w:cs="TH SarabunPSK"/>
                 <w:sz w:val="32"/>
                 <w:szCs w:val="32"/>
-                <w:cs/>
-              </w:rPr>
-              <w:t xml:space="preserve">หน้าตรวจสอบข้อผิดพลาดของ </w:t>
+              </w:rPr>
+              <w:t>OTP (</w:t>
             </w:r>
             <w:r>
               <w:rPr>
                 <w:rFonts w:ascii="TH SarabunPSK" w:hAnsi="TH SarabunPSK" w:cs="TH SarabunPSK"/>
                 <w:sz w:val="32"/>
                 <w:szCs w:val="32"/>
-              </w:rPr>
-              <w:t>workflow</w:t>
+                <w:cs/>
+              </w:rPr>
+              <w:t>2</w:t>
+            </w:r>
+            <w:r>
+              <w:rPr>
+                <w:rFonts w:ascii="TH SarabunPSK" w:hAnsi="TH SarabunPSK" w:cs="TH SarabunPSK"/>
+                <w:sz w:val="32"/>
+                <w:szCs w:val="32"/>
+              </w:rPr>
+              <w:t>FA)</w:t>
             </w:r>
           </w:p>
         </w:tc>
@@ -8439,7 +8432,7 @@
                 <w:sz w:val="32"/>
                 <w:szCs w:val="32"/>
               </w:rPr>
-              <w:t>88</w:t>
+              <w:t>87</w:t>
             </w:r>
           </w:p>
         </w:tc>
@@ -8469,7 +8462,7 @@
                 <w:szCs w:val="32"/>
                 <w:cs/>
               </w:rPr>
-              <w:t>4-7</w:t>
+              <w:t>4-5</w:t>
             </w:r>
           </w:p>
         </w:tc>
@@ -8480,23 +8473,23 @@
           <w:p>
             <w:pPr>
               <w:tabs>
-                <w:tab w:val="left" w:pos="537"/>
-              </w:tabs>
+                <w:tab w:val="left" w:pos="1843"/>
+              </w:tabs>
+              <w:rPr>
+                <w:rFonts w:ascii="TH SarabunPSK" w:eastAsia="Calibri" w:hAnsi="TH SarabunPSK" w:cs="TH SarabunPSK"/>
+                <w:sz w:val="32"/>
+                <w:szCs w:val="32"/>
+                <w:cs/>
+              </w:rPr>
+            </w:pPr>
+            <w:r>
               <w:rPr>
                 <w:rFonts w:ascii="TH SarabunPSK" w:hAnsi="TH SarabunPSK" w:cs="TH SarabunPSK"/>
                 <w:sz w:val="32"/>
                 <w:szCs w:val="32"/>
                 <w:cs/>
               </w:rPr>
-            </w:pPr>
-            <w:r>
-              <w:rPr>
-                <w:rFonts w:ascii="TH SarabunPSK" w:hAnsi="TH SarabunPSK" w:cs="TH SarabunPSK"/>
-                <w:sz w:val="32"/>
-                <w:szCs w:val="32"/>
-                <w:cs/>
-              </w:rPr>
-              <w:t>หน้าจัดการแผนกและตำแหน่ง</w:t>
+              <w:t>หน้าจัดการรายชื่อพนักงาน</w:t>
             </w:r>
           </w:p>
         </w:tc>
@@ -8519,11 +8512,12 @@
             </w:pPr>
             <w:r>
               <w:rPr>
-                <w:rFonts w:ascii="TH SarabunPSK" w:eastAsia="Calibri" w:hAnsi="TH SarabunPSK" w:cs="TH SarabunPSK"/>
-                <w:sz w:val="32"/>
-                <w:szCs w:val="32"/>
-              </w:rPr>
-              <w:t>89</w:t>
+                <w:rFonts w:ascii="TH SarabunPSK" w:eastAsia="Calibri" w:hAnsi="TH SarabunPSK" w:cs="TH SarabunPSK" w:hint="cs"/>
+                <w:sz w:val="32"/>
+                <w:szCs w:val="32"/>
+                <w:cs/>
+              </w:rPr>
+              <w:t>88</w:t>
             </w:r>
           </w:p>
         </w:tc>
@@ -8540,20 +8534,20 @@
               </w:tabs>
               <w:jc w:val="right"/>
               <w:rPr>
-                <w:rFonts w:ascii="TH SarabunPSK" w:eastAsia="Calibri" w:hAnsi="TH SarabunPSK" w:cs="TH SarabunPSK"/>
-                <w:sz w:val="32"/>
-                <w:szCs w:val="32"/>
-                <w:cs/>
-              </w:rPr>
-            </w:pPr>
-            <w:r>
-              <w:rPr>
-                <w:rFonts w:ascii="TH SarabunPSK" w:eastAsia="Calibri" w:hAnsi="TH SarabunPSK" w:cs="TH SarabunPSK" w:hint="cs"/>
-                <w:sz w:val="32"/>
-                <w:szCs w:val="32"/>
-                <w:cs/>
-              </w:rPr>
-              <w:t>4-8</w:t>
+                <w:rFonts w:ascii="TH SarabunPSK" w:eastAsia="Calibri" w:hAnsi="TH SarabunPSK" w:cs="TH SarabunPSK" w:hint="cs"/>
+                <w:sz w:val="32"/>
+                <w:szCs w:val="32"/>
+                <w:cs/>
+              </w:rPr>
+            </w:pPr>
+            <w:r>
+              <w:rPr>
+                <w:rFonts w:ascii="TH SarabunPSK" w:eastAsia="Calibri" w:hAnsi="TH SarabunPSK" w:cs="TH SarabunPSK" w:hint="cs"/>
+                <w:sz w:val="32"/>
+                <w:szCs w:val="32"/>
+                <w:cs/>
+              </w:rPr>
+              <w:t>4-6</w:t>
             </w:r>
           </w:p>
         </w:tc>
@@ -8564,7 +8558,7 @@
           <w:p>
             <w:pPr>
               <w:tabs>
-                <w:tab w:val="left" w:pos="537"/>
+                <w:tab w:val="left" w:pos="1843"/>
               </w:tabs>
               <w:rPr>
                 <w:rFonts w:ascii="TH SarabunPSK" w:hAnsi="TH SarabunPSK" w:cs="TH SarabunPSK"/>
@@ -8580,7 +8574,15 @@
                 <w:szCs w:val="32"/>
                 <w:cs/>
               </w:rPr>
-              <w:t>หน้าจัดการความสัมพันธ์ระหว่างแผนกและตำแหน่ง</w:t>
+              <w:t xml:space="preserve">หน้าตรวจสอบข้อผิดพลาดของ </w:t>
+            </w:r>
+            <w:r>
+              <w:rPr>
+                <w:rFonts w:ascii="TH SarabunPSK" w:hAnsi="TH SarabunPSK" w:cs="TH SarabunPSK"/>
+                <w:sz w:val="32"/>
+                <w:szCs w:val="32"/>
+              </w:rPr>
+              <w:t>workflow</w:t>
             </w:r>
           </w:p>
         </w:tc>
@@ -8595,19 +8597,20 @@
               </w:tabs>
               <w:jc w:val="right"/>
               <w:rPr>
-                <w:rFonts w:ascii="TH SarabunPSK" w:eastAsia="Calibri" w:hAnsi="TH SarabunPSK" w:cs="TH SarabunPSK"/>
-                <w:sz w:val="32"/>
-                <w:szCs w:val="32"/>
-                <w:cs/>
-              </w:rPr>
-            </w:pPr>
-            <w:r>
-              <w:rPr>
-                <w:rFonts w:ascii="TH SarabunPSK" w:eastAsia="Calibri" w:hAnsi="TH SarabunPSK" w:cs="TH SarabunPSK"/>
-                <w:sz w:val="32"/>
-                <w:szCs w:val="32"/>
-              </w:rPr>
-              <w:t>89</w:t>
+                <w:rFonts w:ascii="TH SarabunPSK" w:eastAsia="Calibri" w:hAnsi="TH SarabunPSK" w:cs="TH SarabunPSK" w:hint="cs"/>
+                <w:sz w:val="32"/>
+                <w:szCs w:val="32"/>
+                <w:cs/>
+              </w:rPr>
+            </w:pPr>
+            <w:r>
+              <w:rPr>
+                <w:rFonts w:ascii="TH SarabunPSK" w:eastAsia="Calibri" w:hAnsi="TH SarabunPSK" w:cs="TH SarabunPSK" w:hint="cs"/>
+                <w:sz w:val="32"/>
+                <w:szCs w:val="32"/>
+                <w:cs/>
+              </w:rPr>
+              <w:t>88</w:t>
             </w:r>
           </w:p>
         </w:tc>
@@ -8624,20 +8627,20 @@
               </w:tabs>
               <w:jc w:val="right"/>
               <w:rPr>
-                <w:rFonts w:ascii="TH SarabunPSK" w:eastAsia="Calibri" w:hAnsi="TH SarabunPSK" w:cs="TH SarabunPSK"/>
-                <w:sz w:val="32"/>
-                <w:szCs w:val="32"/>
-                <w:cs/>
-              </w:rPr>
-            </w:pPr>
-            <w:r>
-              <w:rPr>
-                <w:rFonts w:ascii="TH SarabunPSK" w:eastAsia="Calibri" w:hAnsi="TH SarabunPSK" w:cs="TH SarabunPSK" w:hint="cs"/>
-                <w:sz w:val="32"/>
-                <w:szCs w:val="32"/>
-                <w:cs/>
-              </w:rPr>
-              <w:t>4-9</w:t>
+                <w:rFonts w:ascii="TH SarabunPSK" w:eastAsia="Calibri" w:hAnsi="TH SarabunPSK" w:cs="TH SarabunPSK" w:hint="cs"/>
+                <w:sz w:val="32"/>
+                <w:szCs w:val="32"/>
+                <w:cs/>
+              </w:rPr>
+            </w:pPr>
+            <w:r>
+              <w:rPr>
+                <w:rFonts w:ascii="TH SarabunPSK" w:eastAsia="Calibri" w:hAnsi="TH SarabunPSK" w:cs="TH SarabunPSK" w:hint="cs"/>
+                <w:sz w:val="32"/>
+                <w:szCs w:val="32"/>
+                <w:cs/>
+              </w:rPr>
+              <w:t>4-7</w:t>
             </w:r>
           </w:p>
         </w:tc>
@@ -8648,7 +8651,7 @@
           <w:p>
             <w:pPr>
               <w:tabs>
-                <w:tab w:val="left" w:pos="537"/>
+                <w:tab w:val="left" w:pos="1843"/>
               </w:tabs>
               <w:rPr>
                 <w:rFonts w:ascii="TH SarabunPSK" w:hAnsi="TH SarabunPSK" w:cs="TH SarabunPSK"/>
@@ -8664,7 +8667,7 @@
                 <w:szCs w:val="32"/>
                 <w:cs/>
               </w:rPr>
-              <w:t>หน้าจัดการประเภทพฤติกรรม</w:t>
+              <w:t>หน้าจัดการแผนกและตำแหน่ง</w:t>
             </w:r>
           </w:p>
         </w:tc>
@@ -8679,28 +8682,20 @@
               </w:tabs>
               <w:jc w:val="right"/>
               <w:rPr>
-                <w:rFonts w:ascii="TH SarabunPSK" w:eastAsia="Calibri" w:hAnsi="TH SarabunPSK" w:cs="TH SarabunPSK"/>
-                <w:sz w:val="32"/>
-                <w:szCs w:val="32"/>
-                <w:cs/>
-              </w:rPr>
-            </w:pPr>
-            <w:r>
-              <w:rPr>
-                <w:rFonts w:ascii="TH SarabunPSK" w:eastAsia="Calibri" w:hAnsi="TH SarabunPSK" w:cs="TH SarabunPSK" w:hint="cs"/>
-                <w:sz w:val="32"/>
-                <w:szCs w:val="32"/>
-                <w:cs/>
-              </w:rPr>
-              <w:t>9</w:t>
-            </w:r>
-            <w:r>
-              <w:rPr>
-                <w:rFonts w:ascii="TH SarabunPSK" w:eastAsia="Calibri" w:hAnsi="TH SarabunPSK" w:cs="TH SarabunPSK"/>
-                <w:sz w:val="32"/>
-                <w:szCs w:val="32"/>
-              </w:rPr>
-              <w:t>0</w:t>
+                <w:rFonts w:ascii="TH SarabunPSK" w:eastAsia="Calibri" w:hAnsi="TH SarabunPSK" w:cs="TH SarabunPSK" w:hint="cs"/>
+                <w:sz w:val="32"/>
+                <w:szCs w:val="32"/>
+                <w:cs/>
+              </w:rPr>
+            </w:pPr>
+            <w:r>
+              <w:rPr>
+                <w:rFonts w:ascii="TH SarabunPSK" w:eastAsia="Calibri" w:hAnsi="TH SarabunPSK" w:cs="TH SarabunPSK" w:hint="cs"/>
+                <w:sz w:val="32"/>
+                <w:szCs w:val="32"/>
+                <w:cs/>
+              </w:rPr>
+              <w:t>89</w:t>
             </w:r>
           </w:p>
         </w:tc>
@@ -8717,20 +8712,20 @@
               </w:tabs>
               <w:jc w:val="right"/>
               <w:rPr>
-                <w:rFonts w:ascii="TH SarabunPSK" w:eastAsia="Calibri" w:hAnsi="TH SarabunPSK" w:cs="TH SarabunPSK"/>
-                <w:sz w:val="32"/>
-                <w:szCs w:val="32"/>
-                <w:cs/>
-              </w:rPr>
-            </w:pPr>
-            <w:r>
-              <w:rPr>
-                <w:rFonts w:ascii="TH SarabunPSK" w:eastAsia="Calibri" w:hAnsi="TH SarabunPSK" w:cs="TH SarabunPSK" w:hint="cs"/>
-                <w:sz w:val="32"/>
-                <w:szCs w:val="32"/>
-                <w:cs/>
-              </w:rPr>
-              <w:t>4-10</w:t>
+                <w:rFonts w:ascii="TH SarabunPSK" w:eastAsia="Calibri" w:hAnsi="TH SarabunPSK" w:cs="TH SarabunPSK" w:hint="cs"/>
+                <w:sz w:val="32"/>
+                <w:szCs w:val="32"/>
+                <w:cs/>
+              </w:rPr>
+            </w:pPr>
+            <w:r>
+              <w:rPr>
+                <w:rFonts w:ascii="TH SarabunPSK" w:eastAsia="Calibri" w:hAnsi="TH SarabunPSK" w:cs="TH SarabunPSK" w:hint="cs"/>
+                <w:sz w:val="32"/>
+                <w:szCs w:val="32"/>
+                <w:cs/>
+              </w:rPr>
+              <w:t>4-8</w:t>
             </w:r>
           </w:p>
         </w:tc>
@@ -8741,7 +8736,7 @@
           <w:p>
             <w:pPr>
               <w:tabs>
-                <w:tab w:val="left" w:pos="537"/>
+                <w:tab w:val="left" w:pos="1843"/>
               </w:tabs>
               <w:rPr>
                 <w:rFonts w:ascii="TH SarabunPSK" w:hAnsi="TH SarabunPSK" w:cs="TH SarabunPSK"/>
@@ -8757,7 +8752,7 @@
                 <w:szCs w:val="32"/>
                 <w:cs/>
               </w:rPr>
-              <w:t>หน้าจัดการบันทึกพฤติกรรม</w:t>
+              <w:t>หน้าจัดการความสัมพันธ์ระหว่างแผนกและตำแหน่ง</w:t>
             </w:r>
           </w:p>
         </w:tc>
@@ -8768,32 +8763,25 @@
           <w:p>
             <w:pPr>
               <w:tabs>
-                <w:tab w:val="left" w:pos="1843"/>
-              </w:tabs>
-              <w:jc w:val="right"/>
-              <w:rPr>
-                <w:rFonts w:ascii="TH SarabunPSK" w:eastAsia="Calibri" w:hAnsi="TH SarabunPSK" w:cs="TH SarabunPSK"/>
-                <w:sz w:val="32"/>
-                <w:szCs w:val="32"/>
-                <w:cs/>
-              </w:rPr>
-            </w:pPr>
-            <w:r>
-              <w:rPr>
-                <w:rFonts w:ascii="TH SarabunPSK" w:eastAsia="Calibri" w:hAnsi="TH SarabunPSK" w:cs="TH SarabunPSK" w:hint="cs"/>
-                <w:sz w:val="32"/>
-                <w:szCs w:val="32"/>
-                <w:cs/>
-              </w:rPr>
-              <w:t>9</w:t>
-            </w:r>
-            <w:r>
-              <w:rPr>
-                <w:rFonts w:ascii="TH SarabunPSK" w:eastAsia="Calibri" w:hAnsi="TH SarabunPSK" w:cs="TH SarabunPSK"/>
-                <w:sz w:val="32"/>
-                <w:szCs w:val="32"/>
-              </w:rPr>
-              <w:t>0</w:t>
+                <w:tab w:val="left" w:pos="288"/>
+                <w:tab w:val="left" w:pos="1843"/>
+              </w:tabs>
+              <w:jc w:val="right"/>
+              <w:rPr>
+                <w:rFonts w:ascii="TH SarabunPSK" w:eastAsia="Calibri" w:hAnsi="TH SarabunPSK" w:cs="TH SarabunPSK" w:hint="cs"/>
+                <w:sz w:val="32"/>
+                <w:szCs w:val="32"/>
+                <w:cs/>
+              </w:rPr>
+            </w:pPr>
+            <w:r>
+              <w:rPr>
+                <w:rFonts w:ascii="TH SarabunPSK" w:eastAsia="Calibri" w:hAnsi="TH SarabunPSK" w:cs="TH SarabunPSK" w:hint="cs"/>
+                <w:sz w:val="32"/>
+                <w:szCs w:val="32"/>
+                <w:cs/>
+              </w:rPr>
+              <w:t>89</w:t>
             </w:r>
           </w:p>
         </w:tc>
@@ -8810,20 +8798,20 @@
               </w:tabs>
               <w:jc w:val="right"/>
               <w:rPr>
-                <w:rFonts w:ascii="TH SarabunPSK" w:eastAsia="Calibri" w:hAnsi="TH SarabunPSK" w:cs="TH SarabunPSK"/>
-                <w:sz w:val="32"/>
-                <w:szCs w:val="32"/>
-                <w:cs/>
-              </w:rPr>
-            </w:pPr>
-            <w:r>
-              <w:rPr>
-                <w:rFonts w:ascii="TH SarabunPSK" w:eastAsia="Calibri" w:hAnsi="TH SarabunPSK" w:cs="TH SarabunPSK" w:hint="cs"/>
-                <w:sz w:val="32"/>
-                <w:szCs w:val="32"/>
-                <w:cs/>
-              </w:rPr>
-              <w:t>4-11</w:t>
+                <w:rFonts w:ascii="TH SarabunPSK" w:eastAsia="Calibri" w:hAnsi="TH SarabunPSK" w:cs="TH SarabunPSK" w:hint="cs"/>
+                <w:sz w:val="32"/>
+                <w:szCs w:val="32"/>
+                <w:cs/>
+              </w:rPr>
+            </w:pPr>
+            <w:r>
+              <w:rPr>
+                <w:rFonts w:ascii="TH SarabunPSK" w:eastAsia="Calibri" w:hAnsi="TH SarabunPSK" w:cs="TH SarabunPSK" w:hint="cs"/>
+                <w:sz w:val="32"/>
+                <w:szCs w:val="32"/>
+                <w:cs/>
+              </w:rPr>
+              <w:t>4-9</w:t>
             </w:r>
           </w:p>
         </w:tc>
@@ -8834,7 +8822,7 @@
           <w:p>
             <w:pPr>
               <w:tabs>
-                <w:tab w:val="left" w:pos="537"/>
+                <w:tab w:val="left" w:pos="1843"/>
               </w:tabs>
               <w:rPr>
                 <w:rFonts w:ascii="TH SarabunPSK" w:hAnsi="TH SarabunPSK" w:cs="TH SarabunPSK"/>
@@ -8850,15 +8838,7 @@
                 <w:szCs w:val="32"/>
                 <w:cs/>
               </w:rPr>
-              <w:t xml:space="preserve">หน้ายืนยันตัวตนและเข้าสู่ระบบผ่าน </w:t>
-            </w:r>
-            <w:r>
-              <w:rPr>
-                <w:rFonts w:ascii="TH SarabunPSK" w:hAnsi="TH SarabunPSK" w:cs="TH SarabunPSK"/>
-                <w:sz w:val="32"/>
-                <w:szCs w:val="32"/>
-              </w:rPr>
-              <w:t>LINE LIFF</w:t>
+              <w:t>หน้าจัดการประเภทพฤติกรรม</w:t>
             </w:r>
           </w:p>
         </w:tc>
@@ -8873,28 +8853,20 @@
               </w:tabs>
               <w:jc w:val="right"/>
               <w:rPr>
-                <w:rFonts w:ascii="TH SarabunPSK" w:eastAsia="Calibri" w:hAnsi="TH SarabunPSK" w:cs="TH SarabunPSK"/>
-                <w:sz w:val="32"/>
-                <w:szCs w:val="32"/>
-                <w:cs/>
-              </w:rPr>
-            </w:pPr>
-            <w:r>
-              <w:rPr>
-                <w:rFonts w:ascii="TH SarabunPSK" w:eastAsia="Calibri" w:hAnsi="TH SarabunPSK" w:cs="TH SarabunPSK" w:hint="cs"/>
-                <w:sz w:val="32"/>
-                <w:szCs w:val="32"/>
-                <w:cs/>
-              </w:rPr>
-              <w:t>9</w:t>
-            </w:r>
-            <w:r>
-              <w:rPr>
-                <w:rFonts w:ascii="TH SarabunPSK" w:eastAsia="Calibri" w:hAnsi="TH SarabunPSK" w:cs="TH SarabunPSK"/>
-                <w:sz w:val="32"/>
-                <w:szCs w:val="32"/>
-              </w:rPr>
-              <w:t>1</w:t>
+                <w:rFonts w:ascii="TH SarabunPSK" w:eastAsia="Calibri" w:hAnsi="TH SarabunPSK" w:cs="TH SarabunPSK" w:hint="cs"/>
+                <w:sz w:val="32"/>
+                <w:szCs w:val="32"/>
+                <w:cs/>
+              </w:rPr>
+            </w:pPr>
+            <w:r>
+              <w:rPr>
+                <w:rFonts w:ascii="TH SarabunPSK" w:eastAsia="Calibri" w:hAnsi="TH SarabunPSK" w:cs="TH SarabunPSK" w:hint="cs"/>
+                <w:sz w:val="32"/>
+                <w:szCs w:val="32"/>
+                <w:cs/>
+              </w:rPr>
+              <w:t>90</w:t>
             </w:r>
           </w:p>
         </w:tc>
@@ -8909,22 +8881,23 @@
               <w:tabs>
                 <w:tab w:val="left" w:pos="1843"/>
               </w:tabs>
-              <w:jc w:val="right"/>
-              <w:rPr>
-                <w:rFonts w:ascii="TH SarabunPSK" w:eastAsia="Calibri" w:hAnsi="TH SarabunPSK" w:cs="TH SarabunPSK"/>
-                <w:sz w:val="32"/>
-                <w:szCs w:val="32"/>
-                <w:cs/>
-              </w:rPr>
-            </w:pPr>
-            <w:r>
-              <w:rPr>
-                <w:rFonts w:ascii="TH SarabunPSK" w:eastAsia="Calibri" w:hAnsi="TH SarabunPSK" w:cs="TH SarabunPSK" w:hint="cs"/>
-                <w:sz w:val="32"/>
-                <w:szCs w:val="32"/>
-                <w:cs/>
-              </w:rPr>
-              <w:t>4-12</w:t>
+              <w:ind w:right="-104"/>
+              <w:jc w:val="right"/>
+              <w:rPr>
+                <w:rFonts w:ascii="TH SarabunPSK" w:eastAsia="Calibri" w:hAnsi="TH SarabunPSK" w:cs="TH SarabunPSK" w:hint="cs"/>
+                <w:sz w:val="32"/>
+                <w:szCs w:val="32"/>
+                <w:cs/>
+              </w:rPr>
+            </w:pPr>
+            <w:r>
+              <w:rPr>
+                <w:rFonts w:ascii="TH SarabunPSK" w:eastAsia="Calibri" w:hAnsi="TH SarabunPSK" w:cs="TH SarabunPSK" w:hint="cs"/>
+                <w:sz w:val="32"/>
+                <w:szCs w:val="32"/>
+                <w:cs/>
+              </w:rPr>
+              <w:t>4-10</w:t>
             </w:r>
           </w:p>
         </w:tc>
@@ -8935,8 +8908,9 @@
           <w:p>
             <w:pPr>
               <w:tabs>
-                <w:tab w:val="left" w:pos="537"/>
-              </w:tabs>
+                <w:tab w:val="left" w:pos="1843"/>
+              </w:tabs>
+              <w:ind w:left="32"/>
               <w:rPr>
                 <w:rFonts w:ascii="TH SarabunPSK" w:hAnsi="TH SarabunPSK" w:cs="TH SarabunPSK"/>
                 <w:sz w:val="32"/>
@@ -8951,7 +8925,7 @@
                 <w:szCs w:val="32"/>
                 <w:cs/>
               </w:rPr>
-              <w:t>หน้ารับการแจ้งเตือนวาระสำคัญ</w:t>
+              <w:t>หน้าจัดการบันทึกพฤติกรรม</w:t>
             </w:r>
           </w:p>
         </w:tc>
@@ -8966,28 +8940,20 @@
               </w:tabs>
               <w:jc w:val="right"/>
               <w:rPr>
-                <w:rFonts w:ascii="TH SarabunPSK" w:eastAsia="Calibri" w:hAnsi="TH SarabunPSK" w:cs="TH SarabunPSK"/>
-                <w:sz w:val="32"/>
-                <w:szCs w:val="32"/>
-                <w:cs/>
-              </w:rPr>
-            </w:pPr>
-            <w:r>
-              <w:rPr>
-                <w:rFonts w:ascii="TH SarabunPSK" w:eastAsia="Calibri" w:hAnsi="TH SarabunPSK" w:cs="TH SarabunPSK" w:hint="cs"/>
-                <w:sz w:val="32"/>
-                <w:szCs w:val="32"/>
-                <w:cs/>
-              </w:rPr>
-              <w:t>9</w:t>
-            </w:r>
-            <w:r>
-              <w:rPr>
-                <w:rFonts w:ascii="TH SarabunPSK" w:eastAsia="Calibri" w:hAnsi="TH SarabunPSK" w:cs="TH SarabunPSK"/>
-                <w:sz w:val="32"/>
-                <w:szCs w:val="32"/>
-              </w:rPr>
-              <w:t>1</w:t>
+                <w:rFonts w:ascii="TH SarabunPSK" w:eastAsia="Calibri" w:hAnsi="TH SarabunPSK" w:cs="TH SarabunPSK" w:hint="cs"/>
+                <w:sz w:val="32"/>
+                <w:szCs w:val="32"/>
+                <w:cs/>
+              </w:rPr>
+            </w:pPr>
+            <w:r>
+              <w:rPr>
+                <w:rFonts w:ascii="TH SarabunPSK" w:eastAsia="Calibri" w:hAnsi="TH SarabunPSK" w:cs="TH SarabunPSK" w:hint="cs"/>
+                <w:sz w:val="32"/>
+                <w:szCs w:val="32"/>
+                <w:cs/>
+              </w:rPr>
+              <w:t>90</w:t>
             </w:r>
           </w:p>
         </w:tc>
@@ -9002,22 +8968,23 @@
               <w:tabs>
                 <w:tab w:val="left" w:pos="1843"/>
               </w:tabs>
-              <w:jc w:val="right"/>
-              <w:rPr>
-                <w:rFonts w:ascii="TH SarabunPSK" w:eastAsia="Calibri" w:hAnsi="TH SarabunPSK" w:cs="TH SarabunPSK"/>
-                <w:sz w:val="32"/>
-                <w:szCs w:val="32"/>
-                <w:cs/>
-              </w:rPr>
-            </w:pPr>
-            <w:r>
-              <w:rPr>
-                <w:rFonts w:ascii="TH SarabunPSK" w:eastAsia="Calibri" w:hAnsi="TH SarabunPSK" w:cs="TH SarabunPSK" w:hint="cs"/>
-                <w:sz w:val="32"/>
-                <w:szCs w:val="32"/>
-                <w:cs/>
-              </w:rPr>
-              <w:t>4-13</w:t>
+              <w:ind w:right="-104"/>
+              <w:jc w:val="right"/>
+              <w:rPr>
+                <w:rFonts w:ascii="TH SarabunPSK" w:eastAsia="Calibri" w:hAnsi="TH SarabunPSK" w:cs="TH SarabunPSK" w:hint="cs"/>
+                <w:sz w:val="32"/>
+                <w:szCs w:val="32"/>
+                <w:cs/>
+              </w:rPr>
+            </w:pPr>
+            <w:r>
+              <w:rPr>
+                <w:rFonts w:ascii="TH SarabunPSK" w:eastAsia="Calibri" w:hAnsi="TH SarabunPSK" w:cs="TH SarabunPSK" w:hint="cs"/>
+                <w:sz w:val="32"/>
+                <w:szCs w:val="32"/>
+                <w:cs/>
+              </w:rPr>
+              <w:t>4-11</w:t>
             </w:r>
           </w:p>
         </w:tc>
@@ -9028,8 +8995,9 @@
           <w:p>
             <w:pPr>
               <w:tabs>
-                <w:tab w:val="left" w:pos="537"/>
-              </w:tabs>
+                <w:tab w:val="left" w:pos="1843"/>
+              </w:tabs>
+              <w:ind w:left="32"/>
               <w:rPr>
                 <w:rFonts w:ascii="TH SarabunPSK" w:hAnsi="TH SarabunPSK" w:cs="TH SarabunPSK"/>
                 <w:sz w:val="32"/>
@@ -9044,7 +9012,15 @@
                 <w:szCs w:val="32"/>
                 <w:cs/>
               </w:rPr>
-              <w:t>หน้าการแจ้งเตือนกำหนดการประชุมล่วงหน้า</w:t>
+              <w:t xml:space="preserve">หน้ายืนยันตัวตนและเข้าสู่ระบบผ่าน </w:t>
+            </w:r>
+            <w:r>
+              <w:rPr>
+                <w:rFonts w:ascii="TH SarabunPSK" w:hAnsi="TH SarabunPSK" w:cs="TH SarabunPSK"/>
+                <w:sz w:val="32"/>
+                <w:szCs w:val="32"/>
+              </w:rPr>
+              <w:t>LINE LIFF</w:t>
             </w:r>
           </w:p>
         </w:tc>
@@ -9059,19 +9035,20 @@
               </w:tabs>
               <w:jc w:val="right"/>
               <w:rPr>
-                <w:rFonts w:ascii="TH SarabunPSK" w:eastAsia="Calibri" w:hAnsi="TH SarabunPSK" w:cs="TH SarabunPSK"/>
-                <w:sz w:val="32"/>
-                <w:szCs w:val="32"/>
-                <w:cs/>
-              </w:rPr>
-            </w:pPr>
-            <w:r>
-              <w:rPr>
-                <w:rFonts w:ascii="TH SarabunPSK" w:eastAsia="Calibri" w:hAnsi="TH SarabunPSK" w:cs="TH SarabunPSK"/>
-                <w:sz w:val="32"/>
-                <w:szCs w:val="32"/>
-              </w:rPr>
-              <w:t>92</w:t>
+                <w:rFonts w:ascii="TH SarabunPSK" w:eastAsia="Calibri" w:hAnsi="TH SarabunPSK" w:cs="TH SarabunPSK" w:hint="cs"/>
+                <w:sz w:val="32"/>
+                <w:szCs w:val="32"/>
+                <w:cs/>
+              </w:rPr>
+            </w:pPr>
+            <w:r>
+              <w:rPr>
+                <w:rFonts w:ascii="TH SarabunPSK" w:eastAsia="Calibri" w:hAnsi="TH SarabunPSK" w:cs="TH SarabunPSK" w:hint="cs"/>
+                <w:sz w:val="32"/>
+                <w:szCs w:val="32"/>
+                <w:cs/>
+              </w:rPr>
+              <w:t>91</w:t>
             </w:r>
           </w:p>
         </w:tc>
@@ -9086,22 +9063,23 @@
               <w:tabs>
                 <w:tab w:val="left" w:pos="1843"/>
               </w:tabs>
-              <w:jc w:val="right"/>
-              <w:rPr>
-                <w:rFonts w:ascii="TH SarabunPSK" w:eastAsia="Calibri" w:hAnsi="TH SarabunPSK" w:cs="TH SarabunPSK"/>
-                <w:sz w:val="32"/>
-                <w:szCs w:val="32"/>
-                <w:cs/>
-              </w:rPr>
-            </w:pPr>
-            <w:r>
-              <w:rPr>
-                <w:rFonts w:ascii="TH SarabunPSK" w:eastAsia="Calibri" w:hAnsi="TH SarabunPSK" w:cs="TH SarabunPSK" w:hint="cs"/>
-                <w:sz w:val="32"/>
-                <w:szCs w:val="32"/>
-                <w:cs/>
-              </w:rPr>
-              <w:t>4-14</w:t>
+              <w:ind w:right="-104"/>
+              <w:jc w:val="right"/>
+              <w:rPr>
+                <w:rFonts w:ascii="TH SarabunPSK" w:eastAsia="Calibri" w:hAnsi="TH SarabunPSK" w:cs="TH SarabunPSK" w:hint="cs"/>
+                <w:sz w:val="32"/>
+                <w:szCs w:val="32"/>
+                <w:cs/>
+              </w:rPr>
+            </w:pPr>
+            <w:r>
+              <w:rPr>
+                <w:rFonts w:ascii="TH SarabunPSK" w:eastAsia="Calibri" w:hAnsi="TH SarabunPSK" w:cs="TH SarabunPSK" w:hint="cs"/>
+                <w:sz w:val="32"/>
+                <w:szCs w:val="32"/>
+                <w:cs/>
+              </w:rPr>
+              <w:t>4-12</w:t>
             </w:r>
           </w:p>
         </w:tc>
@@ -9112,8 +9090,9 @@
           <w:p>
             <w:pPr>
               <w:tabs>
-                <w:tab w:val="left" w:pos="537"/>
-              </w:tabs>
+                <w:tab w:val="left" w:pos="1843"/>
+              </w:tabs>
+              <w:ind w:left="32"/>
               <w:rPr>
                 <w:rFonts w:ascii="TH SarabunPSK" w:hAnsi="TH SarabunPSK" w:cs="TH SarabunPSK"/>
                 <w:sz w:val="32"/>
@@ -9128,15 +9107,7 @@
                 <w:szCs w:val="32"/>
                 <w:cs/>
               </w:rPr>
-              <w:t>หน้าสืบค้นข้อมูลองค์กร โดย (</w:t>
-            </w:r>
-            <w:r>
-              <w:rPr>
-                <w:rFonts w:ascii="TH SarabunPSK" w:hAnsi="TH SarabunPSK" w:cs="TH SarabunPSK"/>
-                <w:sz w:val="32"/>
-                <w:szCs w:val="32"/>
-              </w:rPr>
-              <w:t>RAG AI)</w:t>
+              <w:t>หน้ารับการแจ้งเตือนวาระสำคัญ</w:t>
             </w:r>
           </w:p>
         </w:tc>
@@ -9151,19 +9122,20 @@
               </w:tabs>
               <w:jc w:val="right"/>
               <w:rPr>
-                <w:rFonts w:ascii="TH SarabunPSK" w:eastAsia="Calibri" w:hAnsi="TH SarabunPSK" w:cs="TH SarabunPSK"/>
-                <w:sz w:val="32"/>
-                <w:szCs w:val="32"/>
-                <w:cs/>
-              </w:rPr>
-            </w:pPr>
-            <w:r>
-              <w:rPr>
-                <w:rFonts w:ascii="TH SarabunPSK" w:eastAsia="Calibri" w:hAnsi="TH SarabunPSK" w:cs="TH SarabunPSK"/>
-                <w:sz w:val="32"/>
-                <w:szCs w:val="32"/>
-              </w:rPr>
-              <w:t>92</w:t>
+                <w:rFonts w:ascii="TH SarabunPSK" w:eastAsia="Calibri" w:hAnsi="TH SarabunPSK" w:cs="TH SarabunPSK" w:hint="cs"/>
+                <w:sz w:val="32"/>
+                <w:szCs w:val="32"/>
+                <w:cs/>
+              </w:rPr>
+            </w:pPr>
+            <w:r>
+              <w:rPr>
+                <w:rFonts w:ascii="TH SarabunPSK" w:eastAsia="Calibri" w:hAnsi="TH SarabunPSK" w:cs="TH SarabunPSK" w:hint="cs"/>
+                <w:sz w:val="32"/>
+                <w:szCs w:val="32"/>
+                <w:cs/>
+              </w:rPr>
+              <w:t>91</w:t>
             </w:r>
           </w:p>
         </w:tc>
@@ -9178,22 +9150,23 @@
               <w:tabs>
                 <w:tab w:val="left" w:pos="1843"/>
               </w:tabs>
-              <w:jc w:val="right"/>
-              <w:rPr>
-                <w:rFonts w:ascii="TH SarabunPSK" w:eastAsia="Calibri" w:hAnsi="TH SarabunPSK" w:cs="TH SarabunPSK"/>
-                <w:sz w:val="32"/>
-                <w:szCs w:val="32"/>
-                <w:cs/>
-              </w:rPr>
-            </w:pPr>
-            <w:r>
-              <w:rPr>
-                <w:rFonts w:ascii="TH SarabunPSK" w:eastAsia="Calibri" w:hAnsi="TH SarabunPSK" w:cs="TH SarabunPSK" w:hint="cs"/>
-                <w:sz w:val="32"/>
-                <w:szCs w:val="32"/>
-                <w:cs/>
-              </w:rPr>
-              <w:t>4-15</w:t>
+              <w:ind w:right="-104"/>
+              <w:jc w:val="right"/>
+              <w:rPr>
+                <w:rFonts w:ascii="TH SarabunPSK" w:eastAsia="Calibri" w:hAnsi="TH SarabunPSK" w:cs="TH SarabunPSK" w:hint="cs"/>
+                <w:sz w:val="32"/>
+                <w:szCs w:val="32"/>
+                <w:cs/>
+              </w:rPr>
+            </w:pPr>
+            <w:r>
+              <w:rPr>
+                <w:rFonts w:ascii="TH SarabunPSK" w:eastAsia="Calibri" w:hAnsi="TH SarabunPSK" w:cs="TH SarabunPSK" w:hint="cs"/>
+                <w:sz w:val="32"/>
+                <w:szCs w:val="32"/>
+                <w:cs/>
+              </w:rPr>
+              <w:t>4-13</w:t>
             </w:r>
           </w:p>
         </w:tc>
@@ -9204,8 +9177,9 @@
           <w:p>
             <w:pPr>
               <w:tabs>
-                <w:tab w:val="left" w:pos="537"/>
-              </w:tabs>
+                <w:tab w:val="left" w:pos="1843"/>
+              </w:tabs>
+              <w:ind w:left="32"/>
               <w:rPr>
                 <w:rFonts w:ascii="TH SarabunPSK" w:hAnsi="TH SarabunPSK" w:cs="TH SarabunPSK"/>
                 <w:sz w:val="32"/>
@@ -9220,15 +9194,7 @@
                 <w:szCs w:val="32"/>
                 <w:cs/>
               </w:rPr>
-              <w:t xml:space="preserve">หน้าการจัดเก็บไฟล์รูปผ่านสลิปผ่าน </w:t>
-            </w:r>
-            <w:r>
-              <w:rPr>
-                <w:rFonts w:ascii="TH SarabunPSK" w:hAnsi="TH SarabunPSK" w:cs="TH SarabunPSK"/>
-                <w:sz w:val="32"/>
-                <w:szCs w:val="32"/>
-              </w:rPr>
-              <w:t>Line Official Account</w:t>
+              <w:t>หน้าการแจ้งเตือนกำหนดการประชุมล่วงหน้า</w:t>
             </w:r>
           </w:p>
         </w:tc>
@@ -9243,19 +9209,20 @@
               </w:tabs>
               <w:jc w:val="right"/>
               <w:rPr>
-                <w:rFonts w:ascii="TH SarabunPSK" w:eastAsia="Calibri" w:hAnsi="TH SarabunPSK" w:cs="TH SarabunPSK"/>
-                <w:sz w:val="32"/>
-                <w:szCs w:val="32"/>
-                <w:cs/>
-              </w:rPr>
-            </w:pPr>
-            <w:r>
-              <w:rPr>
-                <w:rFonts w:ascii="TH SarabunPSK" w:eastAsia="Calibri" w:hAnsi="TH SarabunPSK" w:cs="TH SarabunPSK"/>
-                <w:sz w:val="32"/>
-                <w:szCs w:val="32"/>
-              </w:rPr>
-              <w:t>93</w:t>
+                <w:rFonts w:ascii="TH SarabunPSK" w:eastAsia="Calibri" w:hAnsi="TH SarabunPSK" w:cs="TH SarabunPSK" w:hint="cs"/>
+                <w:sz w:val="32"/>
+                <w:szCs w:val="32"/>
+                <w:cs/>
+              </w:rPr>
+            </w:pPr>
+            <w:r>
+              <w:rPr>
+                <w:rFonts w:ascii="TH SarabunPSK" w:eastAsia="Calibri" w:hAnsi="TH SarabunPSK" w:cs="TH SarabunPSK" w:hint="cs"/>
+                <w:sz w:val="32"/>
+                <w:szCs w:val="32"/>
+                <w:cs/>
+              </w:rPr>
+              <w:t>92</w:t>
             </w:r>
           </w:p>
         </w:tc>
@@ -9270,22 +9237,23 @@
               <w:tabs>
                 <w:tab w:val="left" w:pos="1843"/>
               </w:tabs>
-              <w:jc w:val="right"/>
-              <w:rPr>
-                <w:rFonts w:ascii="TH SarabunPSK" w:eastAsia="Calibri" w:hAnsi="TH SarabunPSK" w:cs="TH SarabunPSK"/>
-                <w:sz w:val="32"/>
-                <w:szCs w:val="32"/>
-                <w:cs/>
-              </w:rPr>
-            </w:pPr>
-            <w:r>
-              <w:rPr>
-                <w:rFonts w:ascii="TH SarabunPSK" w:eastAsia="Calibri" w:hAnsi="TH SarabunPSK" w:cs="TH SarabunPSK" w:hint="cs"/>
-                <w:sz w:val="32"/>
-                <w:szCs w:val="32"/>
-                <w:cs/>
-              </w:rPr>
-              <w:t>4-16</w:t>
+              <w:ind w:right="-104"/>
+              <w:jc w:val="right"/>
+              <w:rPr>
+                <w:rFonts w:ascii="TH SarabunPSK" w:eastAsia="Calibri" w:hAnsi="TH SarabunPSK" w:cs="TH SarabunPSK" w:hint="cs"/>
+                <w:sz w:val="32"/>
+                <w:szCs w:val="32"/>
+                <w:cs/>
+              </w:rPr>
+            </w:pPr>
+            <w:r>
+              <w:rPr>
+                <w:rFonts w:ascii="TH SarabunPSK" w:eastAsia="Calibri" w:hAnsi="TH SarabunPSK" w:cs="TH SarabunPSK" w:hint="cs"/>
+                <w:sz w:val="32"/>
+                <w:szCs w:val="32"/>
+                <w:cs/>
+              </w:rPr>
+              <w:t>4-14</w:t>
             </w:r>
           </w:p>
         </w:tc>
@@ -9296,8 +9264,9 @@
           <w:p>
             <w:pPr>
               <w:tabs>
-                <w:tab w:val="left" w:pos="537"/>
-              </w:tabs>
+                <w:tab w:val="left" w:pos="1843"/>
+              </w:tabs>
+              <w:ind w:left="32"/>
               <w:rPr>
                 <w:rFonts w:ascii="TH SarabunPSK" w:hAnsi="TH SarabunPSK" w:cs="TH SarabunPSK"/>
                 <w:sz w:val="32"/>
@@ -9312,7 +9281,7 @@
                 <w:szCs w:val="32"/>
                 <w:cs/>
               </w:rPr>
-              <w:t xml:space="preserve">หน้าการจัดเก็บไฟล์รูปผ่านสลิปผ่าน </w:t>
+              <w:t>หน้าสืบค้นข้อมูลองค์กร โดย (</w:t>
             </w:r>
             <w:r>
               <w:rPr>
@@ -9320,7 +9289,7 @@
                 <w:sz w:val="32"/>
                 <w:szCs w:val="32"/>
               </w:rPr>
-              <w:t>Line Official Account</w:t>
+              <w:t>RAG AI)</w:t>
             </w:r>
           </w:p>
         </w:tc>
@@ -9335,19 +9304,19 @@
               </w:tabs>
               <w:jc w:val="right"/>
               <w:rPr>
-                <w:rFonts w:ascii="TH SarabunPSK" w:eastAsia="Calibri" w:hAnsi="TH SarabunPSK" w:cs="TH SarabunPSK"/>
-                <w:sz w:val="32"/>
-                <w:szCs w:val="32"/>
-                <w:cs/>
-              </w:rPr>
-            </w:pPr>
-            <w:r>
-              <w:rPr>
-                <w:rFonts w:ascii="TH SarabunPSK" w:eastAsia="Calibri" w:hAnsi="TH SarabunPSK" w:cs="TH SarabunPSK"/>
-                <w:sz w:val="32"/>
-                <w:szCs w:val="32"/>
-              </w:rPr>
-              <w:t>93</w:t>
+                <w:rFonts w:ascii="TH SarabunPSK" w:eastAsia="Calibri" w:hAnsi="TH SarabunPSK" w:cs="TH SarabunPSK" w:hint="cs"/>
+                <w:sz w:val="32"/>
+                <w:szCs w:val="32"/>
+                <w:cs/>
+              </w:rPr>
+            </w:pPr>
+            <w:r>
+              <w:rPr>
+                <w:rFonts w:ascii="TH SarabunPSK" w:eastAsia="Calibri" w:hAnsi="TH SarabunPSK" w:cs="TH SarabunPSK"/>
+                <w:sz w:val="32"/>
+                <w:szCs w:val="32"/>
+              </w:rPr>
+              <w:t>92</w:t>
             </w:r>
           </w:p>
         </w:tc>
@@ -9362,22 +9331,23 @@
               <w:tabs>
                 <w:tab w:val="left" w:pos="1843"/>
               </w:tabs>
-              <w:jc w:val="right"/>
-              <w:rPr>
-                <w:rFonts w:ascii="TH SarabunPSK" w:eastAsia="Calibri" w:hAnsi="TH SarabunPSK" w:cs="TH SarabunPSK"/>
-                <w:sz w:val="32"/>
-                <w:szCs w:val="32"/>
-                <w:cs/>
-              </w:rPr>
-            </w:pPr>
-            <w:r>
-              <w:rPr>
-                <w:rFonts w:ascii="TH SarabunPSK" w:eastAsia="Calibri" w:hAnsi="TH SarabunPSK" w:cs="TH SarabunPSK" w:hint="cs"/>
-                <w:sz w:val="32"/>
-                <w:szCs w:val="32"/>
-                <w:cs/>
-              </w:rPr>
-              <w:t>4-17</w:t>
+              <w:ind w:right="-104"/>
+              <w:jc w:val="right"/>
+              <w:rPr>
+                <w:rFonts w:ascii="TH SarabunPSK" w:eastAsia="Calibri" w:hAnsi="TH SarabunPSK" w:cs="TH SarabunPSK" w:hint="cs"/>
+                <w:sz w:val="32"/>
+                <w:szCs w:val="32"/>
+                <w:cs/>
+              </w:rPr>
+            </w:pPr>
+            <w:r>
+              <w:rPr>
+                <w:rFonts w:ascii="TH SarabunPSK" w:eastAsia="Calibri" w:hAnsi="TH SarabunPSK" w:cs="TH SarabunPSK" w:hint="cs"/>
+                <w:sz w:val="32"/>
+                <w:szCs w:val="32"/>
+                <w:cs/>
+              </w:rPr>
+              <w:t>4-15</w:t>
             </w:r>
           </w:p>
         </w:tc>
@@ -9388,8 +9358,9 @@
           <w:p>
             <w:pPr>
               <w:tabs>
-                <w:tab w:val="left" w:pos="537"/>
-              </w:tabs>
+                <w:tab w:val="left" w:pos="1843"/>
+              </w:tabs>
+              <w:ind w:left="32"/>
               <w:rPr>
                 <w:rFonts w:ascii="TH SarabunPSK" w:hAnsi="TH SarabunPSK" w:cs="TH SarabunPSK"/>
                 <w:sz w:val="32"/>
@@ -9404,7 +9375,15 @@
                 <w:szCs w:val="32"/>
                 <w:cs/>
               </w:rPr>
-              <w:t>หน้าระบบส่งเอกสารการจ่ายเงินเดือน</w:t>
+              <w:t xml:space="preserve">หน้าการจัดเก็บไฟล์รูปผ่านสลิปผ่าน </w:t>
+            </w:r>
+            <w:r>
+              <w:rPr>
+                <w:rFonts w:ascii="TH SarabunPSK" w:hAnsi="TH SarabunPSK" w:cs="TH SarabunPSK"/>
+                <w:sz w:val="32"/>
+                <w:szCs w:val="32"/>
+              </w:rPr>
+              <w:t>Line Official Account</w:t>
             </w:r>
           </w:p>
         </w:tc>
@@ -9415,23 +9394,24 @@
           <w:p>
             <w:pPr>
               <w:tabs>
-                <w:tab w:val="left" w:pos="1843"/>
-              </w:tabs>
-              <w:jc w:val="right"/>
-              <w:rPr>
-                <w:rFonts w:ascii="TH SarabunPSK" w:eastAsia="Calibri" w:hAnsi="TH SarabunPSK" w:cs="TH SarabunPSK"/>
-                <w:sz w:val="32"/>
-                <w:szCs w:val="32"/>
-                <w:cs/>
-              </w:rPr>
-            </w:pPr>
-            <w:r>
-              <w:rPr>
-                <w:rFonts w:ascii="TH SarabunPSK" w:eastAsia="Calibri" w:hAnsi="TH SarabunPSK" w:cs="TH SarabunPSK"/>
-                <w:sz w:val="32"/>
-                <w:szCs w:val="32"/>
-              </w:rPr>
-              <w:t>94</w:t>
+                <w:tab w:val="left" w:pos="301"/>
+                <w:tab w:val="left" w:pos="1843"/>
+              </w:tabs>
+              <w:jc w:val="right"/>
+              <w:rPr>
+                <w:rFonts w:ascii="TH SarabunPSK" w:eastAsia="Calibri" w:hAnsi="TH SarabunPSK" w:cs="TH SarabunPSK" w:hint="cs"/>
+                <w:sz w:val="32"/>
+                <w:szCs w:val="32"/>
+                <w:cs/>
+              </w:rPr>
+            </w:pPr>
+            <w:r>
+              <w:rPr>
+                <w:rFonts w:ascii="TH SarabunPSK" w:eastAsia="Calibri" w:hAnsi="TH SarabunPSK" w:cs="TH SarabunPSK"/>
+                <w:sz w:val="32"/>
+                <w:szCs w:val="32"/>
+              </w:rPr>
+              <w:t>93</w:t>
             </w:r>
           </w:p>
         </w:tc>
@@ -9446,22 +9426,23 @@
               <w:tabs>
                 <w:tab w:val="left" w:pos="1843"/>
               </w:tabs>
-              <w:jc w:val="right"/>
-              <w:rPr>
-                <w:rFonts w:ascii="TH SarabunPSK" w:eastAsia="Calibri" w:hAnsi="TH SarabunPSK" w:cs="TH SarabunPSK"/>
-                <w:sz w:val="32"/>
-                <w:szCs w:val="32"/>
-                <w:cs/>
-              </w:rPr>
-            </w:pPr>
-            <w:r>
-              <w:rPr>
-                <w:rFonts w:ascii="TH SarabunPSK" w:eastAsia="Calibri" w:hAnsi="TH SarabunPSK" w:cs="TH SarabunPSK" w:hint="cs"/>
-                <w:sz w:val="32"/>
-                <w:szCs w:val="32"/>
-                <w:cs/>
-              </w:rPr>
-              <w:t>4-18</w:t>
+              <w:ind w:right="-104"/>
+              <w:jc w:val="right"/>
+              <w:rPr>
+                <w:rFonts w:ascii="TH SarabunPSK" w:eastAsia="Calibri" w:hAnsi="TH SarabunPSK" w:cs="TH SarabunPSK" w:hint="cs"/>
+                <w:sz w:val="32"/>
+                <w:szCs w:val="32"/>
+                <w:cs/>
+              </w:rPr>
+            </w:pPr>
+            <w:r>
+              <w:rPr>
+                <w:rFonts w:ascii="TH SarabunPSK" w:eastAsia="Calibri" w:hAnsi="TH SarabunPSK" w:cs="TH SarabunPSK" w:hint="cs"/>
+                <w:sz w:val="32"/>
+                <w:szCs w:val="32"/>
+                <w:cs/>
+              </w:rPr>
+              <w:t>4-16</w:t>
             </w:r>
           </w:p>
         </w:tc>
@@ -9472,8 +9453,9 @@
           <w:p>
             <w:pPr>
               <w:tabs>
-                <w:tab w:val="left" w:pos="537"/>
-              </w:tabs>
+                <w:tab w:val="left" w:pos="1843"/>
+              </w:tabs>
+              <w:ind w:left="32"/>
               <w:rPr>
                 <w:rFonts w:ascii="TH SarabunPSK" w:hAnsi="TH SarabunPSK" w:cs="TH SarabunPSK"/>
                 <w:sz w:val="32"/>
@@ -9488,7 +9470,15 @@
                 <w:szCs w:val="32"/>
                 <w:cs/>
               </w:rPr>
-              <w:t>หน้ารับข้อมูลข่าวสารประชาสัมพันธ์</w:t>
+              <w:t xml:space="preserve">หน้าการจัดเก็บไฟล์รูปผ่านสลิปผ่าน </w:t>
+            </w:r>
+            <w:r>
+              <w:rPr>
+                <w:rFonts w:ascii="TH SarabunPSK" w:hAnsi="TH SarabunPSK" w:cs="TH SarabunPSK"/>
+                <w:sz w:val="32"/>
+                <w:szCs w:val="32"/>
+              </w:rPr>
+              <w:t>Line Official Account</w:t>
             </w:r>
           </w:p>
         </w:tc>
@@ -9503,19 +9493,20 @@
               </w:tabs>
               <w:jc w:val="right"/>
               <w:rPr>
-                <w:rFonts w:ascii="TH SarabunPSK" w:eastAsia="Calibri" w:hAnsi="TH SarabunPSK" w:cs="TH SarabunPSK"/>
-                <w:sz w:val="32"/>
-                <w:szCs w:val="32"/>
-                <w:cs/>
-              </w:rPr>
-            </w:pPr>
-            <w:r>
-              <w:rPr>
-                <w:rFonts w:ascii="TH SarabunPSK" w:eastAsia="Calibri" w:hAnsi="TH SarabunPSK" w:cs="TH SarabunPSK"/>
-                <w:sz w:val="32"/>
-                <w:szCs w:val="32"/>
-              </w:rPr>
-              <w:t>94</w:t>
+                <w:rFonts w:ascii="TH SarabunPSK" w:eastAsia="Calibri" w:hAnsi="TH SarabunPSK" w:cs="TH SarabunPSK" w:hint="cs"/>
+                <w:sz w:val="32"/>
+                <w:szCs w:val="32"/>
+                <w:cs/>
+              </w:rPr>
+            </w:pPr>
+            <w:r>
+              <w:rPr>
+                <w:rFonts w:ascii="TH SarabunPSK" w:eastAsia="Calibri" w:hAnsi="TH SarabunPSK" w:cs="TH SarabunPSK" w:hint="cs"/>
+                <w:sz w:val="32"/>
+                <w:szCs w:val="32"/>
+                <w:cs/>
+              </w:rPr>
+              <w:t>93</w:t>
             </w:r>
           </w:p>
         </w:tc>
@@ -9530,22 +9521,23 @@
               <w:tabs>
                 <w:tab w:val="left" w:pos="1843"/>
               </w:tabs>
-              <w:jc w:val="right"/>
-              <w:rPr>
-                <w:rFonts w:ascii="TH SarabunPSK" w:eastAsia="Calibri" w:hAnsi="TH SarabunPSK" w:cs="TH SarabunPSK"/>
-                <w:sz w:val="32"/>
-                <w:szCs w:val="32"/>
-                <w:cs/>
-              </w:rPr>
-            </w:pPr>
-            <w:r>
-              <w:rPr>
-                <w:rFonts w:ascii="TH SarabunPSK" w:eastAsia="Calibri" w:hAnsi="TH SarabunPSK" w:cs="TH SarabunPSK" w:hint="cs"/>
-                <w:sz w:val="32"/>
-                <w:szCs w:val="32"/>
-                <w:cs/>
-              </w:rPr>
-              <w:t>4-19</w:t>
+              <w:ind w:right="-104"/>
+              <w:jc w:val="right"/>
+              <w:rPr>
+                <w:rFonts w:ascii="TH SarabunPSK" w:eastAsia="Calibri" w:hAnsi="TH SarabunPSK" w:cs="TH SarabunPSK" w:hint="cs"/>
+                <w:sz w:val="32"/>
+                <w:szCs w:val="32"/>
+                <w:cs/>
+              </w:rPr>
+            </w:pPr>
+            <w:r>
+              <w:rPr>
+                <w:rFonts w:ascii="TH SarabunPSK" w:eastAsia="Calibri" w:hAnsi="TH SarabunPSK" w:cs="TH SarabunPSK" w:hint="cs"/>
+                <w:sz w:val="32"/>
+                <w:szCs w:val="32"/>
+                <w:cs/>
+              </w:rPr>
+              <w:t>4-17</w:t>
             </w:r>
           </w:p>
         </w:tc>
@@ -9556,8 +9548,9 @@
           <w:p>
             <w:pPr>
               <w:tabs>
-                <w:tab w:val="left" w:pos="537"/>
-              </w:tabs>
+                <w:tab w:val="left" w:pos="1843"/>
+              </w:tabs>
+              <w:ind w:left="32"/>
               <w:rPr>
                 <w:rFonts w:ascii="TH SarabunPSK" w:hAnsi="TH SarabunPSK" w:cs="TH SarabunPSK"/>
                 <w:sz w:val="32"/>
@@ -9572,7 +9565,7 @@
                 <w:szCs w:val="32"/>
                 <w:cs/>
               </w:rPr>
-              <w:t>หน้าตรวจสอบความประพฤติของตนเอง</w:t>
+              <w:t>หน้าระบบส่งเอกสารการจ่ายเงินเดือน</w:t>
             </w:r>
           </w:p>
         </w:tc>
@@ -9587,19 +9580,20 @@
               </w:tabs>
               <w:jc w:val="right"/>
               <w:rPr>
-                <w:rFonts w:ascii="TH SarabunPSK" w:eastAsia="Calibri" w:hAnsi="TH SarabunPSK" w:cs="TH SarabunPSK"/>
-                <w:sz w:val="32"/>
-                <w:szCs w:val="32"/>
-                <w:cs/>
-              </w:rPr>
-            </w:pPr>
-            <w:r>
-              <w:rPr>
-                <w:rFonts w:ascii="TH SarabunPSK" w:eastAsia="Calibri" w:hAnsi="TH SarabunPSK" w:cs="TH SarabunPSK"/>
-                <w:sz w:val="32"/>
-                <w:szCs w:val="32"/>
-              </w:rPr>
-              <w:t>95</w:t>
+                <w:rFonts w:ascii="TH SarabunPSK" w:eastAsia="Calibri" w:hAnsi="TH SarabunPSK" w:cs="TH SarabunPSK" w:hint="cs"/>
+                <w:sz w:val="32"/>
+                <w:szCs w:val="32"/>
+                <w:cs/>
+              </w:rPr>
+            </w:pPr>
+            <w:r>
+              <w:rPr>
+                <w:rFonts w:ascii="TH SarabunPSK" w:eastAsia="Calibri" w:hAnsi="TH SarabunPSK" w:cs="TH SarabunPSK" w:hint="cs"/>
+                <w:sz w:val="32"/>
+                <w:szCs w:val="32"/>
+                <w:cs/>
+              </w:rPr>
+              <w:t>94</w:t>
             </w:r>
           </w:p>
         </w:tc>
@@ -9614,22 +9608,23 @@
               <w:tabs>
                 <w:tab w:val="left" w:pos="1843"/>
               </w:tabs>
-              <w:jc w:val="right"/>
-              <w:rPr>
-                <w:rFonts w:ascii="TH SarabunPSK" w:eastAsia="Calibri" w:hAnsi="TH SarabunPSK" w:cs="TH SarabunPSK"/>
-                <w:sz w:val="32"/>
-                <w:szCs w:val="32"/>
-                <w:cs/>
-              </w:rPr>
-            </w:pPr>
-            <w:r>
-              <w:rPr>
-                <w:rFonts w:ascii="TH SarabunPSK" w:eastAsia="Calibri" w:hAnsi="TH SarabunPSK" w:cs="TH SarabunPSK" w:hint="cs"/>
-                <w:sz w:val="32"/>
-                <w:szCs w:val="32"/>
-                <w:cs/>
-              </w:rPr>
-              <w:t>4-20</w:t>
+              <w:ind w:right="-104"/>
+              <w:jc w:val="right"/>
+              <w:rPr>
+                <w:rFonts w:ascii="TH SarabunPSK" w:eastAsia="Calibri" w:hAnsi="TH SarabunPSK" w:cs="TH SarabunPSK" w:hint="cs"/>
+                <w:sz w:val="32"/>
+                <w:szCs w:val="32"/>
+                <w:cs/>
+              </w:rPr>
+            </w:pPr>
+            <w:r>
+              <w:rPr>
+                <w:rFonts w:ascii="TH SarabunPSK" w:eastAsia="Calibri" w:hAnsi="TH SarabunPSK" w:cs="TH SarabunPSK" w:hint="cs"/>
+                <w:sz w:val="32"/>
+                <w:szCs w:val="32"/>
+                <w:cs/>
+              </w:rPr>
+              <w:t>4-18</w:t>
             </w:r>
           </w:p>
         </w:tc>
@@ -9640,8 +9635,9 @@
           <w:p>
             <w:pPr>
               <w:tabs>
-                <w:tab w:val="left" w:pos="537"/>
-              </w:tabs>
+                <w:tab w:val="left" w:pos="1843"/>
+              </w:tabs>
+              <w:ind w:left="32"/>
               <w:rPr>
                 <w:rFonts w:ascii="TH SarabunPSK" w:hAnsi="TH SarabunPSK" w:cs="TH SarabunPSK"/>
                 <w:sz w:val="32"/>
@@ -9656,7 +9652,7 @@
                 <w:szCs w:val="32"/>
                 <w:cs/>
               </w:rPr>
-              <w:t>หน้าตรวจสอบสัญญาจ้างของตนเอง</w:t>
+              <w:t>หน้ารับข้อมูลข่าวสารประชาสัมพันธ์</w:t>
             </w:r>
           </w:p>
         </w:tc>
@@ -9671,19 +9667,20 @@
               </w:tabs>
               <w:jc w:val="right"/>
               <w:rPr>
-                <w:rFonts w:ascii="TH SarabunPSK" w:eastAsia="Calibri" w:hAnsi="TH SarabunPSK" w:cs="TH SarabunPSK"/>
-                <w:sz w:val="32"/>
-                <w:szCs w:val="32"/>
-                <w:cs/>
-              </w:rPr>
-            </w:pPr>
-            <w:r>
-              <w:rPr>
-                <w:rFonts w:ascii="TH SarabunPSK" w:eastAsia="Calibri" w:hAnsi="TH SarabunPSK" w:cs="TH SarabunPSK"/>
-                <w:sz w:val="32"/>
-                <w:szCs w:val="32"/>
-              </w:rPr>
-              <w:t>95</w:t>
+                <w:rFonts w:ascii="TH SarabunPSK" w:eastAsia="Calibri" w:hAnsi="TH SarabunPSK" w:cs="TH SarabunPSK" w:hint="cs"/>
+                <w:sz w:val="32"/>
+                <w:szCs w:val="32"/>
+                <w:cs/>
+              </w:rPr>
+            </w:pPr>
+            <w:r>
+              <w:rPr>
+                <w:rFonts w:ascii="TH SarabunPSK" w:eastAsia="Calibri" w:hAnsi="TH SarabunPSK" w:cs="TH SarabunPSK" w:hint="cs"/>
+                <w:sz w:val="32"/>
+                <w:szCs w:val="32"/>
+                <w:cs/>
+              </w:rPr>
+              <w:t>94</w:t>
             </w:r>
           </w:p>
         </w:tc>
@@ -9698,22 +9695,23 @@
               <w:tabs>
                 <w:tab w:val="left" w:pos="1843"/>
               </w:tabs>
-              <w:jc w:val="right"/>
-              <w:rPr>
-                <w:rFonts w:ascii="TH SarabunPSK" w:eastAsia="Calibri" w:hAnsi="TH SarabunPSK" w:cs="TH SarabunPSK"/>
-                <w:sz w:val="32"/>
-                <w:szCs w:val="32"/>
-                <w:cs/>
-              </w:rPr>
-            </w:pPr>
-            <w:r>
-              <w:rPr>
-                <w:rFonts w:ascii="TH SarabunPSK" w:eastAsia="Calibri" w:hAnsi="TH SarabunPSK" w:cs="TH SarabunPSK" w:hint="cs"/>
-                <w:sz w:val="32"/>
-                <w:szCs w:val="32"/>
-                <w:cs/>
-              </w:rPr>
-              <w:t>4-21</w:t>
+              <w:ind w:right="-104"/>
+              <w:jc w:val="right"/>
+              <w:rPr>
+                <w:rFonts w:ascii="TH SarabunPSK" w:eastAsia="Calibri" w:hAnsi="TH SarabunPSK" w:cs="TH SarabunPSK" w:hint="cs"/>
+                <w:sz w:val="32"/>
+                <w:szCs w:val="32"/>
+                <w:cs/>
+              </w:rPr>
+            </w:pPr>
+            <w:r>
+              <w:rPr>
+                <w:rFonts w:ascii="TH SarabunPSK" w:eastAsia="Calibri" w:hAnsi="TH SarabunPSK" w:cs="TH SarabunPSK" w:hint="cs"/>
+                <w:sz w:val="32"/>
+                <w:szCs w:val="32"/>
+                <w:cs/>
+              </w:rPr>
+              <w:t>4-19</w:t>
             </w:r>
           </w:p>
         </w:tc>
@@ -9724,8 +9722,9 @@
           <w:p>
             <w:pPr>
               <w:tabs>
-                <w:tab w:val="left" w:pos="537"/>
-              </w:tabs>
+                <w:tab w:val="left" w:pos="1843"/>
+              </w:tabs>
+              <w:ind w:left="32"/>
               <w:rPr>
                 <w:rFonts w:ascii="TH SarabunPSK" w:hAnsi="TH SarabunPSK" w:cs="TH SarabunPSK"/>
                 <w:sz w:val="32"/>
@@ -9740,7 +9739,7 @@
                 <w:szCs w:val="32"/>
                 <w:cs/>
               </w:rPr>
-              <w:t>หน้าการเรียกดูเอกสารหนังสือรับรองการหักภาษี ณ ที่จ่าย (ทวิ 50)</w:t>
+              <w:t>หน้าตรวจสอบความประพฤติของตนเอง</w:t>
             </w:r>
           </w:p>
         </w:tc>
@@ -9755,19 +9754,20 @@
               </w:tabs>
               <w:jc w:val="right"/>
               <w:rPr>
-                <w:rFonts w:ascii="TH SarabunPSK" w:eastAsia="Calibri" w:hAnsi="TH SarabunPSK" w:cs="TH SarabunPSK"/>
-                <w:sz w:val="32"/>
-                <w:szCs w:val="32"/>
-                <w:cs/>
-              </w:rPr>
-            </w:pPr>
-            <w:r>
-              <w:rPr>
-                <w:rFonts w:ascii="TH SarabunPSK" w:eastAsia="Calibri" w:hAnsi="TH SarabunPSK" w:cs="TH SarabunPSK"/>
-                <w:sz w:val="32"/>
-                <w:szCs w:val="32"/>
-              </w:rPr>
-              <w:t>96</w:t>
+                <w:rFonts w:ascii="TH SarabunPSK" w:eastAsia="Calibri" w:hAnsi="TH SarabunPSK" w:cs="TH SarabunPSK" w:hint="cs"/>
+                <w:sz w:val="32"/>
+                <w:szCs w:val="32"/>
+                <w:cs/>
+              </w:rPr>
+            </w:pPr>
+            <w:r>
+              <w:rPr>
+                <w:rFonts w:ascii="TH SarabunPSK" w:eastAsia="Calibri" w:hAnsi="TH SarabunPSK" w:cs="TH SarabunPSK" w:hint="cs"/>
+                <w:sz w:val="32"/>
+                <w:szCs w:val="32"/>
+                <w:cs/>
+              </w:rPr>
+              <w:t>95</w:t>
             </w:r>
           </w:p>
         </w:tc>
@@ -9782,22 +9782,23 @@
               <w:tabs>
                 <w:tab w:val="left" w:pos="1843"/>
               </w:tabs>
-              <w:jc w:val="right"/>
-              <w:rPr>
-                <w:rFonts w:ascii="TH SarabunPSK" w:eastAsia="Calibri" w:hAnsi="TH SarabunPSK" w:cs="TH SarabunPSK"/>
-                <w:sz w:val="32"/>
-                <w:szCs w:val="32"/>
-                <w:cs/>
-              </w:rPr>
-            </w:pPr>
-            <w:r>
-              <w:rPr>
-                <w:rFonts w:ascii="TH SarabunPSK" w:eastAsia="Calibri" w:hAnsi="TH SarabunPSK" w:cs="TH SarabunPSK" w:hint="cs"/>
-                <w:sz w:val="32"/>
-                <w:szCs w:val="32"/>
-                <w:cs/>
-              </w:rPr>
-              <w:t>4-22</w:t>
+              <w:ind w:right="-104"/>
+              <w:jc w:val="right"/>
+              <w:rPr>
+                <w:rFonts w:ascii="TH SarabunPSK" w:eastAsia="Calibri" w:hAnsi="TH SarabunPSK" w:cs="TH SarabunPSK" w:hint="cs"/>
+                <w:sz w:val="32"/>
+                <w:szCs w:val="32"/>
+                <w:cs/>
+              </w:rPr>
+            </w:pPr>
+            <w:r>
+              <w:rPr>
+                <w:rFonts w:ascii="TH SarabunPSK" w:eastAsia="Calibri" w:hAnsi="TH SarabunPSK" w:cs="TH SarabunPSK" w:hint="cs"/>
+                <w:sz w:val="32"/>
+                <w:szCs w:val="32"/>
+                <w:cs/>
+              </w:rPr>
+              <w:t>4-20</w:t>
             </w:r>
           </w:p>
         </w:tc>
@@ -9808,8 +9809,9 @@
           <w:p>
             <w:pPr>
               <w:tabs>
-                <w:tab w:val="left" w:pos="537"/>
-              </w:tabs>
+                <w:tab w:val="left" w:pos="1843"/>
+              </w:tabs>
+              <w:ind w:left="32"/>
               <w:rPr>
                 <w:rFonts w:ascii="TH SarabunPSK" w:hAnsi="TH SarabunPSK" w:cs="TH SarabunPSK"/>
                 <w:sz w:val="32"/>
@@ -9824,24 +9826,7 @@
                 <w:szCs w:val="32"/>
                 <w:cs/>
               </w:rPr>
-              <w:t xml:space="preserve">หน้าการเพิ่มบัญชี </w:t>
-            </w:r>
-            <w:r>
-              <w:rPr>
-                <w:rFonts w:ascii="TH SarabunPSK" w:hAnsi="TH SarabunPSK" w:cs="TH SarabunPSK"/>
-                <w:sz w:val="32"/>
-                <w:szCs w:val="32"/>
-              </w:rPr>
-              <w:t xml:space="preserve">LINE Official Account </w:t>
-            </w:r>
-            <w:r>
-              <w:rPr>
-                <w:rFonts w:ascii="TH SarabunPSK" w:hAnsi="TH SarabunPSK" w:cs="TH SarabunPSK"/>
-                <w:sz w:val="32"/>
-                <w:szCs w:val="32"/>
-                <w:cs/>
-              </w:rPr>
-              <w:t>เข้าสู่กลุ่มสนทนา</w:t>
+              <w:t>หน้าตรวจสอบสัญญาจ้างของตนเอง</w:t>
             </w:r>
           </w:p>
         </w:tc>
@@ -9856,19 +9841,20 @@
               </w:tabs>
               <w:jc w:val="right"/>
               <w:rPr>
-                <w:rFonts w:ascii="TH SarabunPSK" w:eastAsia="Calibri" w:hAnsi="TH SarabunPSK" w:cs="TH SarabunPSK"/>
-                <w:sz w:val="32"/>
-                <w:szCs w:val="32"/>
-                <w:cs/>
-              </w:rPr>
-            </w:pPr>
-            <w:r>
-              <w:rPr>
-                <w:rFonts w:ascii="TH SarabunPSK" w:eastAsia="Calibri" w:hAnsi="TH SarabunPSK" w:cs="TH SarabunPSK"/>
-                <w:sz w:val="32"/>
-                <w:szCs w:val="32"/>
-              </w:rPr>
-              <w:t>96</w:t>
+                <w:rFonts w:ascii="TH SarabunPSK" w:eastAsia="Calibri" w:hAnsi="TH SarabunPSK" w:cs="TH SarabunPSK" w:hint="cs"/>
+                <w:sz w:val="32"/>
+                <w:szCs w:val="32"/>
+                <w:cs/>
+              </w:rPr>
+            </w:pPr>
+            <w:r>
+              <w:rPr>
+                <w:rFonts w:ascii="TH SarabunPSK" w:eastAsia="Calibri" w:hAnsi="TH SarabunPSK" w:cs="TH SarabunPSK" w:hint="cs"/>
+                <w:sz w:val="32"/>
+                <w:szCs w:val="32"/>
+                <w:cs/>
+              </w:rPr>
+              <w:t>95</w:t>
             </w:r>
           </w:p>
         </w:tc>
@@ -9883,22 +9869,23 @@
               <w:tabs>
                 <w:tab w:val="left" w:pos="1843"/>
               </w:tabs>
-              <w:jc w:val="right"/>
-              <w:rPr>
-                <w:rFonts w:ascii="TH SarabunPSK" w:eastAsia="Calibri" w:hAnsi="TH SarabunPSK" w:cs="TH SarabunPSK"/>
-                <w:sz w:val="32"/>
-                <w:szCs w:val="32"/>
-                <w:cs/>
-              </w:rPr>
-            </w:pPr>
-            <w:r>
-              <w:rPr>
-                <w:rFonts w:ascii="TH SarabunPSK" w:eastAsia="Calibri" w:hAnsi="TH SarabunPSK" w:cs="TH SarabunPSK" w:hint="cs"/>
-                <w:sz w:val="32"/>
-                <w:szCs w:val="32"/>
-                <w:cs/>
-              </w:rPr>
-              <w:t>4-23</w:t>
+              <w:ind w:right="-104"/>
+              <w:jc w:val="right"/>
+              <w:rPr>
+                <w:rFonts w:ascii="TH SarabunPSK" w:eastAsia="Calibri" w:hAnsi="TH SarabunPSK" w:cs="TH SarabunPSK" w:hint="cs"/>
+                <w:sz w:val="32"/>
+                <w:szCs w:val="32"/>
+                <w:cs/>
+              </w:rPr>
+            </w:pPr>
+            <w:r>
+              <w:rPr>
+                <w:rFonts w:ascii="TH SarabunPSK" w:eastAsia="Calibri" w:hAnsi="TH SarabunPSK" w:cs="TH SarabunPSK" w:hint="cs"/>
+                <w:sz w:val="32"/>
+                <w:szCs w:val="32"/>
+                <w:cs/>
+              </w:rPr>
+              <w:t>4-21</w:t>
             </w:r>
           </w:p>
         </w:tc>
@@ -9909,8 +9896,9 @@
           <w:p>
             <w:pPr>
               <w:tabs>
-                <w:tab w:val="left" w:pos="537"/>
-              </w:tabs>
+                <w:tab w:val="left" w:pos="1843"/>
+              </w:tabs>
+              <w:ind w:left="32"/>
               <w:rPr>
                 <w:rFonts w:ascii="TH SarabunPSK" w:hAnsi="TH SarabunPSK" w:cs="TH SarabunPSK"/>
                 <w:sz w:val="32"/>
@@ -9925,7 +9913,7 @@
                 <w:szCs w:val="32"/>
                 <w:cs/>
               </w:rPr>
-              <w:t>หน้าสร้างการประชุมในกลุ่มสนทนา</w:t>
+              <w:t>หน้าการเรียกดูเอกสารหนังสือรับรองการหักภาษี ณ ที่จ่าย (ทวิ 50)</w:t>
             </w:r>
           </w:p>
         </w:tc>
@@ -9940,19 +9928,20 @@
               </w:tabs>
               <w:jc w:val="right"/>
               <w:rPr>
-                <w:rFonts w:ascii="TH SarabunPSK" w:eastAsia="Calibri" w:hAnsi="TH SarabunPSK" w:cs="TH SarabunPSK"/>
-                <w:sz w:val="32"/>
-                <w:szCs w:val="32"/>
-                <w:cs/>
-              </w:rPr>
-            </w:pPr>
-            <w:r>
-              <w:rPr>
-                <w:rFonts w:ascii="TH SarabunPSK" w:eastAsia="Calibri" w:hAnsi="TH SarabunPSK" w:cs="TH SarabunPSK"/>
-                <w:sz w:val="32"/>
-                <w:szCs w:val="32"/>
-              </w:rPr>
-              <w:t>97</w:t>
+                <w:rFonts w:ascii="TH SarabunPSK" w:eastAsia="Calibri" w:hAnsi="TH SarabunPSK" w:cs="TH SarabunPSK" w:hint="cs"/>
+                <w:sz w:val="32"/>
+                <w:szCs w:val="32"/>
+                <w:cs/>
+              </w:rPr>
+            </w:pPr>
+            <w:r>
+              <w:rPr>
+                <w:rFonts w:ascii="TH SarabunPSK" w:eastAsia="Calibri" w:hAnsi="TH SarabunPSK" w:cs="TH SarabunPSK" w:hint="cs"/>
+                <w:sz w:val="32"/>
+                <w:szCs w:val="32"/>
+                <w:cs/>
+              </w:rPr>
+              <w:t>96</w:t>
             </w:r>
           </w:p>
         </w:tc>
@@ -9967,22 +9956,23 @@
               <w:tabs>
                 <w:tab w:val="left" w:pos="1843"/>
               </w:tabs>
-              <w:jc w:val="right"/>
-              <w:rPr>
-                <w:rFonts w:ascii="TH SarabunPSK" w:eastAsia="Calibri" w:hAnsi="TH SarabunPSK" w:cs="TH SarabunPSK"/>
-                <w:sz w:val="32"/>
-                <w:szCs w:val="32"/>
-                <w:cs/>
-              </w:rPr>
-            </w:pPr>
-            <w:r>
-              <w:rPr>
-                <w:rFonts w:ascii="TH SarabunPSK" w:eastAsia="Calibri" w:hAnsi="TH SarabunPSK" w:cs="TH SarabunPSK" w:hint="cs"/>
-                <w:sz w:val="32"/>
-                <w:szCs w:val="32"/>
-                <w:cs/>
-              </w:rPr>
-              <w:t>4-24</w:t>
+              <w:ind w:right="-104"/>
+              <w:jc w:val="right"/>
+              <w:rPr>
+                <w:rFonts w:ascii="TH SarabunPSK" w:eastAsia="Calibri" w:hAnsi="TH SarabunPSK" w:cs="TH SarabunPSK" w:hint="cs"/>
+                <w:sz w:val="32"/>
+                <w:szCs w:val="32"/>
+                <w:cs/>
+              </w:rPr>
+            </w:pPr>
+            <w:r>
+              <w:rPr>
+                <w:rFonts w:ascii="TH SarabunPSK" w:eastAsia="Calibri" w:hAnsi="TH SarabunPSK" w:cs="TH SarabunPSK" w:hint="cs"/>
+                <w:sz w:val="32"/>
+                <w:szCs w:val="32"/>
+                <w:cs/>
+              </w:rPr>
+              <w:t>4-22</w:t>
             </w:r>
           </w:p>
         </w:tc>
@@ -9993,8 +9983,9 @@
           <w:p>
             <w:pPr>
               <w:tabs>
-                <w:tab w:val="left" w:pos="537"/>
-              </w:tabs>
+                <w:tab w:val="left" w:pos="1843"/>
+              </w:tabs>
+              <w:ind w:left="32"/>
               <w:rPr>
                 <w:rFonts w:ascii="TH SarabunPSK" w:hAnsi="TH SarabunPSK" w:cs="TH SarabunPSK"/>
                 <w:sz w:val="32"/>
@@ -10009,7 +10000,24 @@
                 <w:szCs w:val="32"/>
                 <w:cs/>
               </w:rPr>
-              <w:t>หน้าการเผยแพร่ข่าวสารประชาสัมพันธ์</w:t>
+              <w:t xml:space="preserve">หน้าการเพิ่มบัญชี </w:t>
+            </w:r>
+            <w:r>
+              <w:rPr>
+                <w:rFonts w:ascii="TH SarabunPSK" w:hAnsi="TH SarabunPSK" w:cs="TH SarabunPSK"/>
+                <w:sz w:val="32"/>
+                <w:szCs w:val="32"/>
+              </w:rPr>
+              <w:t xml:space="preserve">LINE Official Account </w:t>
+            </w:r>
+            <w:r>
+              <w:rPr>
+                <w:rFonts w:ascii="TH SarabunPSK" w:hAnsi="TH SarabunPSK" w:cs="TH SarabunPSK"/>
+                <w:sz w:val="32"/>
+                <w:szCs w:val="32"/>
+                <w:cs/>
+              </w:rPr>
+              <w:t>เข้าสู่กลุ่มสนทนา</w:t>
             </w:r>
           </w:p>
         </w:tc>
@@ -10024,19 +10032,20 @@
               </w:tabs>
               <w:jc w:val="right"/>
               <w:rPr>
-                <w:rFonts w:ascii="TH SarabunPSK" w:eastAsia="Calibri" w:hAnsi="TH SarabunPSK" w:cs="TH SarabunPSK"/>
-                <w:sz w:val="32"/>
-                <w:szCs w:val="32"/>
-                <w:cs/>
-              </w:rPr>
-            </w:pPr>
-            <w:r>
-              <w:rPr>
-                <w:rFonts w:ascii="TH SarabunPSK" w:eastAsia="Calibri" w:hAnsi="TH SarabunPSK" w:cs="TH SarabunPSK"/>
-                <w:sz w:val="32"/>
-                <w:szCs w:val="32"/>
-              </w:rPr>
-              <w:t>97</w:t>
+                <w:rFonts w:ascii="TH SarabunPSK" w:eastAsia="Calibri" w:hAnsi="TH SarabunPSK" w:cs="TH SarabunPSK" w:hint="cs"/>
+                <w:sz w:val="32"/>
+                <w:szCs w:val="32"/>
+                <w:cs/>
+              </w:rPr>
+            </w:pPr>
+            <w:r>
+              <w:rPr>
+                <w:rFonts w:ascii="TH SarabunPSK" w:eastAsia="Calibri" w:hAnsi="TH SarabunPSK" w:cs="TH SarabunPSK" w:hint="cs"/>
+                <w:sz w:val="32"/>
+                <w:szCs w:val="32"/>
+                <w:cs/>
+              </w:rPr>
+              <w:t>96</w:t>
             </w:r>
           </w:p>
         </w:tc>
@@ -10051,22 +10060,23 @@
               <w:tabs>
                 <w:tab w:val="left" w:pos="1843"/>
               </w:tabs>
-              <w:jc w:val="right"/>
-              <w:rPr>
-                <w:rFonts w:ascii="TH SarabunPSK" w:eastAsia="Calibri" w:hAnsi="TH SarabunPSK" w:cs="TH SarabunPSK"/>
-                <w:sz w:val="32"/>
-                <w:szCs w:val="32"/>
-                <w:cs/>
-              </w:rPr>
-            </w:pPr>
-            <w:r>
-              <w:rPr>
-                <w:rFonts w:ascii="TH SarabunPSK" w:eastAsia="Calibri" w:hAnsi="TH SarabunPSK" w:cs="TH SarabunPSK" w:hint="cs"/>
-                <w:sz w:val="32"/>
-                <w:szCs w:val="32"/>
-                <w:cs/>
-              </w:rPr>
-              <w:t>4-25</w:t>
+              <w:ind w:right="-104"/>
+              <w:jc w:val="right"/>
+              <w:rPr>
+                <w:rFonts w:ascii="TH SarabunPSK" w:eastAsia="Calibri" w:hAnsi="TH SarabunPSK" w:cs="TH SarabunPSK" w:hint="cs"/>
+                <w:sz w:val="32"/>
+                <w:szCs w:val="32"/>
+                <w:cs/>
+              </w:rPr>
+            </w:pPr>
+            <w:r>
+              <w:rPr>
+                <w:rFonts w:ascii="TH SarabunPSK" w:eastAsia="Calibri" w:hAnsi="TH SarabunPSK" w:cs="TH SarabunPSK" w:hint="cs"/>
+                <w:sz w:val="32"/>
+                <w:szCs w:val="32"/>
+                <w:cs/>
+              </w:rPr>
+              <w:t>4-23</w:t>
             </w:r>
           </w:p>
         </w:tc>
@@ -10077,8 +10087,9 @@
           <w:p>
             <w:pPr>
               <w:tabs>
-                <w:tab w:val="left" w:pos="537"/>
-              </w:tabs>
+                <w:tab w:val="left" w:pos="1843"/>
+              </w:tabs>
+              <w:ind w:left="32"/>
               <w:rPr>
                 <w:rFonts w:ascii="TH SarabunPSK" w:hAnsi="TH SarabunPSK" w:cs="TH SarabunPSK"/>
                 <w:sz w:val="32"/>
@@ -10093,7 +10104,7 @@
                 <w:szCs w:val="32"/>
                 <w:cs/>
               </w:rPr>
-              <w:t>หน้าการจัดการพฤติกรรมพนักงานในองค์กร</w:t>
+              <w:t>หน้าสร้างการประชุมในกลุ่มสนทนา</w:t>
             </w:r>
           </w:p>
         </w:tc>
@@ -10108,19 +10119,20 @@
               </w:tabs>
               <w:jc w:val="right"/>
               <w:rPr>
-                <w:rFonts w:ascii="TH SarabunPSK" w:eastAsia="Calibri" w:hAnsi="TH SarabunPSK" w:cs="TH SarabunPSK"/>
-                <w:sz w:val="32"/>
-                <w:szCs w:val="32"/>
-                <w:cs/>
-              </w:rPr>
-            </w:pPr>
-            <w:r>
-              <w:rPr>
-                <w:rFonts w:ascii="TH SarabunPSK" w:eastAsia="Calibri" w:hAnsi="TH SarabunPSK" w:cs="TH SarabunPSK"/>
-                <w:sz w:val="32"/>
-                <w:szCs w:val="32"/>
-              </w:rPr>
-              <w:t>98</w:t>
+                <w:rFonts w:ascii="TH SarabunPSK" w:eastAsia="Calibri" w:hAnsi="TH SarabunPSK" w:cs="TH SarabunPSK" w:hint="cs"/>
+                <w:sz w:val="32"/>
+                <w:szCs w:val="32"/>
+                <w:cs/>
+              </w:rPr>
+            </w:pPr>
+            <w:r>
+              <w:rPr>
+                <w:rFonts w:ascii="TH SarabunPSK" w:eastAsia="Calibri" w:hAnsi="TH SarabunPSK" w:cs="TH SarabunPSK" w:hint="cs"/>
+                <w:sz w:val="32"/>
+                <w:szCs w:val="32"/>
+                <w:cs/>
+              </w:rPr>
+              <w:t>97</w:t>
             </w:r>
           </w:p>
         </w:tc>
@@ -10135,22 +10147,23 @@
               <w:tabs>
                 <w:tab w:val="left" w:pos="1843"/>
               </w:tabs>
-              <w:jc w:val="right"/>
-              <w:rPr>
-                <w:rFonts w:ascii="TH SarabunPSK" w:eastAsia="Calibri" w:hAnsi="TH SarabunPSK" w:cs="TH SarabunPSK"/>
-                <w:sz w:val="32"/>
-                <w:szCs w:val="32"/>
-                <w:cs/>
-              </w:rPr>
-            </w:pPr>
-            <w:r>
-              <w:rPr>
-                <w:rFonts w:ascii="TH SarabunPSK" w:eastAsia="Calibri" w:hAnsi="TH SarabunPSK" w:cs="TH SarabunPSK" w:hint="cs"/>
-                <w:sz w:val="32"/>
-                <w:szCs w:val="32"/>
-                <w:cs/>
-              </w:rPr>
-              <w:t>4-26</w:t>
+              <w:ind w:right="-104"/>
+              <w:jc w:val="right"/>
+              <w:rPr>
+                <w:rFonts w:ascii="TH SarabunPSK" w:eastAsia="Calibri" w:hAnsi="TH SarabunPSK" w:cs="TH SarabunPSK" w:hint="cs"/>
+                <w:sz w:val="32"/>
+                <w:szCs w:val="32"/>
+                <w:cs/>
+              </w:rPr>
+            </w:pPr>
+            <w:r>
+              <w:rPr>
+                <w:rFonts w:ascii="TH SarabunPSK" w:eastAsia="Calibri" w:hAnsi="TH SarabunPSK" w:cs="TH SarabunPSK" w:hint="cs"/>
+                <w:sz w:val="32"/>
+                <w:szCs w:val="32"/>
+                <w:cs/>
+              </w:rPr>
+              <w:t>4-24</w:t>
             </w:r>
           </w:p>
         </w:tc>
@@ -10161,8 +10174,9 @@
           <w:p>
             <w:pPr>
               <w:tabs>
-                <w:tab w:val="left" w:pos="537"/>
-              </w:tabs>
+                <w:tab w:val="left" w:pos="1843"/>
+              </w:tabs>
+              <w:ind w:left="32"/>
               <w:rPr>
                 <w:rFonts w:ascii="TH SarabunPSK" w:hAnsi="TH SarabunPSK" w:cs="TH SarabunPSK"/>
                 <w:sz w:val="32"/>
@@ -10177,7 +10191,7 @@
                 <w:szCs w:val="32"/>
                 <w:cs/>
               </w:rPr>
-              <w:t>หน้าตรวจสอบรายงานสรุปพฤติกรรมบันทึกเวลาเข้าออกงาน</w:t>
+              <w:t>หน้าการเผยแพร่ข่าวสารประชาสัมพันธ์</w:t>
             </w:r>
           </w:p>
         </w:tc>
@@ -10192,19 +10206,20 @@
               </w:tabs>
               <w:jc w:val="right"/>
               <w:rPr>
-                <w:rFonts w:ascii="TH SarabunPSK" w:eastAsia="Calibri" w:hAnsi="TH SarabunPSK" w:cs="TH SarabunPSK"/>
-                <w:sz w:val="32"/>
-                <w:szCs w:val="32"/>
-                <w:cs/>
-              </w:rPr>
-            </w:pPr>
-            <w:r>
-              <w:rPr>
-                <w:rFonts w:ascii="TH SarabunPSK" w:eastAsia="Calibri" w:hAnsi="TH SarabunPSK" w:cs="TH SarabunPSK"/>
-                <w:sz w:val="32"/>
-                <w:szCs w:val="32"/>
-              </w:rPr>
-              <w:t>98</w:t>
+                <w:rFonts w:ascii="TH SarabunPSK" w:eastAsia="Calibri" w:hAnsi="TH SarabunPSK" w:cs="TH SarabunPSK" w:hint="cs"/>
+                <w:sz w:val="32"/>
+                <w:szCs w:val="32"/>
+                <w:cs/>
+              </w:rPr>
+            </w:pPr>
+            <w:r>
+              <w:rPr>
+                <w:rFonts w:ascii="TH SarabunPSK" w:eastAsia="Calibri" w:hAnsi="TH SarabunPSK" w:cs="TH SarabunPSK" w:hint="cs"/>
+                <w:sz w:val="32"/>
+                <w:szCs w:val="32"/>
+                <w:cs/>
+              </w:rPr>
+              <w:t>97</w:t>
             </w:r>
           </w:p>
         </w:tc>
@@ -10219,22 +10234,23 @@
               <w:tabs>
                 <w:tab w:val="left" w:pos="1843"/>
               </w:tabs>
-              <w:jc w:val="right"/>
-              <w:rPr>
-                <w:rFonts w:ascii="TH SarabunPSK" w:eastAsia="Calibri" w:hAnsi="TH SarabunPSK" w:cs="TH SarabunPSK"/>
-                <w:sz w:val="32"/>
-                <w:szCs w:val="32"/>
-                <w:cs/>
-              </w:rPr>
-            </w:pPr>
-            <w:r>
-              <w:rPr>
-                <w:rFonts w:ascii="TH SarabunPSK" w:eastAsia="Calibri" w:hAnsi="TH SarabunPSK" w:cs="TH SarabunPSK" w:hint="cs"/>
-                <w:sz w:val="32"/>
-                <w:szCs w:val="32"/>
-                <w:cs/>
-              </w:rPr>
-              <w:t>4-27</w:t>
+              <w:ind w:right="-104"/>
+              <w:jc w:val="right"/>
+              <w:rPr>
+                <w:rFonts w:ascii="TH SarabunPSK" w:eastAsia="Calibri" w:hAnsi="TH SarabunPSK" w:cs="TH SarabunPSK" w:hint="cs"/>
+                <w:sz w:val="32"/>
+                <w:szCs w:val="32"/>
+                <w:cs/>
+              </w:rPr>
+            </w:pPr>
+            <w:r>
+              <w:rPr>
+                <w:rFonts w:ascii="TH SarabunPSK" w:eastAsia="Calibri" w:hAnsi="TH SarabunPSK" w:cs="TH SarabunPSK" w:hint="cs"/>
+                <w:sz w:val="32"/>
+                <w:szCs w:val="32"/>
+                <w:cs/>
+              </w:rPr>
+              <w:t>4-25</w:t>
             </w:r>
           </w:p>
         </w:tc>
@@ -10245,8 +10261,9 @@
           <w:p>
             <w:pPr>
               <w:tabs>
-                <w:tab w:val="left" w:pos="537"/>
-              </w:tabs>
+                <w:tab w:val="left" w:pos="1843"/>
+              </w:tabs>
+              <w:ind w:left="32"/>
               <w:rPr>
                 <w:rFonts w:ascii="TH SarabunPSK" w:hAnsi="TH SarabunPSK" w:cs="TH SarabunPSK"/>
                 <w:sz w:val="32"/>
@@ -10261,7 +10278,7 @@
                 <w:szCs w:val="32"/>
                 <w:cs/>
               </w:rPr>
-              <w:t>หน้าการจัดการนำเข้าข้อมูลเอกสารสรุปการจ่ายเงินเดือน</w:t>
+              <w:t>หน้าการจัดการพฤติกรรมพนักงานในองค์กร</w:t>
             </w:r>
           </w:p>
         </w:tc>
@@ -10276,19 +10293,20 @@
               </w:tabs>
               <w:jc w:val="right"/>
               <w:rPr>
-                <w:rFonts w:ascii="TH SarabunPSK" w:eastAsia="Calibri" w:hAnsi="TH SarabunPSK" w:cs="TH SarabunPSK"/>
-                <w:sz w:val="32"/>
-                <w:szCs w:val="32"/>
-                <w:cs/>
-              </w:rPr>
-            </w:pPr>
-            <w:r>
-              <w:rPr>
-                <w:rFonts w:ascii="TH SarabunPSK" w:eastAsia="Calibri" w:hAnsi="TH SarabunPSK" w:cs="TH SarabunPSK"/>
-                <w:sz w:val="32"/>
-                <w:szCs w:val="32"/>
-              </w:rPr>
-              <w:t>99</w:t>
+                <w:rFonts w:ascii="TH SarabunPSK" w:eastAsia="Calibri" w:hAnsi="TH SarabunPSK" w:cs="TH SarabunPSK" w:hint="cs"/>
+                <w:sz w:val="32"/>
+                <w:szCs w:val="32"/>
+                <w:cs/>
+              </w:rPr>
+            </w:pPr>
+            <w:r>
+              <w:rPr>
+                <w:rFonts w:ascii="TH SarabunPSK" w:eastAsia="Calibri" w:hAnsi="TH SarabunPSK" w:cs="TH SarabunPSK" w:hint="cs"/>
+                <w:sz w:val="32"/>
+                <w:szCs w:val="32"/>
+                <w:cs/>
+              </w:rPr>
+              <w:t>98</w:t>
             </w:r>
           </w:p>
         </w:tc>
@@ -10303,22 +10321,23 @@
               <w:tabs>
                 <w:tab w:val="left" w:pos="1843"/>
               </w:tabs>
-              <w:jc w:val="right"/>
-              <w:rPr>
-                <w:rFonts w:ascii="TH SarabunPSK" w:eastAsia="Calibri" w:hAnsi="TH SarabunPSK" w:cs="TH SarabunPSK"/>
-                <w:sz w:val="32"/>
-                <w:szCs w:val="32"/>
-                <w:cs/>
-              </w:rPr>
-            </w:pPr>
-            <w:r>
-              <w:rPr>
-                <w:rFonts w:ascii="TH SarabunPSK" w:eastAsia="Calibri" w:hAnsi="TH SarabunPSK" w:cs="TH SarabunPSK" w:hint="cs"/>
-                <w:sz w:val="32"/>
-                <w:szCs w:val="32"/>
-                <w:cs/>
-              </w:rPr>
-              <w:t>4-28</w:t>
+              <w:ind w:right="-104"/>
+              <w:jc w:val="right"/>
+              <w:rPr>
+                <w:rFonts w:ascii="TH SarabunPSK" w:eastAsia="Calibri" w:hAnsi="TH SarabunPSK" w:cs="TH SarabunPSK" w:hint="cs"/>
+                <w:sz w:val="32"/>
+                <w:szCs w:val="32"/>
+                <w:cs/>
+              </w:rPr>
+            </w:pPr>
+            <w:r>
+              <w:rPr>
+                <w:rFonts w:ascii="TH SarabunPSK" w:eastAsia="Calibri" w:hAnsi="TH SarabunPSK" w:cs="TH SarabunPSK" w:hint="cs"/>
+                <w:sz w:val="32"/>
+                <w:szCs w:val="32"/>
+                <w:cs/>
+              </w:rPr>
+              <w:t>4-26</w:t>
             </w:r>
           </w:p>
         </w:tc>
@@ -10329,8 +10348,9 @@
           <w:p>
             <w:pPr>
               <w:tabs>
-                <w:tab w:val="left" w:pos="537"/>
-              </w:tabs>
+                <w:tab w:val="left" w:pos="1843"/>
+              </w:tabs>
+              <w:ind w:left="32"/>
               <w:rPr>
                 <w:rFonts w:ascii="TH SarabunPSK" w:hAnsi="TH SarabunPSK" w:cs="TH SarabunPSK"/>
                 <w:sz w:val="32"/>
@@ -10345,7 +10365,7 @@
                 <w:szCs w:val="32"/>
                 <w:cs/>
               </w:rPr>
-              <w:t>หน้าสร้างนัดหมายการประชุมและระบุรายชื่อผู้เข้าร่วมประชุม</w:t>
+              <w:t>หน้าตรวจสอบรายงานสรุปพฤติกรรมบันทึกเวลาเข้าออกงาน</w:t>
             </w:r>
           </w:p>
         </w:tc>
@@ -10360,19 +10380,20 @@
               </w:tabs>
               <w:jc w:val="right"/>
               <w:rPr>
-                <w:rFonts w:ascii="TH SarabunPSK" w:eastAsia="Calibri" w:hAnsi="TH SarabunPSK" w:cs="TH SarabunPSK"/>
-                <w:sz w:val="32"/>
-                <w:szCs w:val="32"/>
-                <w:cs/>
-              </w:rPr>
-            </w:pPr>
-            <w:r>
-              <w:rPr>
-                <w:rFonts w:ascii="TH SarabunPSK" w:eastAsia="Calibri" w:hAnsi="TH SarabunPSK" w:cs="TH SarabunPSK"/>
-                <w:sz w:val="32"/>
-                <w:szCs w:val="32"/>
-              </w:rPr>
-              <w:t>99</w:t>
+                <w:rFonts w:ascii="TH SarabunPSK" w:eastAsia="Calibri" w:hAnsi="TH SarabunPSK" w:cs="TH SarabunPSK" w:hint="cs"/>
+                <w:sz w:val="32"/>
+                <w:szCs w:val="32"/>
+                <w:cs/>
+              </w:rPr>
+            </w:pPr>
+            <w:r>
+              <w:rPr>
+                <w:rFonts w:ascii="TH SarabunPSK" w:eastAsia="Calibri" w:hAnsi="TH SarabunPSK" w:cs="TH SarabunPSK" w:hint="cs"/>
+                <w:sz w:val="32"/>
+                <w:szCs w:val="32"/>
+                <w:cs/>
+              </w:rPr>
+              <w:t>98</w:t>
             </w:r>
           </w:p>
         </w:tc>
@@ -10387,9 +10408,184 @@
               <w:tabs>
                 <w:tab w:val="left" w:pos="1843"/>
               </w:tabs>
-              <w:jc w:val="right"/>
-              <w:rPr>
-                <w:rFonts w:ascii="TH SarabunPSK" w:eastAsia="Calibri" w:hAnsi="TH SarabunPSK" w:cs="TH SarabunPSK"/>
+              <w:ind w:right="-104"/>
+              <w:jc w:val="right"/>
+              <w:rPr>
+                <w:rFonts w:ascii="TH SarabunPSK" w:eastAsia="Calibri" w:hAnsi="TH SarabunPSK" w:cs="TH SarabunPSK" w:hint="cs"/>
+                <w:sz w:val="32"/>
+                <w:szCs w:val="32"/>
+                <w:cs/>
+              </w:rPr>
+            </w:pPr>
+            <w:r>
+              <w:rPr>
+                <w:rFonts w:ascii="TH SarabunPSK" w:eastAsia="Calibri" w:hAnsi="TH SarabunPSK" w:cs="TH SarabunPSK" w:hint="cs"/>
+                <w:sz w:val="32"/>
+                <w:szCs w:val="32"/>
+                <w:cs/>
+              </w:rPr>
+              <w:t>4-27</w:t>
+            </w:r>
+          </w:p>
+        </w:tc>
+        <w:tc>
+          <w:tcPr>
+            <w:tcW w:w="6667" w:type="dxa"/>
+          </w:tcPr>
+          <w:p>
+            <w:pPr>
+              <w:tabs>
+                <w:tab w:val="left" w:pos="1843"/>
+              </w:tabs>
+              <w:ind w:left="32"/>
+              <w:rPr>
+                <w:rFonts w:ascii="TH SarabunPSK" w:hAnsi="TH SarabunPSK" w:cs="TH SarabunPSK"/>
+                <w:sz w:val="32"/>
+                <w:szCs w:val="32"/>
+                <w:cs/>
+              </w:rPr>
+            </w:pPr>
+            <w:r>
+              <w:rPr>
+                <w:rFonts w:ascii="TH SarabunPSK" w:hAnsi="TH SarabunPSK" w:cs="TH SarabunPSK"/>
+                <w:sz w:val="32"/>
+                <w:szCs w:val="32"/>
+                <w:cs/>
+              </w:rPr>
+              <w:t>หน้าการจัดการนำเข้าข้อมูลเอกสารสรุปการจ่ายเงินเดือน</w:t>
+            </w:r>
+          </w:p>
+        </w:tc>
+        <w:tc>
+          <w:tcPr>
+            <w:tcW w:w="641" w:type="dxa"/>
+          </w:tcPr>
+          <w:p>
+            <w:pPr>
+              <w:tabs>
+                <w:tab w:val="left" w:pos="1843"/>
+              </w:tabs>
+              <w:jc w:val="right"/>
+              <w:rPr>
+                <w:rFonts w:ascii="TH SarabunPSK" w:eastAsia="Calibri" w:hAnsi="TH SarabunPSK" w:cs="TH SarabunPSK" w:hint="cs"/>
+                <w:sz w:val="32"/>
+                <w:szCs w:val="32"/>
+                <w:cs/>
+              </w:rPr>
+            </w:pPr>
+            <w:r>
+              <w:rPr>
+                <w:rFonts w:ascii="TH SarabunPSK" w:eastAsia="Calibri" w:hAnsi="TH SarabunPSK" w:cs="TH SarabunPSK" w:hint="cs"/>
+                <w:sz w:val="32"/>
+                <w:szCs w:val="32"/>
+                <w:cs/>
+              </w:rPr>
+              <w:t>99</w:t>
+            </w:r>
+          </w:p>
+        </w:tc>
+      </w:tr>
+      <w:tr>
+        <w:tc>
+          <w:tcPr>
+            <w:tcW w:w="988" w:type="dxa"/>
+          </w:tcPr>
+          <w:p>
+            <w:pPr>
+              <w:tabs>
+                <w:tab w:val="left" w:pos="1843"/>
+              </w:tabs>
+              <w:ind w:right="-104"/>
+              <w:jc w:val="right"/>
+              <w:rPr>
+                <w:rFonts w:ascii="TH SarabunPSK" w:eastAsia="Calibri" w:hAnsi="TH SarabunPSK" w:cs="TH SarabunPSK" w:hint="cs"/>
+                <w:sz w:val="32"/>
+                <w:szCs w:val="32"/>
+                <w:cs/>
+              </w:rPr>
+            </w:pPr>
+            <w:r>
+              <w:rPr>
+                <w:rFonts w:ascii="TH SarabunPSK" w:eastAsia="Calibri" w:hAnsi="TH SarabunPSK" w:cs="TH SarabunPSK" w:hint="cs"/>
+                <w:sz w:val="32"/>
+                <w:szCs w:val="32"/>
+                <w:cs/>
+              </w:rPr>
+              <w:t>4-28</w:t>
+            </w:r>
+          </w:p>
+        </w:tc>
+        <w:tc>
+          <w:tcPr>
+            <w:tcW w:w="6667" w:type="dxa"/>
+          </w:tcPr>
+          <w:p>
+            <w:pPr>
+              <w:tabs>
+                <w:tab w:val="left" w:pos="1843"/>
+              </w:tabs>
+              <w:ind w:left="32"/>
+              <w:rPr>
+                <w:rFonts w:ascii="TH SarabunPSK" w:hAnsi="TH SarabunPSK" w:cs="TH SarabunPSK"/>
+                <w:sz w:val="32"/>
+                <w:szCs w:val="32"/>
+                <w:cs/>
+              </w:rPr>
+            </w:pPr>
+            <w:r>
+              <w:rPr>
+                <w:rFonts w:ascii="TH SarabunPSK" w:hAnsi="TH SarabunPSK" w:cs="TH SarabunPSK"/>
+                <w:sz w:val="32"/>
+                <w:szCs w:val="32"/>
+                <w:cs/>
+              </w:rPr>
+              <w:t>หน้าสร้างนัดหมายการประชุมและระบุรายชื่อผู้เข้าร่วมประชุม</w:t>
+            </w:r>
+          </w:p>
+        </w:tc>
+        <w:tc>
+          <w:tcPr>
+            <w:tcW w:w="641" w:type="dxa"/>
+          </w:tcPr>
+          <w:p>
+            <w:pPr>
+              <w:tabs>
+                <w:tab w:val="left" w:pos="1843"/>
+              </w:tabs>
+              <w:jc w:val="right"/>
+              <w:rPr>
+                <w:rFonts w:ascii="TH SarabunPSK" w:eastAsia="Calibri" w:hAnsi="TH SarabunPSK" w:cs="TH SarabunPSK" w:hint="cs"/>
+                <w:sz w:val="32"/>
+                <w:szCs w:val="32"/>
+                <w:cs/>
+              </w:rPr>
+            </w:pPr>
+            <w:r>
+              <w:rPr>
+                <w:rFonts w:ascii="TH SarabunPSK" w:eastAsia="Calibri" w:hAnsi="TH SarabunPSK" w:cs="TH SarabunPSK" w:hint="cs"/>
+                <w:sz w:val="32"/>
+                <w:szCs w:val="32"/>
+                <w:cs/>
+              </w:rPr>
+              <w:t>99</w:t>
+            </w:r>
+          </w:p>
+        </w:tc>
+      </w:tr>
+      <w:tr>
+        <w:tc>
+          <w:tcPr>
+            <w:tcW w:w="988" w:type="dxa"/>
+          </w:tcPr>
+          <w:p>
+            <w:pPr>
+              <w:tabs>
+                <w:tab w:val="left" w:pos="1843"/>
+              </w:tabs>
+              <w:ind w:right="-104"/>
+              <w:jc w:val="right"/>
+              <w:rPr>
+                <w:rFonts w:ascii="TH SarabunPSK" w:eastAsia="Calibri" w:hAnsi="TH SarabunPSK" w:cs="TH SarabunPSK" w:hint="cs"/>
                 <w:sz w:val="32"/>
                 <w:szCs w:val="32"/>
                 <w:cs/>
@@ -10413,8 +10609,9 @@
           <w:p>
             <w:pPr>
               <w:tabs>
-                <w:tab w:val="left" w:pos="537"/>
-              </w:tabs>
+                <w:tab w:val="left" w:pos="1843"/>
+              </w:tabs>
+              <w:ind w:left="32"/>
               <w:rPr>
                 <w:rFonts w:ascii="TH SarabunPSK" w:hAnsi="TH SarabunPSK" w:cs="TH SarabunPSK"/>
                 <w:sz w:val="32"/>
@@ -10444,28 +10641,20 @@
               </w:tabs>
               <w:jc w:val="right"/>
               <w:rPr>
-                <w:rFonts w:ascii="TH SarabunPSK" w:eastAsia="Calibri" w:hAnsi="TH SarabunPSK" w:cs="TH SarabunPSK"/>
-                <w:sz w:val="32"/>
-                <w:szCs w:val="32"/>
-                <w:cs/>
-              </w:rPr>
-            </w:pPr>
-            <w:r>
-              <w:rPr>
-                <w:rFonts w:ascii="TH SarabunPSK" w:eastAsia="Calibri" w:hAnsi="TH SarabunPSK" w:cs="TH SarabunPSK" w:hint="cs"/>
-                <w:sz w:val="32"/>
-                <w:szCs w:val="32"/>
-                <w:cs/>
-              </w:rPr>
-              <w:t>10</w:t>
-            </w:r>
-            <w:r>
-              <w:rPr>
-                <w:rFonts w:ascii="TH SarabunPSK" w:eastAsia="Calibri" w:hAnsi="TH SarabunPSK" w:cs="TH SarabunPSK"/>
-                <w:sz w:val="32"/>
-                <w:szCs w:val="32"/>
-              </w:rPr>
-              <w:t>0</w:t>
+                <w:rFonts w:ascii="TH SarabunPSK" w:eastAsia="Calibri" w:hAnsi="TH SarabunPSK" w:cs="TH SarabunPSK" w:hint="cs"/>
+                <w:sz w:val="32"/>
+                <w:szCs w:val="32"/>
+                <w:cs/>
+              </w:rPr>
+            </w:pPr>
+            <w:r>
+              <w:rPr>
+                <w:rFonts w:ascii="TH SarabunPSK" w:eastAsia="Calibri" w:hAnsi="TH SarabunPSK" w:cs="TH SarabunPSK" w:hint="cs"/>
+                <w:sz w:val="32"/>
+                <w:szCs w:val="32"/>
+                <w:cs/>
+              </w:rPr>
+              <w:t>100</w:t>
             </w:r>
           </w:p>
         </w:tc>
@@ -10474,10 +10663,11 @@
     <w:p>
       <w:pPr>
         <w:spacing w:after="0" w:line="240" w:lineRule="auto"/>
+        <w:jc w:val="center"/>
         <w:rPr>
           <w:rFonts w:ascii="TH SarabunPSK" w:hAnsi="TH SarabunPSK" w:cs="TH SarabunPSK"/>
-          <w:sz w:val="32"/>
-          <w:szCs w:val="32"/>
+          <w:sz w:val="16"/>
+          <w:szCs w:val="16"/>
         </w:rPr>
       </w:pPr>
     </w:p>
@@ -11023,7 +11213,7 @@
   <w:style w:type="paragraph" w:default="1" w:styleId="Normal">
     <w:name w:val="Normal"/>
     <w:qFormat/>
-    <w:rsid w:val="0088483B"/>
+    <w:rsid w:val="00561F3F"/>
   </w:style>
   <w:style w:type="character" w:default="1" w:styleId="DefaultParagraphFont">
     <w:name w:val="Default Paragraph Font"/>
